--- a/c/text/s.docx
+++ b/c/text/s.docx
@@ -17,7 +17,7 @@
         <w:bidi w:val="0"/>
         <w:adjustRightInd/>
         <w:snapToGrid/>
-        <w:spacing w:line="240" w:lineRule="auto"/>
+        <w:spacing w:line="320" w:lineRule="exact"/>
         <w:jc w:val="center"/>
         <w:textAlignment w:val="auto"/>
         <w:rPr>
@@ -30,8 +30,8 @@
       <w:r>
         <w:rPr>
           <w:rFonts w:hint="eastAsia" w:ascii="黑体" w:hAnsi="黑体" w:eastAsia="黑体" w:cs="黑体"/>
-          <w:sz w:val="32"/>
-          <w:szCs w:val="32"/>
+          <w:sz w:val="28"/>
+          <w:szCs w:val="28"/>
           <w:lang w:val="en-US" w:eastAsia="zh-CN"/>
         </w:rPr>
         <w:t>我想带您看盛世中国</w:t>
@@ -77,6 +77,32 @@
         </w:rPr>
         <w:t>姐姐，你是从哪里来的？</w:t>
       </w:r>
+      <w:r>
+        <w:rPr>
+          <w:rFonts w:hint="eastAsia" w:ascii="黑体" w:hAnsi="黑体" w:eastAsia="黑体" w:cs="黑体"/>
+          <w:sz w:val="18"/>
+          <w:szCs w:val="18"/>
+          <w:lang w:val="en-US" w:eastAsia="zh-CN"/>
+        </w:rPr>
+        <w:t xml:space="preserve">                            </w:t>
+      </w:r>
+      <w:r>
+        <w:rPr>
+          <w:rFonts w:hint="eastAsia" w:ascii="黑体" w:hAnsi="黑体" w:eastAsia="黑体" w:cs="黑体"/>
+          <w:color w:val="808080" w:themeColor="background1" w:themeShade="80"/>
+          <w:sz w:val="18"/>
+          <w:szCs w:val="18"/>
+        </w:rPr>
+        <w:t>雨希：</w:t>
+      </w:r>
+      <w:r>
+        <w:rPr>
+          <w:rFonts w:hint="eastAsia" w:ascii="黑体" w:hAnsi="黑体" w:eastAsia="黑体" w:cs="黑体"/>
+          <w:sz w:val="18"/>
+          <w:szCs w:val="18"/>
+        </w:rPr>
+        <w:t>我来自新中国</w:t>
+      </w:r>
     </w:p>
     <w:p>
       <w:pPr>
@@ -96,9 +122,10 @@
         <w:spacing w:line="260" w:lineRule="exact"/>
         <w:textAlignment w:val="auto"/>
         <w:rPr>
-          <w:rFonts w:hint="eastAsia" w:ascii="黑体" w:hAnsi="黑体" w:eastAsia="黑体" w:cs="黑体"/>
-          <w:sz w:val="18"/>
-          <w:szCs w:val="18"/>
+          <w:rFonts w:hint="default" w:ascii="黑体" w:hAnsi="黑体" w:eastAsia="黑体" w:cs="黑体"/>
+          <w:sz w:val="18"/>
+          <w:szCs w:val="18"/>
+          <w:lang w:val="en-US" w:eastAsia="zh-CN"/>
         </w:rPr>
       </w:pPr>
       <w:r>
@@ -108,6 +135,71 @@
           <w:sz w:val="18"/>
           <w:szCs w:val="18"/>
         </w:rPr>
+        <w:t>阅晨：</w:t>
+      </w:r>
+      <w:r>
+        <w:rPr>
+          <w:rFonts w:hint="eastAsia" w:ascii="黑体" w:hAnsi="黑体" w:eastAsia="黑体" w:cs="黑体"/>
+          <w:sz w:val="18"/>
+          <w:szCs w:val="18"/>
+        </w:rPr>
+        <w:t>那我们胜利了吗</w:t>
+      </w:r>
+      <w:r>
+        <w:rPr>
+          <w:rFonts w:hint="eastAsia" w:ascii="黑体" w:hAnsi="黑体" w:eastAsia="黑体" w:cs="黑体"/>
+          <w:sz w:val="18"/>
+          <w:szCs w:val="18"/>
+          <w:lang w:eastAsia="zh-CN"/>
+        </w:rPr>
+        <w:t>？</w:t>
+      </w:r>
+      <w:r>
+        <w:rPr>
+          <w:rFonts w:hint="eastAsia" w:ascii="黑体" w:hAnsi="黑体" w:eastAsia="黑体" w:cs="黑体"/>
+          <w:color w:val="EE822F" w:themeColor="accent2"/>
+          <w:sz w:val="18"/>
+          <w:szCs w:val="18"/>
+          <w:lang w:eastAsia="zh-CN"/>
+          <w14:textFill>
+            <w14:solidFill>
+              <w14:schemeClr w14:val="accent2"/>
+            </w14:solidFill>
+          </w14:textFill>
+        </w:rPr>
+        <w:t>（</w:t>
+      </w:r>
+      <w:r>
+        <w:rPr>
+          <w:rFonts w:hint="eastAsia" w:ascii="黑体" w:hAnsi="黑体" w:eastAsia="黑体" w:cs="黑体"/>
+          <w:color w:val="EE822F" w:themeColor="accent2"/>
+          <w:sz w:val="18"/>
+          <w:szCs w:val="18"/>
+          <w:lang w:val="en-US" w:eastAsia="zh-CN"/>
+          <w14:textFill>
+            <w14:solidFill>
+              <w14:schemeClr w14:val="accent2"/>
+            </w14:solidFill>
+          </w14:textFill>
+        </w:rPr>
+        <w:t>迫切）</w:t>
+      </w:r>
+      <w:r>
+        <w:rPr>
+          <w:rFonts w:hint="eastAsia" w:ascii="黑体" w:hAnsi="黑体" w:eastAsia="黑体" w:cs="黑体"/>
+          <w:sz w:val="18"/>
+          <w:szCs w:val="18"/>
+          <w:lang w:val="en-US" w:eastAsia="zh-CN"/>
+        </w:rPr>
+        <w:t xml:space="preserve">                          </w:t>
+      </w:r>
+      <w:r>
+        <w:rPr>
+          <w:rFonts w:hint="eastAsia" w:ascii="黑体" w:hAnsi="黑体" w:eastAsia="黑体" w:cs="黑体"/>
+          <w:color w:val="808080" w:themeColor="background1" w:themeShade="80"/>
+          <w:sz w:val="18"/>
+          <w:szCs w:val="18"/>
+        </w:rPr>
         <w:t>雨希：</w:t>
       </w:r>
       <w:r>
@@ -116,7 +208,37 @@
           <w:sz w:val="18"/>
           <w:szCs w:val="18"/>
         </w:rPr>
-        <w:t>我来自新中国</w:t>
+        <w:t>胜利了</w:t>
+      </w:r>
+      <w:r>
+        <w:rPr>
+          <w:rFonts w:hint="eastAsia" w:ascii="黑体" w:hAnsi="黑体" w:eastAsia="黑体" w:cs="黑体"/>
+          <w:color w:val="EE822F" w:themeColor="accent2"/>
+          <w:sz w:val="18"/>
+          <w:szCs w:val="18"/>
+          <w:lang w:eastAsia="zh-CN"/>
+          <w14:textFill>
+            <w14:solidFill>
+              <w14:schemeClr w14:val="accent2"/>
+            </w14:solidFill>
+          </w14:textFill>
+        </w:rPr>
+        <w:t>（</w:t>
+      </w:r>
+      <w:r>
+        <w:rPr>
+          <w:rFonts w:hint="eastAsia" w:ascii="黑体" w:hAnsi="黑体" w:eastAsia="黑体" w:cs="黑体"/>
+          <w:color w:val="EE822F" w:themeColor="accent2"/>
+          <w:sz w:val="18"/>
+          <w:szCs w:val="18"/>
+          <w:lang w:val="en-US" w:eastAsia="zh-CN"/>
+          <w14:textFill>
+            <w14:solidFill>
+              <w14:schemeClr w14:val="accent2"/>
+            </w14:solidFill>
+          </w14:textFill>
+        </w:rPr>
+        <w:t>坚定）</w:t>
       </w:r>
     </w:p>
     <w:p>
@@ -137,12 +259,123 @@
         <w:spacing w:line="260" w:lineRule="exact"/>
         <w:textAlignment w:val="auto"/>
         <w:rPr>
-          <w:rFonts w:hint="eastAsia" w:ascii="黑体" w:hAnsi="黑体" w:eastAsia="黑体" w:cs="黑体"/>
+          <w:rFonts w:hint="default" w:ascii="黑体" w:hAnsi="黑体" w:eastAsia="黑体" w:cs="黑体"/>
+          <w:sz w:val="18"/>
+          <w:szCs w:val="18"/>
+          <w:lang w:val="en-US" w:eastAsia="zh-CN"/>
+        </w:rPr>
+      </w:pPr>
+      <w:r>
+        <w:rPr>
+          <w:rFonts w:hint="eastAsia" w:ascii="黑体" w:hAnsi="黑体" w:eastAsia="黑体" w:cs="黑体"/>
+          <w:color w:val="808080" w:themeColor="background1" w:themeShade="80"/>
+          <w:sz w:val="18"/>
+          <w:szCs w:val="18"/>
+        </w:rPr>
+        <w:t>阅晨：</w:t>
+      </w:r>
+      <w:r>
+        <w:rPr>
+          <w:rFonts w:hint="eastAsia" w:ascii="黑体" w:hAnsi="黑体" w:eastAsia="黑体" w:cs="黑体"/>
+          <w:sz w:val="18"/>
+          <w:szCs w:val="18"/>
+        </w:rPr>
+        <w:t>太好了</w:t>
+      </w:r>
+      <w:r>
+        <w:rPr>
+          <w:rFonts w:hint="eastAsia" w:ascii="黑体" w:hAnsi="黑体" w:eastAsia="黑体" w:cs="黑体"/>
+          <w:color w:val="EE822F" w:themeColor="accent2"/>
           <w:sz w:val="18"/>
           <w:szCs w:val="18"/>
           <w:lang w:eastAsia="zh-CN"/>
-        </w:rPr>
-      </w:pPr>
+          <w14:textFill>
+            <w14:solidFill>
+              <w14:schemeClr w14:val="accent2"/>
+            </w14:solidFill>
+          </w14:textFill>
+        </w:rPr>
+        <w:t>（</w:t>
+      </w:r>
+      <w:r>
+        <w:rPr>
+          <w:rFonts w:hint="eastAsia" w:ascii="黑体" w:hAnsi="黑体" w:eastAsia="黑体" w:cs="黑体"/>
+          <w:color w:val="EE822F" w:themeColor="accent2"/>
+          <w:sz w:val="18"/>
+          <w:szCs w:val="18"/>
+          <w:lang w:val="en-US" w:eastAsia="zh-CN"/>
+          <w14:textFill>
+            <w14:solidFill>
+              <w14:schemeClr w14:val="accent2"/>
+            </w14:solidFill>
+          </w14:textFill>
+        </w:rPr>
+        <w:t>激动）</w:t>
+      </w:r>
+      <w:r>
+        <w:rPr>
+          <w:rFonts w:hint="eastAsia" w:ascii="黑体" w:hAnsi="黑体" w:eastAsia="黑体" w:cs="黑体"/>
+          <w:sz w:val="18"/>
+          <w:szCs w:val="18"/>
+          <w:lang w:val="en-US" w:eastAsia="zh-CN"/>
+        </w:rPr>
+        <w:t xml:space="preserve"> </w:t>
+      </w:r>
+      <w:r>
+        <w:rPr>
+          <w:rFonts w:hint="eastAsia" w:ascii="黑体" w:hAnsi="黑体" w:eastAsia="黑体" w:cs="黑体"/>
+          <w:sz w:val="18"/>
+          <w:szCs w:val="18"/>
+        </w:rPr>
+        <w:t>我真想看看</w:t>
+      </w:r>
+      <w:r>
+        <w:rPr>
+          <w:rFonts w:hint="eastAsia" w:ascii="黑体" w:hAnsi="黑体" w:eastAsia="黑体" w:cs="黑体"/>
+          <w:sz w:val="18"/>
+          <w:szCs w:val="18"/>
+          <w:lang w:val="en-US" w:eastAsia="zh-CN"/>
+        </w:rPr>
+        <w:t xml:space="preserve"> </w:t>
+      </w:r>
+      <w:r>
+        <w:rPr>
+          <w:rFonts w:hint="eastAsia" w:ascii="黑体" w:hAnsi="黑体" w:eastAsia="黑体" w:cs="黑体"/>
+          <w:sz w:val="18"/>
+          <w:szCs w:val="18"/>
+        </w:rPr>
+        <w:t>新中国是什么样的</w:t>
+      </w:r>
+      <w:r>
+        <w:rPr>
+          <w:rFonts w:hint="eastAsia" w:ascii="黑体" w:hAnsi="黑体" w:eastAsia="黑体" w:cs="黑体"/>
+          <w:color w:val="EE822F" w:themeColor="accent2"/>
+          <w:sz w:val="18"/>
+          <w:szCs w:val="18"/>
+          <w:lang w:eastAsia="zh-CN"/>
+          <w14:textFill>
+            <w14:solidFill>
+              <w14:schemeClr w14:val="accent2"/>
+            </w14:solidFill>
+          </w14:textFill>
+        </w:rPr>
+        <w:t>（</w:t>
+      </w:r>
+      <w:r>
+        <w:rPr>
+          <w:rFonts w:hint="eastAsia" w:ascii="黑体" w:hAnsi="黑体" w:eastAsia="黑体" w:cs="黑体"/>
+          <w:color w:val="EE822F" w:themeColor="accent2"/>
+          <w:sz w:val="18"/>
+          <w:szCs w:val="18"/>
+          <w:lang w:val="en-US" w:eastAsia="zh-CN"/>
+          <w14:textFill>
+            <w14:solidFill>
+              <w14:schemeClr w14:val="accent2"/>
+            </w14:solidFill>
+          </w14:textFill>
+        </w:rPr>
+        <w:t>憧憬）</w:t>
+      </w:r>
       <w:r>
         <w:rPr>
           <w:rFonts w:hint="eastAsia" w:ascii="黑体" w:hAnsi="黑体" w:eastAsia="黑体" w:cs="黑体"/>
@@ -150,164 +383,45 @@
           <w:sz w:val="18"/>
           <w:szCs w:val="18"/>
         </w:rPr>
-        <w:t>阅晨：</w:t>
-      </w:r>
-      <w:r>
-        <w:rPr>
-          <w:rFonts w:hint="eastAsia" w:ascii="黑体" w:hAnsi="黑体" w:eastAsia="黑体" w:cs="黑体"/>
-          <w:sz w:val="18"/>
-          <w:szCs w:val="18"/>
-        </w:rPr>
-        <w:t>那我们胜利了吗</w:t>
-      </w:r>
-      <w:r>
-        <w:rPr>
-          <w:rFonts w:hint="eastAsia" w:ascii="黑体" w:hAnsi="黑体" w:eastAsia="黑体" w:cs="黑体"/>
+        <w:t>雨希：</w:t>
+      </w:r>
+      <w:r>
+        <w:rPr>
+          <w:rFonts w:hint="eastAsia" w:ascii="黑体" w:hAnsi="黑体" w:eastAsia="黑体" w:cs="黑体"/>
+          <w:sz w:val="18"/>
+          <w:szCs w:val="18"/>
+        </w:rPr>
+        <w:t>来 我带你去看看我们的新中国</w:t>
+      </w:r>
+      <w:r>
+        <w:rPr>
+          <w:rFonts w:hint="eastAsia" w:ascii="黑体" w:hAnsi="黑体" w:eastAsia="黑体" w:cs="黑体"/>
+          <w:color w:val="EE822F" w:themeColor="accent2"/>
           <w:sz w:val="18"/>
           <w:szCs w:val="18"/>
           <w:lang w:eastAsia="zh-CN"/>
-        </w:rPr>
-        <w:t>？</w:t>
-      </w:r>
-    </w:p>
-    <w:p>
-      <w:pPr>
-        <w:keepNext w:val="0"/>
-        <w:keepLines w:val="0"/>
-        <w:pageBreakBefore w:val="0"/>
-        <w:widowControl w:val="0"/>
-        <w:kinsoku/>
-        <w:wordWrap/>
-        <w:overflowPunct/>
-        <w:topLinePunct w:val="0"/>
-        <w:autoSpaceDE/>
-        <w:autoSpaceDN/>
-        <w:bidi w:val="0"/>
-        <w:adjustRightInd/>
-        <w:snapToGrid/>
-        <w:spacing w:line="260" w:lineRule="exact"/>
-        <w:textAlignment w:val="auto"/>
-        <w:rPr>
-          <w:rFonts w:hint="eastAsia" w:ascii="黑体" w:hAnsi="黑体" w:eastAsia="黑体" w:cs="黑体"/>
-          <w:sz w:val="18"/>
-          <w:szCs w:val="18"/>
-        </w:rPr>
-      </w:pPr>
-      <w:r>
-        <w:rPr>
-          <w:rFonts w:hint="eastAsia" w:ascii="黑体" w:hAnsi="黑体" w:eastAsia="黑体" w:cs="黑体"/>
-          <w:color w:val="808080" w:themeColor="background1" w:themeShade="80"/>
-          <w:sz w:val="18"/>
-          <w:szCs w:val="18"/>
-        </w:rPr>
-        <w:t>雨希：</w:t>
-      </w:r>
-      <w:r>
-        <w:rPr>
-          <w:rFonts w:hint="eastAsia" w:ascii="黑体" w:hAnsi="黑体" w:eastAsia="黑体" w:cs="黑体"/>
-          <w:sz w:val="18"/>
-          <w:szCs w:val="18"/>
-        </w:rPr>
-        <w:t>胜利了</w:t>
-      </w:r>
-    </w:p>
-    <w:p>
-      <w:pPr>
-        <w:keepNext w:val="0"/>
-        <w:keepLines w:val="0"/>
-        <w:pageBreakBefore w:val="0"/>
-        <w:widowControl w:val="0"/>
-        <w:kinsoku/>
-        <w:wordWrap/>
-        <w:overflowPunct/>
-        <w:topLinePunct w:val="0"/>
-        <w:autoSpaceDE/>
-        <w:autoSpaceDN/>
-        <w:bidi w:val="0"/>
-        <w:adjustRightInd/>
-        <w:snapToGrid/>
-        <w:spacing w:line="260" w:lineRule="exact"/>
-        <w:textAlignment w:val="auto"/>
-        <w:rPr>
-          <w:rFonts w:hint="eastAsia" w:ascii="黑体" w:hAnsi="黑体" w:eastAsia="黑体" w:cs="黑体"/>
-          <w:sz w:val="18"/>
-          <w:szCs w:val="18"/>
-        </w:rPr>
-      </w:pPr>
-      <w:r>
-        <w:rPr>
-          <w:rFonts w:hint="eastAsia" w:ascii="黑体" w:hAnsi="黑体" w:eastAsia="黑体" w:cs="黑体"/>
-          <w:color w:val="808080" w:themeColor="background1" w:themeShade="80"/>
-          <w:sz w:val="18"/>
-          <w:szCs w:val="18"/>
-        </w:rPr>
-        <w:t>阅晨：</w:t>
-      </w:r>
-      <w:r>
-        <w:rPr>
-          <w:rFonts w:hint="eastAsia" w:ascii="黑体" w:hAnsi="黑体" w:eastAsia="黑体" w:cs="黑体"/>
-          <w:sz w:val="18"/>
-          <w:szCs w:val="18"/>
-        </w:rPr>
-        <w:t>太好了 我真想看看</w:t>
-      </w:r>
-      <w:r>
-        <w:rPr>
-          <w:rFonts w:hint="eastAsia" w:ascii="黑体" w:hAnsi="黑体" w:eastAsia="黑体" w:cs="黑体"/>
-          <w:sz w:val="18"/>
-          <w:szCs w:val="18"/>
-          <w:lang w:val="en-US" w:eastAsia="zh-CN"/>
-        </w:rPr>
-        <w:t xml:space="preserve"> </w:t>
-      </w:r>
-      <w:r>
-        <w:rPr>
-          <w:rFonts w:hint="eastAsia" w:ascii="黑体" w:hAnsi="黑体" w:eastAsia="黑体" w:cs="黑体"/>
-          <w:sz w:val="18"/>
-          <w:szCs w:val="18"/>
-        </w:rPr>
-        <w:t>新中国是什么样的</w:t>
-      </w:r>
-    </w:p>
-    <w:p>
-      <w:pPr>
-        <w:keepNext w:val="0"/>
-        <w:keepLines w:val="0"/>
-        <w:pageBreakBefore w:val="0"/>
-        <w:widowControl w:val="0"/>
-        <w:kinsoku/>
-        <w:wordWrap/>
-        <w:overflowPunct/>
-        <w:topLinePunct w:val="0"/>
-        <w:autoSpaceDE/>
-        <w:autoSpaceDN/>
-        <w:bidi w:val="0"/>
-        <w:adjustRightInd/>
-        <w:snapToGrid/>
-        <w:spacing w:line="260" w:lineRule="exact"/>
-        <w:textAlignment w:val="auto"/>
-        <w:rPr>
-          <w:rFonts w:hint="eastAsia" w:ascii="黑体" w:hAnsi="黑体" w:eastAsia="黑体" w:cs="黑体"/>
-          <w:sz w:val="18"/>
-          <w:szCs w:val="18"/>
-        </w:rPr>
-      </w:pPr>
-      <w:r>
-        <w:rPr>
-          <w:rFonts w:hint="eastAsia" w:ascii="黑体" w:hAnsi="黑体" w:eastAsia="黑体" w:cs="黑体"/>
-          <w:color w:val="808080" w:themeColor="background1" w:themeShade="80"/>
-          <w:sz w:val="18"/>
-          <w:szCs w:val="18"/>
-        </w:rPr>
-        <w:t>雨希：</w:t>
-      </w:r>
-      <w:r>
-        <w:rPr>
-          <w:rFonts w:hint="eastAsia" w:ascii="黑体" w:hAnsi="黑体" w:eastAsia="黑体" w:cs="黑体"/>
-          <w:sz w:val="18"/>
-          <w:szCs w:val="18"/>
-        </w:rPr>
-        <w:t>来 我带你去看看我们的新中国</w:t>
+          <w14:textFill>
+            <w14:solidFill>
+              <w14:schemeClr w14:val="accent2"/>
+            </w14:solidFill>
+          </w14:textFill>
+        </w:rPr>
+        <w:t>（</w:t>
+      </w:r>
+      <w:r>
+        <w:rPr>
+          <w:rFonts w:hint="eastAsia" w:ascii="黑体" w:hAnsi="黑体" w:eastAsia="黑体" w:cs="黑体"/>
+          <w:color w:val="EE822F" w:themeColor="accent2"/>
+          <w:sz w:val="18"/>
+          <w:szCs w:val="18"/>
+          <w:lang w:val="en-US" w:eastAsia="zh-CN"/>
+          <w14:textFill>
+            <w14:solidFill>
+              <w14:schemeClr w14:val="accent2"/>
+            </w14:solidFill>
+          </w14:textFill>
+        </w:rPr>
+        <w:t>欣慰、自豪）</w:t>
       </w:r>
     </w:p>
     <w:p>
@@ -454,6 +568,7 @@
         <w:textAlignment w:val="auto"/>
         <w:rPr>
           <w:rFonts w:hint="eastAsia" w:ascii="黑体" w:hAnsi="黑体" w:eastAsia="黑体" w:cs="黑体"/>
+          <w:color w:val="0000FF"/>
           <w:sz w:val="18"/>
           <w:szCs w:val="18"/>
         </w:rPr>
@@ -470,11 +585,185 @@
       <w:r>
         <w:rPr>
           <w:rFonts w:hint="eastAsia" w:ascii="黑体" w:hAnsi="黑体" w:eastAsia="黑体" w:cs="黑体"/>
-          <w:color w:val="0000FF"/>
-          <w:sz w:val="18"/>
-          <w:szCs w:val="18"/>
-        </w:rPr>
-        <w:t>准备着 时刻准备着</w:t>
+          <w:b/>
+          <w:bCs/>
+          <w:color w:val="0000FF"/>
+          <w:sz w:val="18"/>
+          <w:szCs w:val="18"/>
+        </w:rPr>
+        <w:t>准</w:t>
+      </w:r>
+      <w:r>
+        <w:rPr>
+          <w:rFonts w:hint="eastAsia" w:ascii="黑体" w:hAnsi="黑体" w:eastAsia="黑体" w:cs="黑体"/>
+          <w:color w:val="30C0B4" w:themeColor="accent5"/>
+          <w:sz w:val="18"/>
+          <w:szCs w:val="18"/>
+          <w:lang w:val="en-US" w:eastAsia="zh-CN"/>
+          <w14:textFill>
+            <w14:solidFill>
+              <w14:schemeClr w14:val="accent5"/>
+            </w14:solidFill>
+          </w14:textFill>
+        </w:rPr>
+        <w:t>～</w:t>
+      </w:r>
+      <w:r>
+        <w:rPr>
+          <w:rFonts w:hint="eastAsia" w:ascii="黑体" w:hAnsi="黑体" w:eastAsia="黑体" w:cs="黑体"/>
+          <w:color w:val="0000FF"/>
+          <w:sz w:val="18"/>
+          <w:szCs w:val="18"/>
+        </w:rPr>
+        <w:t xml:space="preserve">备着 </w:t>
+      </w:r>
+      <w:r>
+        <w:rPr>
+          <w:rFonts w:hint="eastAsia" w:ascii="黑体" w:hAnsi="黑体" w:eastAsia="黑体" w:cs="黑体"/>
+          <w:color w:val="0000FF"/>
+          <w:sz w:val="18"/>
+          <w:szCs w:val="18"/>
+          <w:lang w:val="en-US" w:eastAsia="zh-CN"/>
+        </w:rPr>
+        <w:t xml:space="preserve"> </w:t>
+      </w:r>
+      <w:r>
+        <w:rPr>
+          <w:rFonts w:hint="eastAsia" w:ascii="黑体" w:hAnsi="黑体" w:eastAsia="黑体" w:cs="黑体"/>
+          <w:color w:val="0000FF"/>
+          <w:sz w:val="18"/>
+          <w:szCs w:val="18"/>
+        </w:rPr>
+        <w:t>时刻</w:t>
+      </w:r>
+      <w:r>
+        <w:rPr>
+          <w:rFonts w:hint="eastAsia" w:ascii="黑体" w:hAnsi="黑体" w:eastAsia="黑体" w:cs="黑体"/>
+          <w:color w:val="30C0B4" w:themeColor="accent5"/>
+          <w:sz w:val="18"/>
+          <w:szCs w:val="18"/>
+          <w:lang w:val="en-US" w:eastAsia="zh-CN"/>
+          <w14:textFill>
+            <w14:solidFill>
+              <w14:schemeClr w14:val="accent5"/>
+            </w14:solidFill>
+          </w14:textFill>
+        </w:rPr>
+        <w:t>～</w:t>
+      </w:r>
+      <w:r>
+        <w:rPr>
+          <w:rFonts w:hint="eastAsia" w:ascii="黑体" w:hAnsi="黑体" w:eastAsia="黑体" w:cs="黑体"/>
+          <w:color w:val="0000FF"/>
+          <w:sz w:val="18"/>
+          <w:szCs w:val="18"/>
+          <w:lang w:val="en-US" w:eastAsia="zh-CN"/>
+        </w:rPr>
+        <w:t xml:space="preserve"> </w:t>
+      </w:r>
+      <w:r>
+        <w:rPr>
+          <w:rFonts w:hint="eastAsia" w:ascii="黑体" w:hAnsi="黑体" w:eastAsia="黑体" w:cs="黑体"/>
+          <w:b/>
+          <w:bCs/>
+          <w:color w:val="0000FF"/>
+          <w:sz w:val="18"/>
+          <w:szCs w:val="18"/>
+        </w:rPr>
+        <w:t>准</w:t>
+      </w:r>
+      <w:r>
+        <w:rPr>
+          <w:rFonts w:hint="eastAsia" w:ascii="黑体" w:hAnsi="黑体" w:eastAsia="黑体" w:cs="黑体"/>
+          <w:color w:val="30C0B4" w:themeColor="accent5"/>
+          <w:sz w:val="18"/>
+          <w:szCs w:val="18"/>
+          <w:lang w:val="en-US" w:eastAsia="zh-CN"/>
+          <w14:textFill>
+            <w14:solidFill>
+              <w14:schemeClr w14:val="accent5"/>
+            </w14:solidFill>
+          </w14:textFill>
+        </w:rPr>
+        <w:t>～</w:t>
+      </w:r>
+      <w:r>
+        <w:rPr>
+          <w:rFonts w:hint="eastAsia" w:ascii="黑体" w:hAnsi="黑体" w:eastAsia="黑体" w:cs="黑体"/>
+          <w:color w:val="0000FF"/>
+          <w:sz w:val="18"/>
+          <w:szCs w:val="18"/>
+        </w:rPr>
+        <w:t>备着</w:t>
+      </w:r>
+    </w:p>
+    <w:p>
+      <w:pPr>
+        <w:keepNext w:val="0"/>
+        <w:keepLines w:val="0"/>
+        <w:pageBreakBefore w:val="0"/>
+        <w:widowControl w:val="0"/>
+        <w:kinsoku/>
+        <w:wordWrap/>
+        <w:overflowPunct/>
+        <w:topLinePunct w:val="0"/>
+        <w:autoSpaceDE/>
+        <w:autoSpaceDN/>
+        <w:bidi w:val="0"/>
+        <w:adjustRightInd/>
+        <w:snapToGrid/>
+        <w:spacing w:line="140" w:lineRule="exact"/>
+        <w:ind w:firstLine="488" w:firstLineChars="400"/>
+        <w:textAlignment w:val="auto"/>
+        <w:rPr>
+          <w:rFonts w:hint="default" w:ascii="黑体" w:hAnsi="黑体" w:eastAsia="黑体" w:cs="黑体"/>
+          <w:color w:val="FF0000"/>
+          <w:sz w:val="13"/>
+          <w:szCs w:val="13"/>
+          <w:lang w:val="en-US" w:eastAsia="zh-CN"/>
+        </w:rPr>
+      </w:pPr>
+      <w:r>
+        <w:rPr>
+          <w:rFonts w:hint="eastAsia" w:ascii="黑体" w:hAnsi="黑体" w:eastAsia="黑体" w:cs="黑体"/>
+          <w:color w:val="FF0000"/>
+          <w:spacing w:val="0"/>
+          <w:w w:val="94"/>
+          <w:kern w:val="0"/>
+          <w:sz w:val="13"/>
+          <w:szCs w:val="13"/>
+          <w:fitText w:val="2080" w:id="411920230"/>
+          <w:lang w:eastAsia="zh-CN"/>
+        </w:rPr>
+        <w:t>（</w:t>
+      </w:r>
+      <w:r>
+        <w:rPr>
+          <w:rFonts w:hint="eastAsia" w:ascii="黑体" w:hAnsi="黑体" w:eastAsia="黑体" w:cs="黑体"/>
+          <w:color w:val="FF0000"/>
+          <w:spacing w:val="0"/>
+          <w:w w:val="94"/>
+          <w:kern w:val="0"/>
+          <w:sz w:val="13"/>
+          <w:szCs w:val="13"/>
+          <w:fitText w:val="2080" w:id="411920230"/>
+          <w:lang w:val="en-US" w:eastAsia="zh-CN"/>
+        </w:rPr>
+        <w:t>右手握拳在太阳穴旁）（缓慢放下</w:t>
+      </w:r>
+      <w:r>
+        <w:rPr>
+          <w:rFonts w:hint="eastAsia" w:ascii="黑体" w:hAnsi="黑体" w:eastAsia="黑体" w:cs="黑体"/>
+          <w:color w:val="FF0000"/>
+          <w:spacing w:val="3"/>
+          <w:w w:val="94"/>
+          <w:kern w:val="0"/>
+          <w:sz w:val="13"/>
+          <w:szCs w:val="13"/>
+          <w:fitText w:val="2080" w:id="411920230"/>
+          <w:lang w:val="en-US" w:eastAsia="zh-CN"/>
+        </w:rPr>
+        <w:t>）</w:t>
       </w:r>
     </w:p>
     <w:p>
@@ -533,7 +822,8 @@
         <w:bidi w:val="0"/>
         <w:adjustRightInd/>
         <w:snapToGrid/>
-        <w:spacing w:line="260" w:lineRule="exact"/>
+        <w:spacing w:line="140" w:lineRule="exact"/>
+        <w:ind w:firstLine="1411" w:firstLineChars="1700"/>
         <w:textAlignment w:val="auto"/>
         <w:rPr>
           <w:rFonts w:hint="eastAsia" w:ascii="黑体" w:hAnsi="黑体" w:eastAsia="黑体" w:cs="黑体"/>
@@ -544,19 +834,55 @@
       <w:r>
         <w:rPr>
           <w:rFonts w:hint="eastAsia" w:ascii="黑体" w:hAnsi="黑体" w:eastAsia="黑体" w:cs="黑体"/>
-          <w:color w:val="808080" w:themeColor="background1" w:themeShade="80"/>
-          <w:sz w:val="18"/>
-          <w:szCs w:val="18"/>
-        </w:rPr>
-        <w:t>王淮&amp;浩宇：</w:t>
-      </w:r>
-      <w:r>
-        <w:rPr>
-          <w:rFonts w:hint="eastAsia" w:ascii="黑体" w:hAnsi="黑体" w:eastAsia="黑体" w:cs="黑体"/>
-          <w:sz w:val="18"/>
-          <w:szCs w:val="18"/>
-        </w:rPr>
-        <w:t>您看 犯我中华者虽远必诛的民族气节</w:t>
+          <w:color w:val="FF0000"/>
+          <w:spacing w:val="0"/>
+          <w:w w:val="64"/>
+          <w:kern w:val="0"/>
+          <w:sz w:val="13"/>
+          <w:szCs w:val="13"/>
+          <w:fitText w:val="749" w:id="520379356"/>
+          <w:lang w:eastAsia="zh-CN"/>
+        </w:rPr>
+        <w:t>（</w:t>
+      </w:r>
+      <w:r>
+        <w:rPr>
+          <w:rFonts w:hint="eastAsia" w:ascii="黑体" w:hAnsi="黑体" w:eastAsia="黑体" w:cs="黑体"/>
+          <w:color w:val="FF0000"/>
+          <w:spacing w:val="0"/>
+          <w:w w:val="64"/>
+          <w:kern w:val="0"/>
+          <w:sz w:val="13"/>
+          <w:szCs w:val="13"/>
+          <w:fitText w:val="749" w:id="520379356"/>
+          <w:lang w:val="en-US" w:eastAsia="zh-CN"/>
+        </w:rPr>
+        <w:t>双手交叠于胸前</w:t>
+      </w:r>
+      <w:r>
+        <w:rPr>
+          <w:rFonts w:hint="eastAsia" w:ascii="黑体" w:hAnsi="黑体" w:eastAsia="黑体" w:cs="黑体"/>
+          <w:color w:val="FF0000"/>
+          <w:spacing w:val="3"/>
+          <w:w w:val="64"/>
+          <w:kern w:val="0"/>
+          <w:sz w:val="13"/>
+          <w:szCs w:val="13"/>
+          <w:fitText w:val="749" w:id="520379356"/>
+          <w:lang w:val="en-US" w:eastAsia="zh-CN"/>
+        </w:rPr>
+        <w:t>）</w:t>
+      </w:r>
+      <w:r>
+        <w:rPr>
+          <w:rFonts w:hint="eastAsia" w:ascii="黑体" w:hAnsi="黑体" w:eastAsia="黑体" w:cs="黑体"/>
+          <w:color w:val="FF0000"/>
+          <w:kern w:val="0"/>
+          <w:sz w:val="13"/>
+          <w:szCs w:val="13"/>
+          <w:lang w:val="en-US" w:eastAsia="zh-CN"/>
+        </w:rPr>
+        <w:t>(双手往前伸开）   （双手缓慢放下）</w:t>
       </w:r>
     </w:p>
     <w:p>
@@ -589,66 +915,63 @@
           <w:sz w:val="18"/>
           <w:szCs w:val="18"/>
         </w:rPr>
-        <w:t>祥懿：</w:t>
-      </w:r>
-      <w:r>
-        <w:rPr>
-          <w:rFonts w:hint="eastAsia" w:ascii="黑体" w:hAnsi="黑体" w:eastAsia="黑体" w:cs="黑体"/>
-          <w:sz w:val="18"/>
-          <w:szCs w:val="18"/>
-        </w:rPr>
-        <w:t>您看</w:t>
-      </w:r>
-      <w:r>
-        <w:rPr>
-          <w:rFonts w:hint="eastAsia" w:ascii="黑体" w:hAnsi="黑体" w:eastAsia="黑体" w:cs="黑体"/>
-          <w:sz w:val="18"/>
-          <w:szCs w:val="18"/>
-          <w:lang w:val="en-US" w:eastAsia="zh-CN"/>
-        </w:rPr>
-        <w:t xml:space="preserve"> </w:t>
-      </w:r>
-      <w:r>
-        <w:rPr>
-          <w:rFonts w:hint="eastAsia" w:ascii="黑体" w:hAnsi="黑体" w:eastAsia="黑体" w:cs="黑体"/>
-          <w:sz w:val="18"/>
-          <w:szCs w:val="18"/>
-        </w:rPr>
-        <w:t>脱贫攻坚 全面小康</w:t>
-      </w:r>
-      <w:r>
-        <w:rPr>
-          <w:rFonts w:hint="eastAsia" w:ascii="黑体" w:hAnsi="黑体" w:eastAsia="黑体" w:cs="黑体"/>
-          <w:sz w:val="18"/>
-          <w:szCs w:val="18"/>
-          <w:lang w:val="en-US" w:eastAsia="zh-CN"/>
-        </w:rPr>
-        <w:t xml:space="preserve"> </w:t>
-      </w:r>
-      <w:r>
-        <w:rPr>
-          <w:rFonts w:hint="eastAsia" w:ascii="黑体" w:hAnsi="黑体" w:eastAsia="黑体" w:cs="黑体"/>
-          <w:sz w:val="18"/>
-          <w:szCs w:val="18"/>
-        </w:rPr>
-        <w:t>千年梦想</w:t>
-      </w:r>
-      <w:r>
-        <w:rPr>
-          <w:rFonts w:hint="eastAsia" w:ascii="黑体" w:hAnsi="黑体" w:eastAsia="黑体" w:cs="黑体"/>
-          <w:sz w:val="18"/>
-          <w:szCs w:val="18"/>
-          <w:lang w:val="en-US" w:eastAsia="zh-CN"/>
-        </w:rPr>
-        <w:t xml:space="preserve"> </w:t>
-      </w:r>
-      <w:r>
-        <w:rPr>
-          <w:rFonts w:hint="eastAsia" w:ascii="黑体" w:hAnsi="黑体" w:eastAsia="黑体" w:cs="黑体"/>
-          <w:sz w:val="18"/>
-          <w:szCs w:val="18"/>
-        </w:rPr>
-        <w:t>今朝实现</w:t>
+        <w:t>王淮&amp;浩宇：</w:t>
+      </w:r>
+      <w:r>
+        <w:rPr>
+          <w:rFonts w:hint="eastAsia" w:ascii="黑体" w:hAnsi="黑体" w:eastAsia="黑体" w:cs="黑体"/>
+          <w:sz w:val="18"/>
+          <w:szCs w:val="18"/>
+        </w:rPr>
+        <w:t>您看 犯我中华者虽远必诛的民族气节</w:t>
+      </w:r>
+    </w:p>
+    <w:p>
+      <w:pPr>
+        <w:keepNext w:val="0"/>
+        <w:keepLines w:val="0"/>
+        <w:pageBreakBefore w:val="0"/>
+        <w:widowControl w:val="0"/>
+        <w:kinsoku/>
+        <w:wordWrap/>
+        <w:overflowPunct/>
+        <w:topLinePunct w:val="0"/>
+        <w:autoSpaceDE/>
+        <w:autoSpaceDN/>
+        <w:bidi w:val="0"/>
+        <w:adjustRightInd/>
+        <w:snapToGrid/>
+        <w:spacing w:line="140" w:lineRule="exact"/>
+        <w:ind w:firstLine="3510" w:firstLineChars="2700"/>
+        <w:textAlignment w:val="auto"/>
+        <w:rPr>
+          <w:rFonts w:hint="default" w:ascii="黑体" w:hAnsi="黑体" w:eastAsia="黑体" w:cs="黑体"/>
+          <w:sz w:val="18"/>
+          <w:szCs w:val="18"/>
+          <w:lang w:val="en-US"/>
+        </w:rPr>
+      </w:pPr>
+      <w:r>
+        <w:rPr>
+          <w:rFonts w:hint="eastAsia" w:ascii="黑体" w:hAnsi="黑体" w:eastAsia="黑体" w:cs="黑体"/>
+          <w:color w:val="FF0000"/>
+          <w:kern w:val="0"/>
+          <w:sz w:val="13"/>
+          <w:szCs w:val="13"/>
+          <w:lang w:eastAsia="zh-CN"/>
+        </w:rPr>
+        <w:t>（</w:t>
+      </w:r>
+      <w:r>
+        <w:rPr>
+          <w:rFonts w:hint="eastAsia" w:ascii="黑体" w:hAnsi="黑体" w:eastAsia="黑体" w:cs="黑体"/>
+          <w:color w:val="FF0000"/>
+          <w:kern w:val="0"/>
+          <w:sz w:val="13"/>
+          <w:szCs w:val="13"/>
+          <w:lang w:val="en-US" w:eastAsia="zh-CN"/>
+        </w:rPr>
+        <w:t>右手右前身侧握拳，后缓慢放下）</w:t>
       </w:r>
     </w:p>
     <w:p>
@@ -681,7 +1004,7 @@
           <w:sz w:val="18"/>
           <w:szCs w:val="18"/>
         </w:rPr>
-        <w:t>王淮：</w:t>
+        <w:t>祥懿：</w:t>
       </w:r>
       <w:r>
         <w:rPr>
@@ -706,58 +1029,89 @@
           <w:sz w:val="18"/>
           <w:szCs w:val="18"/>
         </w:rPr>
-        <w:t>嫦娥探月</w:t>
-      </w:r>
-      <w:r>
-        <w:rPr>
-          <w:rFonts w:hint="eastAsia" w:ascii="黑体" w:hAnsi="黑体" w:eastAsia="黑体" w:cs="黑体"/>
-          <w:sz w:val="18"/>
-          <w:szCs w:val="18"/>
-          <w:lang w:val="en-US" w:eastAsia="zh-CN"/>
-        </w:rPr>
-        <w:t xml:space="preserve"> </w:t>
-      </w:r>
-      <w:r>
-        <w:rPr>
-          <w:rFonts w:hint="eastAsia" w:ascii="黑体" w:hAnsi="黑体" w:eastAsia="黑体" w:cs="黑体"/>
-          <w:sz w:val="18"/>
-          <w:szCs w:val="18"/>
-        </w:rPr>
-        <w:t>蛟龙身前</w:t>
-      </w:r>
-      <w:r>
-        <w:rPr>
-          <w:rFonts w:hint="eastAsia" w:ascii="黑体" w:hAnsi="黑体" w:eastAsia="黑体" w:cs="黑体"/>
-          <w:sz w:val="18"/>
-          <w:szCs w:val="18"/>
-          <w:lang w:val="en-US" w:eastAsia="zh-CN"/>
-        </w:rPr>
-        <w:t xml:space="preserve"> </w:t>
-      </w:r>
-      <w:r>
-        <w:rPr>
-          <w:rFonts w:hint="eastAsia" w:ascii="黑体" w:hAnsi="黑体" w:eastAsia="黑体" w:cs="黑体"/>
-          <w:sz w:val="18"/>
-          <w:szCs w:val="18"/>
-        </w:rPr>
-        <w:t>大国正气</w:t>
-      </w:r>
-      <w:r>
-        <w:rPr>
-          <w:rFonts w:hint="eastAsia" w:ascii="黑体" w:hAnsi="黑体" w:eastAsia="黑体" w:cs="黑体"/>
-          <w:sz w:val="18"/>
-          <w:szCs w:val="18"/>
-          <w:lang w:val="en-US" w:eastAsia="zh-CN"/>
-        </w:rPr>
-        <w:t xml:space="preserve"> </w:t>
-      </w:r>
-      <w:r>
-        <w:rPr>
-          <w:rFonts w:hint="eastAsia" w:ascii="黑体" w:hAnsi="黑体" w:eastAsia="黑体" w:cs="黑体"/>
-          <w:sz w:val="18"/>
-          <w:szCs w:val="18"/>
-        </w:rPr>
-        <w:t>世人惊艳</w:t>
+        <w:t>脱贫攻坚 全面小康</w:t>
+      </w:r>
+      <w:r>
+        <w:rPr>
+          <w:rFonts w:hint="eastAsia" w:ascii="黑体" w:hAnsi="黑体" w:eastAsia="黑体" w:cs="黑体"/>
+          <w:sz w:val="18"/>
+          <w:szCs w:val="18"/>
+          <w:lang w:val="en-US" w:eastAsia="zh-CN"/>
+        </w:rPr>
+        <w:t xml:space="preserve"> </w:t>
+      </w:r>
+      <w:r>
+        <w:rPr>
+          <w:rFonts w:hint="eastAsia" w:ascii="黑体" w:hAnsi="黑体" w:eastAsia="黑体" w:cs="黑体"/>
+          <w:sz w:val="18"/>
+          <w:szCs w:val="18"/>
+        </w:rPr>
+        <w:t>千年梦想</w:t>
+      </w:r>
+      <w:r>
+        <w:rPr>
+          <w:rFonts w:hint="eastAsia" w:ascii="黑体" w:hAnsi="黑体" w:eastAsia="黑体" w:cs="黑体"/>
+          <w:sz w:val="18"/>
+          <w:szCs w:val="18"/>
+          <w:lang w:val="en-US" w:eastAsia="zh-CN"/>
+        </w:rPr>
+        <w:t xml:space="preserve"> </w:t>
+      </w:r>
+      <w:r>
+        <w:rPr>
+          <w:rFonts w:hint="eastAsia" w:ascii="黑体" w:hAnsi="黑体" w:eastAsia="黑体" w:cs="黑体"/>
+          <w:sz w:val="18"/>
+          <w:szCs w:val="18"/>
+        </w:rPr>
+        <w:t>今朝实现</w:t>
+      </w:r>
+    </w:p>
+    <w:p>
+      <w:pPr>
+        <w:keepNext w:val="0"/>
+        <w:keepLines w:val="0"/>
+        <w:pageBreakBefore w:val="0"/>
+        <w:widowControl w:val="0"/>
+        <w:kinsoku/>
+        <w:wordWrap/>
+        <w:overflowPunct/>
+        <w:topLinePunct w:val="0"/>
+        <w:autoSpaceDE/>
+        <w:autoSpaceDN/>
+        <w:bidi w:val="0"/>
+        <w:adjustRightInd/>
+        <w:snapToGrid/>
+        <w:spacing w:line="140" w:lineRule="exact"/>
+        <w:ind w:firstLine="390" w:firstLineChars="300"/>
+        <w:textAlignment w:val="auto"/>
+        <w:rPr>
+          <w:rFonts w:hint="default" w:ascii="黑体" w:hAnsi="黑体" w:eastAsia="黑体" w:cs="黑体"/>
+          <w:sz w:val="18"/>
+          <w:szCs w:val="18"/>
+          <w:lang w:val="en-US"/>
+        </w:rPr>
+      </w:pPr>
+      <w:r>
+        <w:rPr>
+          <w:rFonts w:hint="eastAsia" w:ascii="黑体" w:hAnsi="黑体" w:eastAsia="黑体" w:cs="黑体"/>
+          <w:color w:val="851321" w:themeColor="accent6" w:themeShade="80"/>
+          <w:kern w:val="0"/>
+          <w:sz w:val="13"/>
+          <w:szCs w:val="13"/>
+          <w:lang w:eastAsia="zh-CN"/>
+        </w:rPr>
+        <w:t>（</w:t>
+      </w:r>
+      <w:r>
+        <w:rPr>
+          <w:rFonts w:hint="eastAsia" w:ascii="黑体" w:hAnsi="黑体" w:eastAsia="黑体" w:cs="黑体"/>
+          <w:color w:val="851321" w:themeColor="accent6" w:themeShade="80"/>
+          <w:kern w:val="0"/>
+          <w:sz w:val="13"/>
+          <w:szCs w:val="13"/>
+          <w:lang w:val="en-US" w:eastAsia="zh-CN"/>
+        </w:rPr>
+        <w:t>向前一步）                                       （左/右手往左/右前方伸）</w:t>
       </w:r>
     </w:p>
     <w:p>
@@ -790,7 +1144,7 @@
           <w:sz w:val="18"/>
           <w:szCs w:val="18"/>
         </w:rPr>
-        <w:t>诗语：</w:t>
+        <w:t>王淮：</w:t>
       </w:r>
       <w:r>
         <w:rPr>
@@ -815,41 +1169,106 @@
           <w:sz w:val="18"/>
           <w:szCs w:val="18"/>
         </w:rPr>
-        <w:t>生态文明 绿色低碳</w:t>
-      </w:r>
-      <w:r>
-        <w:rPr>
-          <w:rFonts w:hint="eastAsia" w:ascii="黑体" w:hAnsi="黑体" w:eastAsia="黑体" w:cs="黑体"/>
-          <w:sz w:val="18"/>
-          <w:szCs w:val="18"/>
-          <w:lang w:val="en-US" w:eastAsia="zh-CN"/>
-        </w:rPr>
-        <w:t xml:space="preserve"> </w:t>
-      </w:r>
-      <w:r>
-        <w:rPr>
-          <w:rFonts w:hint="eastAsia" w:ascii="黑体" w:hAnsi="黑体" w:eastAsia="黑体" w:cs="黑体"/>
-          <w:sz w:val="18"/>
-          <w:szCs w:val="18"/>
-        </w:rPr>
-        <w:t>美丽中国</w:t>
-      </w:r>
-      <w:r>
-        <w:rPr>
-          <w:rFonts w:hint="eastAsia" w:ascii="黑体" w:hAnsi="黑体" w:eastAsia="黑体" w:cs="黑体"/>
-          <w:sz w:val="18"/>
-          <w:szCs w:val="18"/>
-          <w:lang w:val="en-US" w:eastAsia="zh-CN"/>
-        </w:rPr>
-        <w:t xml:space="preserve"> </w:t>
-      </w:r>
-      <w:r>
-        <w:rPr>
-          <w:rFonts w:hint="eastAsia" w:ascii="黑体" w:hAnsi="黑体" w:eastAsia="黑体" w:cs="黑体"/>
-          <w:sz w:val="18"/>
-          <w:szCs w:val="18"/>
-        </w:rPr>
-        <w:t>展开画卷</w:t>
+        <w:t>嫦娥探月</w:t>
+      </w:r>
+      <w:r>
+        <w:rPr>
+          <w:rFonts w:hint="eastAsia" w:ascii="黑体" w:hAnsi="黑体" w:eastAsia="黑体" w:cs="黑体"/>
+          <w:sz w:val="18"/>
+          <w:szCs w:val="18"/>
+          <w:lang w:val="en-US" w:eastAsia="zh-CN"/>
+        </w:rPr>
+        <w:t xml:space="preserve"> </w:t>
+      </w:r>
+      <w:r>
+        <w:rPr>
+          <w:rFonts w:hint="eastAsia" w:ascii="黑体" w:hAnsi="黑体" w:eastAsia="黑体" w:cs="黑体"/>
+          <w:sz w:val="18"/>
+          <w:szCs w:val="18"/>
+        </w:rPr>
+        <w:t>蛟龙</w:t>
+      </w:r>
+      <w:r>
+        <w:rPr>
+          <w:rFonts w:hint="eastAsia" w:ascii="黑体" w:hAnsi="黑体" w:eastAsia="黑体" w:cs="黑体"/>
+          <w:sz w:val="18"/>
+          <w:szCs w:val="18"/>
+          <w:lang w:val="en-US" w:eastAsia="zh-CN"/>
+        </w:rPr>
+        <w:t xml:space="preserve">深潜 </w:t>
+      </w:r>
+      <w:r>
+        <w:rPr>
+          <w:rFonts w:hint="eastAsia" w:ascii="黑体" w:hAnsi="黑体" w:eastAsia="黑体" w:cs="黑体"/>
+          <w:sz w:val="18"/>
+          <w:szCs w:val="18"/>
+        </w:rPr>
+        <w:t>大国正气</w:t>
+      </w:r>
+      <w:r>
+        <w:rPr>
+          <w:rFonts w:hint="eastAsia" w:ascii="黑体" w:hAnsi="黑体" w:eastAsia="黑体" w:cs="黑体"/>
+          <w:sz w:val="18"/>
+          <w:szCs w:val="18"/>
+          <w:lang w:val="en-US" w:eastAsia="zh-CN"/>
+        </w:rPr>
+        <w:t xml:space="preserve"> </w:t>
+      </w:r>
+      <w:r>
+        <w:rPr>
+          <w:rFonts w:hint="eastAsia" w:ascii="黑体" w:hAnsi="黑体" w:eastAsia="黑体" w:cs="黑体"/>
+          <w:sz w:val="18"/>
+          <w:szCs w:val="18"/>
+        </w:rPr>
+        <w:t>世人惊艳</w:t>
+      </w:r>
+    </w:p>
+    <w:p>
+      <w:pPr>
+        <w:keepNext w:val="0"/>
+        <w:keepLines w:val="0"/>
+        <w:pageBreakBefore w:val="0"/>
+        <w:widowControl w:val="0"/>
+        <w:kinsoku/>
+        <w:wordWrap/>
+        <w:overflowPunct/>
+        <w:topLinePunct w:val="0"/>
+        <w:autoSpaceDE/>
+        <w:autoSpaceDN/>
+        <w:bidi w:val="0"/>
+        <w:adjustRightInd/>
+        <w:snapToGrid/>
+        <w:spacing w:line="140" w:lineRule="exact"/>
+        <w:ind w:firstLine="390" w:firstLineChars="300"/>
+        <w:textAlignment w:val="auto"/>
+        <w:rPr>
+          <w:rFonts w:hint="eastAsia" w:ascii="黑体" w:hAnsi="黑体" w:eastAsia="黑体" w:cs="黑体"/>
+          <w:color w:val="851321" w:themeColor="accent6" w:themeShade="80"/>
+          <w:sz w:val="18"/>
+          <w:szCs w:val="18"/>
+        </w:rPr>
+      </w:pPr>
+      <w:r>
+        <w:rPr>
+          <w:rFonts w:hint="eastAsia" w:ascii="黑体" w:hAnsi="黑体" w:eastAsia="黑体" w:cs="黑体"/>
+          <w:color w:val="851321" w:themeColor="accent6" w:themeShade="80"/>
+          <w:kern w:val="0"/>
+          <w:sz w:val="13"/>
+          <w:szCs w:val="13"/>
+          <w:lang w:eastAsia="zh-CN"/>
+        </w:rPr>
+        <w:t>（</w:t>
+      </w:r>
+      <w:r>
+        <w:rPr>
+          <w:rFonts w:hint="eastAsia" w:ascii="黑体" w:hAnsi="黑体" w:eastAsia="黑体" w:cs="黑体"/>
+          <w:color w:val="851321" w:themeColor="accent6" w:themeShade="80"/>
+          <w:kern w:val="0"/>
+          <w:sz w:val="13"/>
+          <w:szCs w:val="13"/>
+          <w:lang w:val="en-US" w:eastAsia="zh-CN"/>
+        </w:rPr>
+        <w:t>向前一步）                                       （左/右手往左/右前方伸）</w:t>
       </w:r>
     </w:p>
     <w:p>
@@ -882,7 +1301,7 @@
           <w:sz w:val="18"/>
           <w:szCs w:val="18"/>
         </w:rPr>
-        <w:t>浩宇：</w:t>
+        <w:t>诗语：</w:t>
       </w:r>
       <w:r>
         <w:rPr>
@@ -907,41 +1326,89 @@
           <w:sz w:val="18"/>
           <w:szCs w:val="18"/>
         </w:rPr>
-        <w:t>一带一路 互通互联</w:t>
-      </w:r>
-      <w:r>
-        <w:rPr>
-          <w:rFonts w:hint="eastAsia" w:ascii="黑体" w:hAnsi="黑体" w:eastAsia="黑体" w:cs="黑体"/>
-          <w:sz w:val="18"/>
-          <w:szCs w:val="18"/>
-          <w:lang w:val="en-US" w:eastAsia="zh-CN"/>
-        </w:rPr>
-        <w:t xml:space="preserve"> </w:t>
-      </w:r>
-      <w:r>
-        <w:rPr>
-          <w:rFonts w:hint="eastAsia" w:ascii="黑体" w:hAnsi="黑体" w:eastAsia="黑体" w:cs="黑体"/>
-          <w:sz w:val="18"/>
-          <w:szCs w:val="18"/>
-        </w:rPr>
-        <w:t>和平发展</w:t>
-      </w:r>
-      <w:r>
-        <w:rPr>
-          <w:rFonts w:hint="eastAsia" w:ascii="黑体" w:hAnsi="黑体" w:eastAsia="黑体" w:cs="黑体"/>
-          <w:sz w:val="18"/>
-          <w:szCs w:val="18"/>
-          <w:lang w:val="en-US" w:eastAsia="zh-CN"/>
-        </w:rPr>
-        <w:t xml:space="preserve"> </w:t>
-      </w:r>
-      <w:r>
-        <w:rPr>
-          <w:rFonts w:hint="eastAsia" w:ascii="黑体" w:hAnsi="黑体" w:eastAsia="黑体" w:cs="黑体"/>
-          <w:sz w:val="18"/>
-          <w:szCs w:val="18"/>
-        </w:rPr>
-        <w:t>合作共赢</w:t>
+        <w:t>生态文明 绿色低碳</w:t>
+      </w:r>
+      <w:r>
+        <w:rPr>
+          <w:rFonts w:hint="eastAsia" w:ascii="黑体" w:hAnsi="黑体" w:eastAsia="黑体" w:cs="黑体"/>
+          <w:sz w:val="18"/>
+          <w:szCs w:val="18"/>
+          <w:lang w:val="en-US" w:eastAsia="zh-CN"/>
+        </w:rPr>
+        <w:t xml:space="preserve"> </w:t>
+      </w:r>
+      <w:r>
+        <w:rPr>
+          <w:rFonts w:hint="eastAsia" w:ascii="黑体" w:hAnsi="黑体" w:eastAsia="黑体" w:cs="黑体"/>
+          <w:sz w:val="18"/>
+          <w:szCs w:val="18"/>
+        </w:rPr>
+        <w:t>美丽中国</w:t>
+      </w:r>
+      <w:r>
+        <w:rPr>
+          <w:rFonts w:hint="eastAsia" w:ascii="黑体" w:hAnsi="黑体" w:eastAsia="黑体" w:cs="黑体"/>
+          <w:sz w:val="18"/>
+          <w:szCs w:val="18"/>
+          <w:lang w:val="en-US" w:eastAsia="zh-CN"/>
+        </w:rPr>
+        <w:t xml:space="preserve"> </w:t>
+      </w:r>
+      <w:r>
+        <w:rPr>
+          <w:rFonts w:hint="eastAsia" w:ascii="黑体" w:hAnsi="黑体" w:eastAsia="黑体" w:cs="黑体"/>
+          <w:sz w:val="18"/>
+          <w:szCs w:val="18"/>
+        </w:rPr>
+        <w:t>展开画卷</w:t>
+      </w:r>
+    </w:p>
+    <w:p>
+      <w:pPr>
+        <w:keepNext w:val="0"/>
+        <w:keepLines w:val="0"/>
+        <w:pageBreakBefore w:val="0"/>
+        <w:widowControl w:val="0"/>
+        <w:kinsoku/>
+        <w:wordWrap/>
+        <w:overflowPunct/>
+        <w:topLinePunct w:val="0"/>
+        <w:autoSpaceDE/>
+        <w:autoSpaceDN/>
+        <w:bidi w:val="0"/>
+        <w:adjustRightInd/>
+        <w:snapToGrid/>
+        <w:spacing w:line="140" w:lineRule="exact"/>
+        <w:ind w:firstLine="390" w:firstLineChars="300"/>
+        <w:textAlignment w:val="auto"/>
+        <w:rPr>
+          <w:rFonts w:hint="eastAsia" w:ascii="黑体" w:hAnsi="黑体" w:eastAsia="黑体" w:cs="黑体"/>
+          <w:color w:val="851321" w:themeColor="accent6" w:themeShade="80"/>
+          <w:sz w:val="18"/>
+          <w:szCs w:val="18"/>
+        </w:rPr>
+      </w:pPr>
+      <w:r>
+        <w:rPr>
+          <w:rFonts w:hint="eastAsia" w:ascii="黑体" w:hAnsi="黑体" w:eastAsia="黑体" w:cs="黑体"/>
+          <w:color w:val="851321" w:themeColor="accent6" w:themeShade="80"/>
+          <w:kern w:val="0"/>
+          <w:sz w:val="13"/>
+          <w:szCs w:val="13"/>
+          <w:lang w:eastAsia="zh-CN"/>
+        </w:rPr>
+        <w:t>（</w:t>
+      </w:r>
+      <w:r>
+        <w:rPr>
+          <w:rFonts w:hint="eastAsia" w:ascii="黑体" w:hAnsi="黑体" w:eastAsia="黑体" w:cs="黑体"/>
+          <w:color w:val="851321" w:themeColor="accent6" w:themeShade="80"/>
+          <w:kern w:val="0"/>
+          <w:sz w:val="13"/>
+          <w:szCs w:val="13"/>
+          <w:lang w:val="en-US" w:eastAsia="zh-CN"/>
+        </w:rPr>
+        <w:t>向前一步）                                       （左/右手往左/右前方伸）</w:t>
       </w:r>
     </w:p>
     <w:p>
@@ -974,12 +1441,11 @@
           <w:sz w:val="18"/>
           <w:szCs w:val="18"/>
         </w:rPr>
-        <w:t>全体：</w:t>
-      </w:r>
-      <w:r>
-        <w:rPr>
-          <w:rFonts w:hint="eastAsia" w:ascii="黑体" w:hAnsi="黑体" w:eastAsia="黑体" w:cs="黑体"/>
-          <w:color w:val="0000FF"/>
+        <w:t>浩宇：</w:t>
+      </w:r>
+      <w:r>
+        <w:rPr>
+          <w:rFonts w:hint="eastAsia" w:ascii="黑体" w:hAnsi="黑体" w:eastAsia="黑体" w:cs="黑体"/>
           <w:sz w:val="18"/>
           <w:szCs w:val="18"/>
         </w:rPr>
@@ -988,21 +1454,101 @@
       <w:r>
         <w:rPr>
           <w:rFonts w:hint="eastAsia" w:ascii="黑体" w:hAnsi="黑体" w:eastAsia="黑体" w:cs="黑体"/>
-          <w:color w:val="0000FF"/>
-          <w:sz w:val="18"/>
-          <w:szCs w:val="18"/>
-          <w:lang w:val="en-US" w:eastAsia="zh-CN"/>
-        </w:rPr>
-        <w:t xml:space="preserve"> </w:t>
-      </w:r>
-      <w:r>
-        <w:rPr>
-          <w:rFonts w:hint="eastAsia" w:ascii="黑体" w:hAnsi="黑体" w:eastAsia="黑体" w:cs="黑体"/>
-          <w:color w:val="0000FF"/>
-          <w:sz w:val="18"/>
-          <w:szCs w:val="18"/>
-        </w:rPr>
-        <w:t>人民幸福 民族振兴</w:t>
+          <w:sz w:val="18"/>
+          <w:szCs w:val="18"/>
+          <w:lang w:val="en-US" w:eastAsia="zh-CN"/>
+        </w:rPr>
+        <w:t xml:space="preserve"> </w:t>
+      </w:r>
+      <w:r>
+        <w:rPr>
+          <w:rFonts w:hint="eastAsia" w:ascii="黑体" w:hAnsi="黑体" w:eastAsia="黑体" w:cs="黑体"/>
+          <w:sz w:val="18"/>
+          <w:szCs w:val="18"/>
+        </w:rPr>
+        <w:t>一带一路 互通互联</w:t>
+      </w:r>
+      <w:r>
+        <w:rPr>
+          <w:rFonts w:hint="eastAsia" w:ascii="黑体" w:hAnsi="黑体" w:eastAsia="黑体" w:cs="黑体"/>
+          <w:sz w:val="18"/>
+          <w:szCs w:val="18"/>
+          <w:lang w:val="en-US" w:eastAsia="zh-CN"/>
+        </w:rPr>
+        <w:t xml:space="preserve"> </w:t>
+      </w:r>
+      <w:r>
+        <w:rPr>
+          <w:rFonts w:hint="eastAsia" w:ascii="黑体" w:hAnsi="黑体" w:eastAsia="黑体" w:cs="黑体"/>
+          <w:sz w:val="18"/>
+          <w:szCs w:val="18"/>
+        </w:rPr>
+        <w:t>和平发展</w:t>
+      </w:r>
+      <w:r>
+        <w:rPr>
+          <w:rFonts w:hint="eastAsia" w:ascii="黑体" w:hAnsi="黑体" w:eastAsia="黑体" w:cs="黑体"/>
+          <w:sz w:val="18"/>
+          <w:szCs w:val="18"/>
+          <w:lang w:val="en-US" w:eastAsia="zh-CN"/>
+        </w:rPr>
+        <w:t xml:space="preserve"> </w:t>
+      </w:r>
+      <w:r>
+        <w:rPr>
+          <w:rFonts w:hint="eastAsia" w:ascii="黑体" w:hAnsi="黑体" w:eastAsia="黑体" w:cs="黑体"/>
+          <w:sz w:val="18"/>
+          <w:szCs w:val="18"/>
+        </w:rPr>
+        <w:t>合作共赢</w:t>
+      </w:r>
+    </w:p>
+    <w:p>
+      <w:pPr>
+        <w:keepNext w:val="0"/>
+        <w:keepLines w:val="0"/>
+        <w:pageBreakBefore w:val="0"/>
+        <w:widowControl w:val="0"/>
+        <w:kinsoku/>
+        <w:wordWrap/>
+        <w:overflowPunct/>
+        <w:topLinePunct w:val="0"/>
+        <w:autoSpaceDE/>
+        <w:autoSpaceDN/>
+        <w:bidi w:val="0"/>
+        <w:adjustRightInd/>
+        <w:snapToGrid/>
+        <w:spacing w:line="140" w:lineRule="exact"/>
+        <w:ind w:firstLine="390" w:firstLineChars="300"/>
+        <w:textAlignment w:val="auto"/>
+        <w:rPr>
+          <w:rFonts w:hint="eastAsia" w:ascii="黑体" w:hAnsi="黑体" w:eastAsia="黑体" w:cs="黑体"/>
+          <w:color w:val="851321" w:themeColor="accent6" w:themeShade="80"/>
+          <w:sz w:val="18"/>
+          <w:szCs w:val="18"/>
+        </w:rPr>
+      </w:pPr>
+      <w:r>
+        <w:rPr>
+          <w:rFonts w:hint="eastAsia" w:ascii="黑体" w:hAnsi="黑体" w:eastAsia="黑体" w:cs="黑体"/>
+          <w:color w:val="851321" w:themeColor="accent6" w:themeShade="80"/>
+          <w:kern w:val="0"/>
+          <w:sz w:val="13"/>
+          <w:szCs w:val="13"/>
+          <w:lang w:eastAsia="zh-CN"/>
+        </w:rPr>
+        <w:t>（</w:t>
+      </w:r>
+      <w:r>
+        <w:rPr>
+          <w:rFonts w:hint="eastAsia" w:ascii="黑体" w:hAnsi="黑体" w:eastAsia="黑体" w:cs="黑体"/>
+          <w:color w:val="851321" w:themeColor="accent6" w:themeShade="80"/>
+          <w:kern w:val="0"/>
+          <w:sz w:val="13"/>
+          <w:szCs w:val="13"/>
+          <w:lang w:val="en-US" w:eastAsia="zh-CN"/>
+        </w:rPr>
+        <w:t>向前一步）                                       （左/右手往左/右前方伸）</w:t>
       </w:r>
     </w:p>
     <w:p>
@@ -1035,18 +1581,272 @@
           <w:sz w:val="18"/>
           <w:szCs w:val="18"/>
         </w:rPr>
-        <w:t>祥懿&amp;诗语：</w:t>
-      </w:r>
-      <w:r>
-        <w:rPr>
-          <w:rFonts w:hint="eastAsia" w:ascii="黑体" w:hAnsi="黑体" w:eastAsia="黑体" w:cs="黑体"/>
-          <w:sz w:val="18"/>
-          <w:szCs w:val="18"/>
-        </w:rPr>
-        <w:t>这民族如您所愿</w:t>
-      </w:r>
-      <w:bookmarkStart w:id="0" w:name="_GoBack"/>
-      <w:bookmarkEnd w:id="0"/>
+        <w:t>全体：</w:t>
+      </w:r>
+      <w:r>
+        <w:rPr>
+          <w:rFonts w:hint="eastAsia" w:ascii="黑体" w:hAnsi="黑体" w:eastAsia="黑体" w:cs="黑体"/>
+          <w:color w:val="0000FF"/>
+          <w:sz w:val="18"/>
+          <w:szCs w:val="18"/>
+        </w:rPr>
+        <w:t>您看</w:t>
+      </w:r>
+      <w:r>
+        <w:rPr>
+          <w:rFonts w:hint="eastAsia" w:ascii="黑体" w:hAnsi="黑体" w:eastAsia="黑体" w:cs="黑体"/>
+          <w:color w:val="0000FF"/>
+          <w:sz w:val="18"/>
+          <w:szCs w:val="18"/>
+          <w:lang w:val="en-US" w:eastAsia="zh-CN"/>
+        </w:rPr>
+        <w:t xml:space="preserve">  </w:t>
+      </w:r>
+      <w:r>
+        <w:rPr>
+          <w:rFonts w:hint="eastAsia" w:ascii="黑体" w:hAnsi="黑体" w:eastAsia="黑体" w:cs="黑体"/>
+          <w:color w:val="0000FF"/>
+          <w:sz w:val="18"/>
+          <w:szCs w:val="18"/>
+        </w:rPr>
+        <w:t>人</w:t>
+      </w:r>
+      <w:r>
+        <w:rPr>
+          <w:rFonts w:hint="eastAsia" w:ascii="黑体" w:hAnsi="黑体" w:eastAsia="黑体" w:cs="黑体"/>
+          <w:color w:val="30C0B4" w:themeColor="accent5"/>
+          <w:sz w:val="18"/>
+          <w:szCs w:val="18"/>
+          <w:lang w:val="en-US" w:eastAsia="zh-CN"/>
+          <w14:textFill>
+            <w14:solidFill>
+              <w14:schemeClr w14:val="accent5"/>
+            </w14:solidFill>
+          </w14:textFill>
+        </w:rPr>
+        <w:t>～</w:t>
+      </w:r>
+      <w:r>
+        <w:rPr>
+          <w:rFonts w:hint="eastAsia" w:ascii="黑体" w:hAnsi="黑体" w:eastAsia="黑体" w:cs="黑体"/>
+          <w:color w:val="0000FF"/>
+          <w:sz w:val="18"/>
+          <w:szCs w:val="18"/>
+        </w:rPr>
+        <w:t>民</w:t>
+      </w:r>
+      <w:r>
+        <w:rPr>
+          <w:rFonts w:hint="eastAsia" w:ascii="黑体" w:hAnsi="黑体" w:eastAsia="黑体" w:cs="黑体"/>
+          <w:color w:val="30C0B4" w:themeColor="accent5"/>
+          <w:sz w:val="18"/>
+          <w:szCs w:val="18"/>
+          <w:lang w:val="en-US" w:eastAsia="zh-CN"/>
+          <w14:textFill>
+            <w14:solidFill>
+              <w14:schemeClr w14:val="accent5"/>
+            </w14:solidFill>
+          </w14:textFill>
+        </w:rPr>
+        <w:t>～</w:t>
+      </w:r>
+      <w:r>
+        <w:rPr>
+          <w:rFonts w:hint="eastAsia" w:ascii="黑体" w:hAnsi="黑体" w:eastAsia="黑体" w:cs="黑体"/>
+          <w:color w:val="0000FF"/>
+          <w:sz w:val="18"/>
+          <w:szCs w:val="18"/>
+          <w:lang w:val="en-US" w:eastAsia="zh-CN"/>
+        </w:rPr>
+        <w:t xml:space="preserve"> </w:t>
+      </w:r>
+      <w:r>
+        <w:rPr>
+          <w:rFonts w:hint="eastAsia" w:ascii="黑体" w:hAnsi="黑体" w:eastAsia="黑体" w:cs="黑体"/>
+          <w:b/>
+          <w:bCs/>
+          <w:color w:val="0000FF"/>
+          <w:sz w:val="18"/>
+          <w:szCs w:val="18"/>
+        </w:rPr>
+        <w:t>幸</w:t>
+      </w:r>
+      <w:r>
+        <w:rPr>
+          <w:rFonts w:hint="eastAsia" w:ascii="黑体" w:hAnsi="黑体" w:eastAsia="黑体" w:cs="黑体"/>
+          <w:color w:val="30C0B4" w:themeColor="accent5"/>
+          <w:sz w:val="18"/>
+          <w:szCs w:val="18"/>
+          <w:lang w:val="en-US" w:eastAsia="zh-CN"/>
+          <w14:textFill>
+            <w14:solidFill>
+              <w14:schemeClr w14:val="accent5"/>
+            </w14:solidFill>
+          </w14:textFill>
+        </w:rPr>
+        <w:t>～</w:t>
+      </w:r>
+      <w:r>
+        <w:rPr>
+          <w:rFonts w:hint="eastAsia" w:ascii="黑体" w:hAnsi="黑体" w:eastAsia="黑体" w:cs="黑体"/>
+          <w:b/>
+          <w:bCs/>
+          <w:color w:val="0000FF"/>
+          <w:sz w:val="18"/>
+          <w:szCs w:val="18"/>
+        </w:rPr>
+        <w:t>福</w:t>
+      </w:r>
+      <w:r>
+        <w:rPr>
+          <w:rFonts w:hint="eastAsia" w:ascii="黑体" w:hAnsi="黑体" w:eastAsia="黑体" w:cs="黑体"/>
+          <w:color w:val="30C0B4" w:themeColor="accent5"/>
+          <w:sz w:val="18"/>
+          <w:szCs w:val="18"/>
+          <w:lang w:val="en-US" w:eastAsia="zh-CN"/>
+          <w14:textFill>
+            <w14:solidFill>
+              <w14:schemeClr w14:val="accent5"/>
+            </w14:solidFill>
+          </w14:textFill>
+        </w:rPr>
+        <w:t>～</w:t>
+      </w:r>
+      <w:r>
+        <w:rPr>
+          <w:rFonts w:hint="eastAsia" w:ascii="黑体" w:hAnsi="黑体" w:eastAsia="黑体" w:cs="黑体"/>
+          <w:color w:val="0000FF"/>
+          <w:sz w:val="18"/>
+          <w:szCs w:val="18"/>
+        </w:rPr>
+        <w:t xml:space="preserve"> </w:t>
+      </w:r>
+      <w:r>
+        <w:rPr>
+          <w:rFonts w:hint="eastAsia" w:ascii="黑体" w:hAnsi="黑体" w:eastAsia="黑体" w:cs="黑体"/>
+          <w:color w:val="0000FF"/>
+          <w:sz w:val="18"/>
+          <w:szCs w:val="18"/>
+          <w:lang w:val="en-US" w:eastAsia="zh-CN"/>
+        </w:rPr>
+        <w:t xml:space="preserve"> </w:t>
+      </w:r>
+      <w:r>
+        <w:rPr>
+          <w:rFonts w:hint="eastAsia" w:ascii="黑体" w:hAnsi="黑体" w:eastAsia="黑体" w:cs="黑体"/>
+          <w:b w:val="0"/>
+          <w:bCs w:val="0"/>
+          <w:color w:val="0000FF"/>
+          <w:sz w:val="18"/>
+          <w:szCs w:val="18"/>
+        </w:rPr>
+        <w:t>民</w:t>
+      </w:r>
+      <w:r>
+        <w:rPr>
+          <w:rFonts w:hint="eastAsia" w:ascii="黑体" w:hAnsi="黑体" w:eastAsia="黑体" w:cs="黑体"/>
+          <w:color w:val="30C0B4" w:themeColor="accent5"/>
+          <w:sz w:val="18"/>
+          <w:szCs w:val="18"/>
+          <w:lang w:val="en-US" w:eastAsia="zh-CN"/>
+          <w14:textFill>
+            <w14:solidFill>
+              <w14:schemeClr w14:val="accent5"/>
+            </w14:solidFill>
+          </w14:textFill>
+        </w:rPr>
+        <w:t>～</w:t>
+      </w:r>
+      <w:r>
+        <w:rPr>
+          <w:rFonts w:hint="eastAsia" w:ascii="黑体" w:hAnsi="黑体" w:eastAsia="黑体" w:cs="黑体"/>
+          <w:b w:val="0"/>
+          <w:bCs w:val="0"/>
+          <w:color w:val="0000FF"/>
+          <w:sz w:val="18"/>
+          <w:szCs w:val="18"/>
+        </w:rPr>
+        <w:t>族</w:t>
+      </w:r>
+      <w:r>
+        <w:rPr>
+          <w:rFonts w:hint="eastAsia" w:ascii="黑体" w:hAnsi="黑体" w:eastAsia="黑体" w:cs="黑体"/>
+          <w:color w:val="30C0B4" w:themeColor="accent5"/>
+          <w:sz w:val="18"/>
+          <w:szCs w:val="18"/>
+          <w:lang w:val="en-US" w:eastAsia="zh-CN"/>
+          <w14:textFill>
+            <w14:solidFill>
+              <w14:schemeClr w14:val="accent5"/>
+            </w14:solidFill>
+          </w14:textFill>
+        </w:rPr>
+        <w:t>～</w:t>
+      </w:r>
+      <w:r>
+        <w:rPr>
+          <w:rFonts w:hint="eastAsia" w:ascii="黑体" w:hAnsi="黑体" w:eastAsia="黑体" w:cs="黑体"/>
+          <w:b w:val="0"/>
+          <w:bCs w:val="0"/>
+          <w:color w:val="0000FF"/>
+          <w:sz w:val="18"/>
+          <w:szCs w:val="18"/>
+          <w:lang w:val="en-US" w:eastAsia="zh-CN"/>
+        </w:rPr>
+        <w:t xml:space="preserve"> </w:t>
+      </w:r>
+      <w:r>
+        <w:rPr>
+          <w:rFonts w:hint="eastAsia" w:ascii="黑体" w:hAnsi="黑体" w:eastAsia="黑体" w:cs="黑体"/>
+          <w:b/>
+          <w:bCs/>
+          <w:color w:val="0000FF"/>
+          <w:sz w:val="18"/>
+          <w:szCs w:val="18"/>
+        </w:rPr>
+        <w:t>振</w:t>
+      </w:r>
+      <w:r>
+        <w:rPr>
+          <w:rFonts w:hint="eastAsia" w:ascii="黑体" w:hAnsi="黑体" w:eastAsia="黑体" w:cs="黑体"/>
+          <w:color w:val="30C0B4" w:themeColor="accent5"/>
+          <w:sz w:val="18"/>
+          <w:szCs w:val="18"/>
+          <w:lang w:val="en-US" w:eastAsia="zh-CN"/>
+          <w14:textFill>
+            <w14:solidFill>
+              <w14:schemeClr w14:val="accent5"/>
+            </w14:solidFill>
+          </w14:textFill>
+        </w:rPr>
+        <w:t>～</w:t>
+      </w:r>
+      <w:r>
+        <w:rPr>
+          <w:rFonts w:hint="eastAsia" w:ascii="黑体" w:hAnsi="黑体" w:eastAsia="黑体" w:cs="黑体"/>
+          <w:b/>
+          <w:bCs/>
+          <w:color w:val="0000FF"/>
+          <w:sz w:val="18"/>
+          <w:szCs w:val="18"/>
+        </w:rPr>
+        <w:t>兴</w:t>
+      </w:r>
+      <w:r>
+        <w:rPr>
+          <w:rFonts w:hint="eastAsia" w:ascii="黑体" w:hAnsi="黑体" w:eastAsia="黑体" w:cs="黑体"/>
+          <w:color w:val="30C0B4" w:themeColor="accent5"/>
+          <w:sz w:val="18"/>
+          <w:szCs w:val="18"/>
+          <w:lang w:val="en-US" w:eastAsia="zh-CN"/>
+          <w14:textFill>
+            <w14:solidFill>
+              <w14:schemeClr w14:val="accent5"/>
+            </w14:solidFill>
+          </w14:textFill>
+        </w:rPr>
+        <w:t>～</w:t>
+      </w:r>
     </w:p>
     <w:p>
       <w:pPr>
@@ -1078,16 +1878,63 @@
           <w:sz w:val="18"/>
           <w:szCs w:val="18"/>
         </w:rPr>
-        <w:t>全体：</w:t>
-      </w:r>
-      <w:r>
-        <w:rPr>
-          <w:rFonts w:hint="eastAsia" w:ascii="黑体" w:hAnsi="黑体" w:eastAsia="黑体" w:cs="黑体"/>
-          <w:color w:val="0000FF"/>
-          <w:sz w:val="18"/>
-          <w:szCs w:val="18"/>
-        </w:rPr>
-        <w:t>潜龙腾渊 鳞爪飞扬 乳虎啸谷 百兽震惶</w:t>
+        <w:t>祥懿&amp;诗语：</w:t>
+      </w:r>
+      <w:r>
+        <w:rPr>
+          <w:rFonts w:hint="eastAsia" w:ascii="黑体" w:hAnsi="黑体" w:eastAsia="黑体" w:cs="黑体"/>
+          <w:sz w:val="18"/>
+          <w:szCs w:val="18"/>
+        </w:rPr>
+        <w:t>这民族如您所愿</w:t>
+      </w:r>
+    </w:p>
+    <w:p>
+      <w:pPr>
+        <w:keepNext w:val="0"/>
+        <w:keepLines w:val="0"/>
+        <w:pageBreakBefore w:val="0"/>
+        <w:widowControl w:val="0"/>
+        <w:kinsoku/>
+        <w:wordWrap/>
+        <w:overflowPunct/>
+        <w:topLinePunct w:val="0"/>
+        <w:autoSpaceDE/>
+        <w:autoSpaceDN/>
+        <w:bidi w:val="0"/>
+        <w:adjustRightInd/>
+        <w:snapToGrid/>
+        <w:spacing w:line="140" w:lineRule="exact"/>
+        <w:ind w:firstLine="1430" w:firstLineChars="1100"/>
+        <w:textAlignment w:val="auto"/>
+        <w:rPr>
+          <w:rFonts w:hint="eastAsia" w:ascii="黑体" w:hAnsi="黑体" w:eastAsia="黑体" w:cs="黑体"/>
+          <w:color w:val="0000FF"/>
+          <w:sz w:val="18"/>
+          <w:szCs w:val="18"/>
+        </w:rPr>
+      </w:pPr>
+      <w:r>
+        <w:rPr>
+          <w:rFonts w:hint="eastAsia" w:ascii="黑体" w:hAnsi="黑体" w:eastAsia="黑体" w:cs="黑体"/>
+          <w:color w:val="FF0000"/>
+          <w:kern w:val="0"/>
+          <w:sz w:val="13"/>
+          <w:szCs w:val="13"/>
+          <w:lang w:eastAsia="zh-CN"/>
+        </w:rPr>
+        <w:t>（</w:t>
+      </w:r>
+      <w:r>
+        <w:rPr>
+          <w:rFonts w:hint="eastAsia" w:ascii="黑体" w:hAnsi="黑体" w:eastAsia="黑体" w:cs="黑体"/>
+          <w:color w:val="FF0000"/>
+          <w:kern w:val="0"/>
+          <w:sz w:val="13"/>
+          <w:szCs w:val="13"/>
+          <w:lang w:val="en-US" w:eastAsia="zh-CN"/>
+        </w:rPr>
+        <w:t>右手缓慢往左胸前放，“愿”后缓慢放下）</w:t>
       </w:r>
     </w:p>
     <w:p>
@@ -1109,6 +1956,9 @@
         <w:textAlignment w:val="auto"/>
         <w:rPr>
           <w:rFonts w:hint="eastAsia" w:ascii="黑体" w:hAnsi="黑体" w:eastAsia="黑体" w:cs="黑体"/>
+          <w:b/>
+          <w:bCs/>
+          <w:color w:val="0000FF"/>
           <w:sz w:val="18"/>
           <w:szCs w:val="18"/>
         </w:rPr>
@@ -1120,15 +1970,204 @@
           <w:sz w:val="18"/>
           <w:szCs w:val="18"/>
         </w:rPr>
-        <w:t>王淮&amp;浩宇：</w:t>
-      </w:r>
-      <w:r>
-        <w:rPr>
-          <w:rFonts w:hint="eastAsia" w:ascii="黑体" w:hAnsi="黑体" w:eastAsia="黑体" w:cs="黑体"/>
-          <w:sz w:val="18"/>
-          <w:szCs w:val="18"/>
-        </w:rPr>
-        <w:t>这国家如您所愿</w:t>
+        <w:t>全体：</w:t>
+      </w:r>
+      <w:r>
+        <w:rPr>
+          <w:rFonts w:hint="eastAsia" w:ascii="黑体" w:hAnsi="黑体" w:eastAsia="黑体" w:cs="黑体"/>
+          <w:color w:val="0000FF"/>
+          <w:sz w:val="18"/>
+          <w:szCs w:val="18"/>
+        </w:rPr>
+        <w:t xml:space="preserve">潜龙腾渊 </w:t>
+      </w:r>
+      <w:r>
+        <w:rPr>
+          <w:rFonts w:hint="eastAsia" w:ascii="黑体" w:hAnsi="黑体" w:eastAsia="黑体" w:cs="黑体"/>
+          <w:color w:val="0000FF"/>
+          <w:sz w:val="18"/>
+          <w:szCs w:val="18"/>
+          <w:lang w:val="en-US" w:eastAsia="zh-CN"/>
+        </w:rPr>
+        <w:t xml:space="preserve"> </w:t>
+      </w:r>
+      <w:r>
+        <w:rPr>
+          <w:rFonts w:hint="eastAsia" w:ascii="黑体" w:hAnsi="黑体" w:eastAsia="黑体" w:cs="黑体"/>
+          <w:b/>
+          <w:bCs/>
+          <w:color w:val="0000FF"/>
+          <w:sz w:val="18"/>
+          <w:szCs w:val="18"/>
+        </w:rPr>
+        <w:t>鳞</w:t>
+      </w:r>
+      <w:r>
+        <w:rPr>
+          <w:rFonts w:hint="eastAsia" w:ascii="黑体" w:hAnsi="黑体" w:eastAsia="黑体" w:cs="黑体"/>
+          <w:color w:val="30C0B4" w:themeColor="accent5"/>
+          <w:sz w:val="18"/>
+          <w:szCs w:val="18"/>
+          <w:lang w:val="en-US" w:eastAsia="zh-CN"/>
+          <w14:textFill>
+            <w14:solidFill>
+              <w14:schemeClr w14:val="accent5"/>
+            </w14:solidFill>
+          </w14:textFill>
+        </w:rPr>
+        <w:t>～</w:t>
+      </w:r>
+      <w:r>
+        <w:rPr>
+          <w:rFonts w:hint="eastAsia" w:ascii="黑体" w:hAnsi="黑体" w:eastAsia="黑体" w:cs="黑体"/>
+          <w:b/>
+          <w:bCs/>
+          <w:color w:val="0000FF"/>
+          <w:sz w:val="18"/>
+          <w:szCs w:val="18"/>
+        </w:rPr>
+        <w:t>爪</w:t>
+      </w:r>
+      <w:r>
+        <w:rPr>
+          <w:rFonts w:hint="eastAsia" w:ascii="黑体" w:hAnsi="黑体" w:eastAsia="黑体" w:cs="黑体"/>
+          <w:b/>
+          <w:bCs/>
+          <w:color w:val="0000FF"/>
+          <w:sz w:val="18"/>
+          <w:szCs w:val="18"/>
+          <w:lang w:val="en-US" w:eastAsia="zh-CN"/>
+        </w:rPr>
+        <w:t xml:space="preserve"> </w:t>
+      </w:r>
+      <w:r>
+        <w:rPr>
+          <w:rFonts w:hint="eastAsia" w:ascii="黑体" w:hAnsi="黑体" w:eastAsia="黑体" w:cs="黑体"/>
+          <w:b/>
+          <w:bCs/>
+          <w:color w:val="0000FF"/>
+          <w:sz w:val="18"/>
+          <w:szCs w:val="18"/>
+        </w:rPr>
+        <w:t>飞扬</w:t>
+      </w:r>
+      <w:r>
+        <w:rPr>
+          <w:rFonts w:hint="eastAsia" w:ascii="黑体" w:hAnsi="黑体" w:eastAsia="黑体" w:cs="黑体"/>
+          <w:color w:val="30C0B4" w:themeColor="accent5"/>
+          <w:sz w:val="18"/>
+          <w:szCs w:val="18"/>
+          <w:lang w:val="en-US" w:eastAsia="zh-CN"/>
+          <w14:textFill>
+            <w14:solidFill>
+              <w14:schemeClr w14:val="accent5"/>
+            </w14:solidFill>
+          </w14:textFill>
+        </w:rPr>
+        <w:t xml:space="preserve">～ </w:t>
+      </w:r>
+      <w:r>
+        <w:rPr>
+          <w:rFonts w:hint="eastAsia" w:ascii="黑体" w:hAnsi="黑体" w:eastAsia="黑体" w:cs="黑体"/>
+          <w:color w:val="0000FF"/>
+          <w:sz w:val="18"/>
+          <w:szCs w:val="18"/>
+        </w:rPr>
+        <w:t xml:space="preserve"> 乳虎啸谷</w:t>
+      </w:r>
+      <w:r>
+        <w:rPr>
+          <w:rFonts w:hint="eastAsia" w:ascii="黑体" w:hAnsi="黑体" w:eastAsia="黑体" w:cs="黑体"/>
+          <w:color w:val="0000FF"/>
+          <w:sz w:val="18"/>
+          <w:szCs w:val="18"/>
+          <w:lang w:val="en-US" w:eastAsia="zh-CN"/>
+        </w:rPr>
+        <w:t xml:space="preserve"> </w:t>
+      </w:r>
+      <w:r>
+        <w:rPr>
+          <w:rFonts w:hint="eastAsia" w:ascii="黑体" w:hAnsi="黑体" w:eastAsia="黑体" w:cs="黑体"/>
+          <w:color w:val="0000FF"/>
+          <w:sz w:val="18"/>
+          <w:szCs w:val="18"/>
+        </w:rPr>
+        <w:t xml:space="preserve"> </w:t>
+      </w:r>
+      <w:r>
+        <w:rPr>
+          <w:rFonts w:hint="eastAsia" w:ascii="黑体" w:hAnsi="黑体" w:eastAsia="黑体" w:cs="黑体"/>
+          <w:b/>
+          <w:bCs/>
+          <w:color w:val="0000FF"/>
+          <w:sz w:val="18"/>
+          <w:szCs w:val="18"/>
+        </w:rPr>
+        <w:t>百</w:t>
+      </w:r>
+      <w:r>
+        <w:rPr>
+          <w:rFonts w:hint="eastAsia" w:ascii="黑体" w:hAnsi="黑体" w:eastAsia="黑体" w:cs="黑体"/>
+          <w:color w:val="30C0B4" w:themeColor="accent5"/>
+          <w:sz w:val="18"/>
+          <w:szCs w:val="18"/>
+          <w:lang w:val="en-US" w:eastAsia="zh-CN"/>
+          <w14:textFill>
+            <w14:solidFill>
+              <w14:schemeClr w14:val="accent5"/>
+            </w14:solidFill>
+          </w14:textFill>
+        </w:rPr>
+        <w:t>～</w:t>
+      </w:r>
+      <w:r>
+        <w:rPr>
+          <w:rFonts w:hint="eastAsia" w:ascii="黑体" w:hAnsi="黑体" w:eastAsia="黑体" w:cs="黑体"/>
+          <w:b/>
+          <w:bCs/>
+          <w:color w:val="0000FF"/>
+          <w:sz w:val="18"/>
+          <w:szCs w:val="18"/>
+        </w:rPr>
+        <w:t>兽</w:t>
+      </w:r>
+      <w:r>
+        <w:rPr>
+          <w:rFonts w:hint="eastAsia" w:ascii="黑体" w:hAnsi="黑体" w:eastAsia="黑体" w:cs="黑体"/>
+          <w:b/>
+          <w:bCs/>
+          <w:color w:val="0000FF"/>
+          <w:sz w:val="18"/>
+          <w:szCs w:val="18"/>
+          <w:lang w:val="en-US" w:eastAsia="zh-CN"/>
+        </w:rPr>
+        <w:t xml:space="preserve"> </w:t>
+      </w:r>
+      <w:r>
+        <w:rPr>
+          <w:rFonts w:hint="eastAsia" w:ascii="黑体" w:hAnsi="黑体" w:eastAsia="黑体" w:cs="黑体"/>
+          <w:b/>
+          <w:bCs/>
+          <w:color w:val="0000FF"/>
+          <w:sz w:val="18"/>
+          <w:szCs w:val="18"/>
+        </w:rPr>
+        <w:t>震惶</w:t>
+      </w:r>
+      <w:r>
+        <w:rPr>
+          <w:rFonts w:hint="eastAsia" w:ascii="黑体" w:hAnsi="黑体" w:eastAsia="黑体" w:cs="黑体"/>
+          <w:color w:val="30C0B4" w:themeColor="accent5"/>
+          <w:sz w:val="18"/>
+          <w:szCs w:val="18"/>
+          <w:lang w:val="en-US" w:eastAsia="zh-CN"/>
+          <w14:textFill>
+            <w14:solidFill>
+              <w14:schemeClr w14:val="accent5"/>
+            </w14:solidFill>
+          </w14:textFill>
+        </w:rPr>
+        <w:t>～</w:t>
       </w:r>
     </w:p>
     <w:p>
@@ -1161,16 +2200,62 @@
           <w:sz w:val="18"/>
           <w:szCs w:val="18"/>
         </w:rPr>
-        <w:t>全体：</w:t>
-      </w:r>
-      <w:r>
-        <w:rPr>
-          <w:rFonts w:hint="eastAsia" w:ascii="黑体" w:hAnsi="黑体" w:eastAsia="黑体" w:cs="黑体"/>
-          <w:color w:val="0000FF"/>
-          <w:sz w:val="18"/>
-          <w:szCs w:val="18"/>
-        </w:rPr>
-        <w:t>奇花初开 矞矞皇皇</w:t>
+        <w:t>王淮&amp;浩宇：</w:t>
+      </w:r>
+      <w:r>
+        <w:rPr>
+          <w:rFonts w:hint="eastAsia" w:ascii="黑体" w:hAnsi="黑体" w:eastAsia="黑体" w:cs="黑体"/>
+          <w:sz w:val="18"/>
+          <w:szCs w:val="18"/>
+        </w:rPr>
+        <w:t>这国家如您所愿</w:t>
+      </w:r>
+    </w:p>
+    <w:p>
+      <w:pPr>
+        <w:keepNext w:val="0"/>
+        <w:keepLines w:val="0"/>
+        <w:pageBreakBefore w:val="0"/>
+        <w:widowControl w:val="0"/>
+        <w:kinsoku/>
+        <w:wordWrap/>
+        <w:overflowPunct/>
+        <w:topLinePunct w:val="0"/>
+        <w:autoSpaceDE/>
+        <w:autoSpaceDN/>
+        <w:bidi w:val="0"/>
+        <w:adjustRightInd/>
+        <w:snapToGrid/>
+        <w:spacing w:line="140" w:lineRule="exact"/>
+        <w:ind w:firstLine="1430" w:firstLineChars="1100"/>
+        <w:textAlignment w:val="auto"/>
+        <w:rPr>
+          <w:rFonts w:hint="eastAsia" w:ascii="黑体" w:hAnsi="黑体" w:eastAsia="黑体" w:cs="黑体"/>
+          <w:sz w:val="18"/>
+          <w:szCs w:val="18"/>
+        </w:rPr>
+      </w:pPr>
+      <w:r>
+        <w:rPr>
+          <w:rFonts w:hint="eastAsia" w:ascii="黑体" w:hAnsi="黑体" w:eastAsia="黑体" w:cs="黑体"/>
+          <w:color w:val="FF0000"/>
+          <w:kern w:val="0"/>
+          <w:sz w:val="13"/>
+          <w:szCs w:val="13"/>
+          <w:lang w:eastAsia="zh-CN"/>
+        </w:rPr>
+        <w:t>（</w:t>
+      </w:r>
+      <w:r>
+        <w:rPr>
+          <w:rFonts w:hint="eastAsia" w:ascii="黑体" w:hAnsi="黑体" w:eastAsia="黑体" w:cs="黑体"/>
+          <w:color w:val="FF0000"/>
+          <w:kern w:val="0"/>
+          <w:sz w:val="13"/>
+          <w:szCs w:val="13"/>
+          <w:lang w:val="en-US" w:eastAsia="zh-CN"/>
+        </w:rPr>
+        <w:t>右手缓慢往左胸前放，“愿”后缓慢放下）</w:t>
       </w:r>
     </w:p>
     <w:p>
@@ -1203,15 +2288,110 @@
           <w:sz w:val="18"/>
           <w:szCs w:val="18"/>
         </w:rPr>
-        <w:t>祥懿&amp;诗语&amp;王淮&amp;浩宇：</w:t>
-      </w:r>
-      <w:r>
-        <w:rPr>
-          <w:rFonts w:hint="eastAsia" w:ascii="黑体" w:hAnsi="黑体" w:eastAsia="黑体" w:cs="黑体"/>
-          <w:sz w:val="18"/>
-          <w:szCs w:val="18"/>
-        </w:rPr>
-        <w:t>这盛世如您所愿</w:t>
+        <w:t>全体：</w:t>
+      </w:r>
+      <w:r>
+        <w:rPr>
+          <w:rFonts w:hint="eastAsia" w:ascii="黑体" w:hAnsi="黑体" w:eastAsia="黑体" w:cs="黑体"/>
+          <w:color w:val="0000FF"/>
+          <w:sz w:val="18"/>
+          <w:szCs w:val="18"/>
+        </w:rPr>
+        <w:t>奇花初开</w:t>
+      </w:r>
+      <w:r>
+        <w:rPr>
+          <w:rFonts w:hint="eastAsia" w:ascii="黑体" w:hAnsi="黑体" w:eastAsia="黑体" w:cs="黑体"/>
+          <w:color w:val="0000FF"/>
+          <w:sz w:val="18"/>
+          <w:szCs w:val="18"/>
+          <w:lang w:val="en-US" w:eastAsia="zh-CN"/>
+        </w:rPr>
+        <w:t xml:space="preserve"> </w:t>
+      </w:r>
+      <w:r>
+        <w:rPr>
+          <w:rFonts w:hint="eastAsia" w:ascii="黑体" w:hAnsi="黑体" w:eastAsia="黑体" w:cs="黑体"/>
+          <w:color w:val="0000FF"/>
+          <w:sz w:val="18"/>
+          <w:szCs w:val="18"/>
+        </w:rPr>
+        <w:t xml:space="preserve"> </w:t>
+      </w:r>
+      <w:r>
+        <w:rPr>
+          <w:rFonts w:hint="eastAsia" w:ascii="黑体" w:hAnsi="黑体" w:eastAsia="黑体" w:cs="黑体"/>
+          <w:b/>
+          <w:bCs/>
+          <w:color w:val="0000FF"/>
+          <w:sz w:val="18"/>
+          <w:szCs w:val="18"/>
+        </w:rPr>
+        <w:t>矞</w:t>
+      </w:r>
+      <w:r>
+        <w:rPr>
+          <w:rFonts w:hint="eastAsia" w:ascii="黑体" w:hAnsi="黑体" w:eastAsia="黑体" w:cs="黑体"/>
+          <w:color w:val="30C0B4" w:themeColor="accent5"/>
+          <w:sz w:val="18"/>
+          <w:szCs w:val="18"/>
+          <w:lang w:val="en-US" w:eastAsia="zh-CN"/>
+          <w14:textFill>
+            <w14:solidFill>
+              <w14:schemeClr w14:val="accent5"/>
+            </w14:solidFill>
+          </w14:textFill>
+        </w:rPr>
+        <w:t>～</w:t>
+      </w:r>
+      <w:r>
+        <w:rPr>
+          <w:rFonts w:hint="eastAsia" w:ascii="黑体" w:hAnsi="黑体" w:eastAsia="黑体" w:cs="黑体"/>
+          <w:b/>
+          <w:bCs/>
+          <w:color w:val="0000FF"/>
+          <w:sz w:val="18"/>
+          <w:szCs w:val="18"/>
+        </w:rPr>
+        <w:t>矞</w:t>
+      </w:r>
+      <w:r>
+        <w:rPr>
+          <w:rFonts w:hint="eastAsia" w:ascii="黑体" w:hAnsi="黑体" w:eastAsia="黑体" w:cs="黑体"/>
+          <w:b/>
+          <w:bCs/>
+          <w:color w:val="0000FF"/>
+          <w:sz w:val="18"/>
+          <w:szCs w:val="18"/>
+          <w:lang w:val="en-US" w:eastAsia="zh-CN"/>
+        </w:rPr>
+        <w:t xml:space="preserve"> </w:t>
+      </w:r>
+      <w:r>
+        <w:rPr>
+          <w:rFonts w:hint="eastAsia" w:ascii="黑体" w:hAnsi="黑体" w:eastAsia="黑体" w:cs="黑体"/>
+          <w:b/>
+          <w:bCs/>
+          <w:color w:val="0000FF"/>
+          <w:sz w:val="18"/>
+          <w:szCs w:val="18"/>
+        </w:rPr>
+        <w:t>皇皇</w:t>
+      </w:r>
+      <w:r>
+        <w:rPr>
+          <w:rFonts w:hint="eastAsia" w:ascii="黑体" w:hAnsi="黑体" w:eastAsia="黑体" w:cs="黑体"/>
+          <w:color w:val="30C0B4" w:themeColor="accent5"/>
+          <w:sz w:val="18"/>
+          <w:szCs w:val="18"/>
+          <w:lang w:val="en-US" w:eastAsia="zh-CN"/>
+          <w14:textFill>
+            <w14:solidFill>
+              <w14:schemeClr w14:val="accent5"/>
+            </w14:solidFill>
+          </w14:textFill>
+        </w:rPr>
+        <w:t>～</w:t>
       </w:r>
     </w:p>
     <w:p>
@@ -1244,6 +2424,94 @@
           <w:sz w:val="18"/>
           <w:szCs w:val="18"/>
         </w:rPr>
+        <w:t>祥懿&amp;诗语&amp;王淮&amp;浩宇：</w:t>
+      </w:r>
+      <w:r>
+        <w:rPr>
+          <w:rFonts w:hint="eastAsia" w:ascii="黑体" w:hAnsi="黑体" w:eastAsia="黑体" w:cs="黑体"/>
+          <w:sz w:val="18"/>
+          <w:szCs w:val="18"/>
+        </w:rPr>
+        <w:t>这盛世如您所愿</w:t>
+      </w:r>
+    </w:p>
+    <w:p>
+      <w:pPr>
+        <w:keepNext w:val="0"/>
+        <w:keepLines w:val="0"/>
+        <w:pageBreakBefore w:val="0"/>
+        <w:widowControl w:val="0"/>
+        <w:kinsoku/>
+        <w:wordWrap/>
+        <w:overflowPunct/>
+        <w:topLinePunct w:val="0"/>
+        <w:autoSpaceDE/>
+        <w:autoSpaceDN/>
+        <w:bidi w:val="0"/>
+        <w:adjustRightInd/>
+        <w:snapToGrid/>
+        <w:spacing w:line="140" w:lineRule="exact"/>
+        <w:ind w:firstLine="2340" w:firstLineChars="1800"/>
+        <w:textAlignment w:val="auto"/>
+        <w:rPr>
+          <w:rFonts w:hint="eastAsia" w:ascii="黑体" w:hAnsi="黑体" w:eastAsia="黑体" w:cs="黑体"/>
+          <w:sz w:val="18"/>
+          <w:szCs w:val="18"/>
+        </w:rPr>
+      </w:pPr>
+      <w:r>
+        <w:rPr>
+          <w:rFonts w:hint="eastAsia" w:ascii="黑体" w:hAnsi="黑体" w:eastAsia="黑体" w:cs="黑体"/>
+          <w:color w:val="FF0000"/>
+          <w:kern w:val="0"/>
+          <w:sz w:val="13"/>
+          <w:szCs w:val="13"/>
+          <w:lang w:eastAsia="zh-CN"/>
+        </w:rPr>
+        <w:t>（</w:t>
+      </w:r>
+      <w:r>
+        <w:rPr>
+          <w:rFonts w:hint="eastAsia" w:ascii="黑体" w:hAnsi="黑体" w:eastAsia="黑体" w:cs="黑体"/>
+          <w:color w:val="FF0000"/>
+          <w:kern w:val="0"/>
+          <w:sz w:val="13"/>
+          <w:szCs w:val="13"/>
+          <w:lang w:val="en-US" w:eastAsia="zh-CN"/>
+        </w:rPr>
+        <w:t>右手缓慢往左胸前放，“愿”后缓慢放下）</w:t>
+      </w:r>
+    </w:p>
+    <w:p>
+      <w:pPr>
+        <w:keepNext w:val="0"/>
+        <w:keepLines w:val="0"/>
+        <w:pageBreakBefore w:val="0"/>
+        <w:widowControl w:val="0"/>
+        <w:kinsoku/>
+        <w:wordWrap/>
+        <w:overflowPunct/>
+        <w:topLinePunct w:val="0"/>
+        <w:autoSpaceDE/>
+        <w:autoSpaceDN/>
+        <w:bidi w:val="0"/>
+        <w:adjustRightInd/>
+        <w:snapToGrid/>
+        <w:spacing w:line="260" w:lineRule="exact"/>
+        <w:textAlignment w:val="auto"/>
+        <w:rPr>
+          <w:rFonts w:hint="eastAsia" w:ascii="黑体" w:hAnsi="黑体" w:eastAsia="黑体" w:cs="黑体"/>
+          <w:sz w:val="18"/>
+          <w:szCs w:val="18"/>
+        </w:rPr>
+      </w:pPr>
+      <w:r>
+        <w:rPr>
+          <w:rFonts w:hint="eastAsia" w:ascii="黑体" w:hAnsi="黑体" w:eastAsia="黑体" w:cs="黑体"/>
+          <w:color w:val="808080" w:themeColor="background1" w:themeShade="80"/>
+          <w:sz w:val="18"/>
+          <w:szCs w:val="18"/>
+        </w:rPr>
         <w:t>全体：</w:t>
       </w:r>
       <w:r>
@@ -1253,7 +2521,101 @@
           <w:sz w:val="18"/>
           <w:szCs w:val="18"/>
         </w:rPr>
-        <w:t>前途似海 来日方长</w:t>
+        <w:t>前途似海</w:t>
+      </w:r>
+      <w:r>
+        <w:rPr>
+          <w:rFonts w:hint="eastAsia" w:ascii="黑体" w:hAnsi="黑体" w:eastAsia="黑体" w:cs="黑体"/>
+          <w:color w:val="0000FF"/>
+          <w:sz w:val="18"/>
+          <w:szCs w:val="18"/>
+          <w:lang w:val="en-US" w:eastAsia="zh-CN"/>
+        </w:rPr>
+        <w:t xml:space="preserve"> </w:t>
+      </w:r>
+      <w:r>
+        <w:rPr>
+          <w:rFonts w:hint="eastAsia" w:ascii="黑体" w:hAnsi="黑体" w:eastAsia="黑体" w:cs="黑体"/>
+          <w:color w:val="0000FF"/>
+          <w:sz w:val="18"/>
+          <w:szCs w:val="18"/>
+        </w:rPr>
+        <w:t xml:space="preserve"> </w:t>
+      </w:r>
+      <w:r>
+        <w:rPr>
+          <w:rFonts w:hint="eastAsia" w:ascii="黑体" w:hAnsi="黑体" w:eastAsia="黑体" w:cs="黑体"/>
+          <w:b/>
+          <w:bCs/>
+          <w:color w:val="0000FF"/>
+          <w:sz w:val="18"/>
+          <w:szCs w:val="18"/>
+        </w:rPr>
+        <w:t>来</w:t>
+      </w:r>
+      <w:r>
+        <w:rPr>
+          <w:rFonts w:hint="eastAsia" w:ascii="黑体" w:hAnsi="黑体" w:eastAsia="黑体" w:cs="黑体"/>
+          <w:color w:val="30C0B4" w:themeColor="accent5"/>
+          <w:sz w:val="18"/>
+          <w:szCs w:val="18"/>
+          <w:lang w:val="en-US" w:eastAsia="zh-CN"/>
+          <w14:textFill>
+            <w14:solidFill>
+              <w14:schemeClr w14:val="accent5"/>
+            </w14:solidFill>
+          </w14:textFill>
+        </w:rPr>
+        <w:t>～</w:t>
+      </w:r>
+      <w:r>
+        <w:rPr>
+          <w:rFonts w:hint="eastAsia" w:ascii="黑体" w:hAnsi="黑体" w:eastAsia="黑体" w:cs="黑体"/>
+          <w:b/>
+          <w:bCs/>
+          <w:color w:val="0000FF"/>
+          <w:sz w:val="18"/>
+          <w:szCs w:val="18"/>
+        </w:rPr>
+        <w:t>日</w:t>
+      </w:r>
+      <w:r>
+        <w:rPr>
+          <w:rFonts w:hint="eastAsia" w:ascii="黑体" w:hAnsi="黑体" w:eastAsia="黑体" w:cs="黑体"/>
+          <w:b/>
+          <w:bCs/>
+          <w:color w:val="0000FF"/>
+          <w:sz w:val="18"/>
+          <w:szCs w:val="18"/>
+          <w:lang w:val="en-US" w:eastAsia="zh-CN"/>
+        </w:rPr>
+        <w:t xml:space="preserve"> </w:t>
+      </w:r>
+      <w:r>
+        <w:rPr>
+          <w:rFonts w:hint="eastAsia" w:ascii="黑体" w:hAnsi="黑体" w:eastAsia="黑体" w:cs="黑体"/>
+          <w:b/>
+          <w:bCs/>
+          <w:color w:val="0000FF"/>
+          <w:sz w:val="18"/>
+          <w:szCs w:val="18"/>
+        </w:rPr>
+        <w:t>方长</w:t>
+      </w:r>
+      <w:r>
+        <w:rPr>
+          <w:rFonts w:hint="eastAsia" w:ascii="黑体" w:hAnsi="黑体" w:eastAsia="黑体" w:cs="黑体"/>
+          <w:color w:val="30C0B4" w:themeColor="accent5"/>
+          <w:sz w:val="18"/>
+          <w:szCs w:val="18"/>
+          <w:lang w:val="en-US" w:eastAsia="zh-CN"/>
+          <w14:textFill>
+            <w14:solidFill>
+              <w14:schemeClr w14:val="accent5"/>
+            </w14:solidFill>
+          </w14:textFill>
+        </w:rPr>
+        <w:t>～</w:t>
       </w:r>
     </w:p>
     <w:p>
@@ -1336,10 +2698,12 @@
         <w:bidi w:val="0"/>
         <w:adjustRightInd/>
         <w:snapToGrid/>
-        <w:spacing w:line="260" w:lineRule="exact"/>
+        <w:spacing w:line="140" w:lineRule="exact"/>
+        <w:ind w:firstLine="390" w:firstLineChars="300"/>
         <w:textAlignment w:val="auto"/>
         <w:rPr>
           <w:rFonts w:hint="eastAsia" w:ascii="黑体" w:hAnsi="黑体" w:eastAsia="黑体" w:cs="黑体"/>
+          <w:color w:val="851321" w:themeColor="accent6" w:themeShade="80"/>
           <w:sz w:val="18"/>
           <w:szCs w:val="18"/>
         </w:rPr>
@@ -1347,20 +2711,24 @@
       <w:r>
         <w:rPr>
           <w:rFonts w:hint="eastAsia" w:ascii="黑体" w:hAnsi="黑体" w:eastAsia="黑体" w:cs="黑体"/>
-          <w:color w:val="808080" w:themeColor="background1" w:themeShade="80"/>
-          <w:sz w:val="18"/>
-          <w:szCs w:val="18"/>
-        </w:rPr>
-        <w:t>全体：</w:t>
-      </w:r>
-      <w:r>
-        <w:rPr>
-          <w:rFonts w:hint="eastAsia" w:ascii="黑体" w:hAnsi="黑体" w:eastAsia="黑体" w:cs="黑体"/>
-          <w:color w:val="0000FF"/>
-          <w:sz w:val="18"/>
-          <w:szCs w:val="18"/>
-        </w:rPr>
-        <w:t>那是北斗卫星 在指引我们前行</w:t>
+          <w:color w:val="851321" w:themeColor="accent6" w:themeShade="80"/>
+          <w:kern w:val="0"/>
+          <w:sz w:val="13"/>
+          <w:szCs w:val="13"/>
+          <w:lang w:eastAsia="zh-CN"/>
+        </w:rPr>
+        <w:t>（</w:t>
+      </w:r>
+      <w:r>
+        <w:rPr>
+          <w:rFonts w:hint="eastAsia" w:ascii="黑体" w:hAnsi="黑体" w:eastAsia="黑体" w:cs="黑体"/>
+          <w:color w:val="851321" w:themeColor="accent6" w:themeShade="80"/>
+          <w:kern w:val="0"/>
+          <w:sz w:val="13"/>
+          <w:szCs w:val="13"/>
+          <w:lang w:val="en-US" w:eastAsia="zh-CN"/>
+        </w:rPr>
+        <w:t>往左/右前方走）</w:t>
       </w:r>
     </w:p>
     <w:p>
@@ -1393,15 +2761,145 @@
           <w:sz w:val="18"/>
           <w:szCs w:val="18"/>
         </w:rPr>
-        <w:t>王淮：</w:t>
-      </w:r>
-      <w:r>
-        <w:rPr>
-          <w:rFonts w:hint="eastAsia" w:ascii="黑体" w:hAnsi="黑体" w:eastAsia="黑体" w:cs="黑体"/>
-          <w:sz w:val="18"/>
-          <w:szCs w:val="18"/>
-        </w:rPr>
-        <w:t>我想带您去新农村做客</w:t>
+        <w:t>全体：</w:t>
+      </w:r>
+      <w:r>
+        <w:rPr>
+          <w:rFonts w:hint="eastAsia" w:ascii="黑体" w:hAnsi="黑体" w:eastAsia="黑体" w:cs="黑体"/>
+          <w:color w:val="0000FF"/>
+          <w:sz w:val="18"/>
+          <w:szCs w:val="18"/>
+        </w:rPr>
+        <w:t>那是</w:t>
+      </w:r>
+      <w:r>
+        <w:rPr>
+          <w:rFonts w:hint="eastAsia" w:ascii="黑体" w:hAnsi="黑体" w:eastAsia="黑体" w:cs="黑体"/>
+          <w:color w:val="30C0B4" w:themeColor="accent5"/>
+          <w:sz w:val="18"/>
+          <w:szCs w:val="18"/>
+          <w:lang w:val="en-US" w:eastAsia="zh-CN"/>
+          <w14:textFill>
+            <w14:solidFill>
+              <w14:schemeClr w14:val="accent5"/>
+            </w14:solidFill>
+          </w14:textFill>
+        </w:rPr>
+        <w:t>～</w:t>
+      </w:r>
+      <w:r>
+        <w:rPr>
+          <w:rFonts w:hint="eastAsia" w:ascii="黑体" w:hAnsi="黑体" w:eastAsia="黑体" w:cs="黑体"/>
+          <w:color w:val="0000FF"/>
+          <w:sz w:val="18"/>
+          <w:szCs w:val="18"/>
+        </w:rPr>
+        <w:t xml:space="preserve">北斗卫星 </w:t>
+      </w:r>
+      <w:r>
+        <w:rPr>
+          <w:rFonts w:hint="eastAsia" w:ascii="黑体" w:hAnsi="黑体" w:eastAsia="黑体" w:cs="黑体"/>
+          <w:color w:val="0000FF"/>
+          <w:sz w:val="18"/>
+          <w:szCs w:val="18"/>
+          <w:lang w:val="en-US" w:eastAsia="zh-CN"/>
+        </w:rPr>
+        <w:t xml:space="preserve"> </w:t>
+      </w:r>
+      <w:r>
+        <w:rPr>
+          <w:rFonts w:hint="eastAsia" w:ascii="黑体" w:hAnsi="黑体" w:eastAsia="黑体" w:cs="黑体"/>
+          <w:color w:val="0000FF"/>
+          <w:sz w:val="18"/>
+          <w:szCs w:val="18"/>
+        </w:rPr>
+        <w:t>在</w:t>
+      </w:r>
+      <w:r>
+        <w:rPr>
+          <w:rFonts w:hint="eastAsia" w:ascii="黑体" w:hAnsi="黑体" w:eastAsia="黑体" w:cs="黑体"/>
+          <w:color w:val="30C0B4" w:themeColor="accent5"/>
+          <w:sz w:val="18"/>
+          <w:szCs w:val="18"/>
+          <w:lang w:val="en-US" w:eastAsia="zh-CN"/>
+          <w14:textFill>
+            <w14:solidFill>
+              <w14:schemeClr w14:val="accent5"/>
+            </w14:solidFill>
+          </w14:textFill>
+        </w:rPr>
+        <w:t>～</w:t>
+      </w:r>
+      <w:r>
+        <w:rPr>
+          <w:rFonts w:hint="eastAsia" w:ascii="黑体" w:hAnsi="黑体" w:eastAsia="黑体" w:cs="黑体"/>
+          <w:color w:val="0000FF"/>
+          <w:sz w:val="18"/>
+          <w:szCs w:val="18"/>
+        </w:rPr>
+        <w:t>指引我们</w:t>
+      </w:r>
+      <w:r>
+        <w:rPr>
+          <w:rFonts w:hint="eastAsia" w:ascii="黑体" w:hAnsi="黑体" w:eastAsia="黑体" w:cs="黑体"/>
+          <w:color w:val="0000FF"/>
+          <w:sz w:val="18"/>
+          <w:szCs w:val="18"/>
+          <w:lang w:val="en-US" w:eastAsia="zh-CN"/>
+        </w:rPr>
+        <w:t xml:space="preserve"> </w:t>
+      </w:r>
+      <w:r>
+        <w:rPr>
+          <w:rFonts w:hint="eastAsia" w:ascii="黑体" w:hAnsi="黑体" w:eastAsia="黑体" w:cs="黑体"/>
+          <w:b/>
+          <w:bCs/>
+          <w:color w:val="0000FF"/>
+          <w:sz w:val="18"/>
+          <w:szCs w:val="18"/>
+        </w:rPr>
+        <w:t>前</w:t>
+      </w:r>
+      <w:r>
+        <w:rPr>
+          <w:rFonts w:hint="eastAsia" w:ascii="黑体" w:hAnsi="黑体" w:eastAsia="黑体" w:cs="黑体"/>
+          <w:color w:val="30C0B4" w:themeColor="accent5"/>
+          <w:sz w:val="18"/>
+          <w:szCs w:val="18"/>
+          <w:lang w:val="en-US" w:eastAsia="zh-CN"/>
+          <w14:textFill>
+            <w14:solidFill>
+              <w14:schemeClr w14:val="accent5"/>
+            </w14:solidFill>
+          </w14:textFill>
+        </w:rPr>
+        <w:t>～</w:t>
+      </w:r>
+      <w:r>
+        <w:rPr>
+          <w:rFonts w:hint="eastAsia" w:ascii="黑体" w:hAnsi="黑体" w:eastAsia="黑体" w:cs="黑体"/>
+          <w:b/>
+          <w:bCs/>
+          <w:color w:val="0000FF"/>
+          <w:sz w:val="18"/>
+          <w:szCs w:val="18"/>
+        </w:rPr>
+        <w:t>行</w:t>
+      </w:r>
+      <w:r>
+        <w:rPr>
+          <w:rFonts w:hint="eastAsia" w:ascii="黑体" w:hAnsi="黑体" w:eastAsia="黑体" w:cs="黑体"/>
+          <w:color w:val="30C0B4" w:themeColor="accent5"/>
+          <w:sz w:val="18"/>
+          <w:szCs w:val="18"/>
+          <w:lang w:val="en-US" w:eastAsia="zh-CN"/>
+          <w14:textFill>
+            <w14:solidFill>
+              <w14:schemeClr w14:val="accent5"/>
+            </w14:solidFill>
+          </w14:textFill>
+        </w:rPr>
+        <w:t>～</w:t>
       </w:r>
     </w:p>
     <w:p>
@@ -1434,16 +2932,62 @@
           <w:sz w:val="18"/>
           <w:szCs w:val="18"/>
         </w:rPr>
-        <w:t>全体：</w:t>
-      </w:r>
-      <w:r>
-        <w:rPr>
-          <w:rFonts w:hint="eastAsia" w:ascii="黑体" w:hAnsi="黑体" w:eastAsia="黑体" w:cs="黑体"/>
-          <w:color w:val="0000FF"/>
-          <w:sz w:val="18"/>
-          <w:szCs w:val="18"/>
-        </w:rPr>
-        <w:t>那里的土地 正翻种着时代新绿</w:t>
+        <w:t>王淮：</w:t>
+      </w:r>
+      <w:r>
+        <w:rPr>
+          <w:rFonts w:hint="eastAsia" w:ascii="黑体" w:hAnsi="黑体" w:eastAsia="黑体" w:cs="黑体"/>
+          <w:sz w:val="18"/>
+          <w:szCs w:val="18"/>
+        </w:rPr>
+        <w:t>我想带您去新农村做客</w:t>
+      </w:r>
+    </w:p>
+    <w:p>
+      <w:pPr>
+        <w:keepNext w:val="0"/>
+        <w:keepLines w:val="0"/>
+        <w:pageBreakBefore w:val="0"/>
+        <w:widowControl w:val="0"/>
+        <w:kinsoku/>
+        <w:wordWrap/>
+        <w:overflowPunct/>
+        <w:topLinePunct w:val="0"/>
+        <w:autoSpaceDE/>
+        <w:autoSpaceDN/>
+        <w:bidi w:val="0"/>
+        <w:adjustRightInd/>
+        <w:snapToGrid/>
+        <w:spacing w:line="140" w:lineRule="exact"/>
+        <w:ind w:firstLine="390" w:firstLineChars="300"/>
+        <w:textAlignment w:val="auto"/>
+        <w:rPr>
+          <w:rFonts w:hint="eastAsia" w:ascii="黑体" w:hAnsi="黑体" w:eastAsia="黑体" w:cs="黑体"/>
+          <w:sz w:val="18"/>
+          <w:szCs w:val="18"/>
+        </w:rPr>
+      </w:pPr>
+      <w:r>
+        <w:rPr>
+          <w:rFonts w:hint="eastAsia" w:ascii="黑体" w:hAnsi="黑体" w:eastAsia="黑体" w:cs="黑体"/>
+          <w:color w:val="851321" w:themeColor="accent6" w:themeShade="80"/>
+          <w:kern w:val="0"/>
+          <w:sz w:val="13"/>
+          <w:szCs w:val="13"/>
+          <w:lang w:eastAsia="zh-CN"/>
+        </w:rPr>
+        <w:t>（</w:t>
+      </w:r>
+      <w:r>
+        <w:rPr>
+          <w:rFonts w:hint="eastAsia" w:ascii="黑体" w:hAnsi="黑体" w:eastAsia="黑体" w:cs="黑体"/>
+          <w:color w:val="851321" w:themeColor="accent6" w:themeShade="80"/>
+          <w:kern w:val="0"/>
+          <w:sz w:val="13"/>
+          <w:szCs w:val="13"/>
+          <w:lang w:val="en-US" w:eastAsia="zh-CN"/>
+        </w:rPr>
+        <w:t>往左/右前方走）</w:t>
       </w:r>
     </w:p>
     <w:p>
@@ -1476,15 +3020,168 @@
           <w:sz w:val="18"/>
           <w:szCs w:val="18"/>
         </w:rPr>
-        <w:t>诗语：</w:t>
-      </w:r>
-      <w:r>
-        <w:rPr>
-          <w:rFonts w:hint="eastAsia" w:ascii="黑体" w:hAnsi="黑体" w:eastAsia="黑体" w:cs="黑体"/>
-          <w:sz w:val="18"/>
-          <w:szCs w:val="18"/>
-        </w:rPr>
-        <w:t>我想带您走进新科技园区</w:t>
+        <w:t>全体：</w:t>
+      </w:r>
+      <w:r>
+        <w:rPr>
+          <w:rFonts w:hint="eastAsia" w:ascii="黑体" w:hAnsi="黑体" w:eastAsia="黑体" w:cs="黑体"/>
+          <w:color w:val="0000FF"/>
+          <w:sz w:val="18"/>
+          <w:szCs w:val="18"/>
+        </w:rPr>
+        <w:t>那</w:t>
+      </w:r>
+      <w:r>
+        <w:rPr>
+          <w:rFonts w:hint="eastAsia" w:ascii="黑体" w:hAnsi="黑体" w:eastAsia="黑体" w:cs="黑体"/>
+          <w:color w:val="30C0B4" w:themeColor="accent5"/>
+          <w:sz w:val="18"/>
+          <w:szCs w:val="18"/>
+          <w:lang w:val="en-US" w:eastAsia="zh-CN"/>
+          <w14:textFill>
+            <w14:solidFill>
+              <w14:schemeClr w14:val="accent5"/>
+            </w14:solidFill>
+          </w14:textFill>
+        </w:rPr>
+        <w:t>～</w:t>
+      </w:r>
+      <w:r>
+        <w:rPr>
+          <w:rFonts w:hint="eastAsia" w:ascii="黑体" w:hAnsi="黑体" w:eastAsia="黑体" w:cs="黑体"/>
+          <w:color w:val="0000FF"/>
+          <w:sz w:val="18"/>
+          <w:szCs w:val="18"/>
+        </w:rPr>
+        <w:t xml:space="preserve">里的土地 </w:t>
+      </w:r>
+      <w:r>
+        <w:rPr>
+          <w:rFonts w:hint="eastAsia" w:ascii="黑体" w:hAnsi="黑体" w:eastAsia="黑体" w:cs="黑体"/>
+          <w:color w:val="0000FF"/>
+          <w:sz w:val="18"/>
+          <w:szCs w:val="18"/>
+          <w:lang w:val="en-US" w:eastAsia="zh-CN"/>
+        </w:rPr>
+        <w:t xml:space="preserve"> </w:t>
+      </w:r>
+      <w:r>
+        <w:rPr>
+          <w:rFonts w:hint="eastAsia" w:ascii="黑体" w:hAnsi="黑体" w:eastAsia="黑体" w:cs="黑体"/>
+          <w:color w:val="0000FF"/>
+          <w:sz w:val="18"/>
+          <w:szCs w:val="18"/>
+        </w:rPr>
+        <w:t>正</w:t>
+      </w:r>
+      <w:r>
+        <w:rPr>
+          <w:rFonts w:hint="eastAsia" w:ascii="黑体" w:hAnsi="黑体" w:eastAsia="黑体" w:cs="黑体"/>
+          <w:color w:val="30C0B4" w:themeColor="accent5"/>
+          <w:sz w:val="18"/>
+          <w:szCs w:val="18"/>
+          <w:lang w:val="en-US" w:eastAsia="zh-CN"/>
+          <w14:textFill>
+            <w14:solidFill>
+              <w14:schemeClr w14:val="accent5"/>
+            </w14:solidFill>
+          </w14:textFill>
+        </w:rPr>
+        <w:t>～</w:t>
+      </w:r>
+      <w:r>
+        <w:rPr>
+          <w:rFonts w:hint="eastAsia" w:ascii="黑体" w:hAnsi="黑体" w:eastAsia="黑体" w:cs="黑体"/>
+          <w:color w:val="0000FF"/>
+          <w:sz w:val="18"/>
+          <w:szCs w:val="18"/>
+        </w:rPr>
+        <w:t>翻种着</w:t>
+      </w:r>
+      <w:r>
+        <w:rPr>
+          <w:rFonts w:hint="eastAsia" w:ascii="黑体" w:hAnsi="黑体" w:eastAsia="黑体" w:cs="黑体"/>
+          <w:color w:val="30C0B4" w:themeColor="accent5"/>
+          <w:sz w:val="18"/>
+          <w:szCs w:val="18"/>
+          <w:lang w:val="en-US" w:eastAsia="zh-CN"/>
+          <w14:textFill>
+            <w14:solidFill>
+              <w14:schemeClr w14:val="accent5"/>
+            </w14:solidFill>
+          </w14:textFill>
+        </w:rPr>
+        <w:t>～</w:t>
+      </w:r>
+      <w:r>
+        <w:rPr>
+          <w:rFonts w:hint="eastAsia" w:ascii="黑体" w:hAnsi="黑体" w:eastAsia="黑体" w:cs="黑体"/>
+          <w:color w:val="0000FF"/>
+          <w:sz w:val="18"/>
+          <w:szCs w:val="18"/>
+          <w:lang w:val="en-US" w:eastAsia="zh-CN"/>
+        </w:rPr>
+        <w:t xml:space="preserve"> </w:t>
+      </w:r>
+      <w:r>
+        <w:rPr>
+          <w:rFonts w:hint="eastAsia" w:ascii="黑体" w:hAnsi="黑体" w:eastAsia="黑体" w:cs="黑体"/>
+          <w:b/>
+          <w:bCs/>
+          <w:color w:val="0000FF"/>
+          <w:sz w:val="18"/>
+          <w:szCs w:val="18"/>
+        </w:rPr>
+        <w:t>时</w:t>
+      </w:r>
+      <w:r>
+        <w:rPr>
+          <w:rFonts w:hint="eastAsia" w:ascii="黑体" w:hAnsi="黑体" w:eastAsia="黑体" w:cs="黑体"/>
+          <w:color w:val="30C0B4" w:themeColor="accent5"/>
+          <w:sz w:val="18"/>
+          <w:szCs w:val="18"/>
+          <w:lang w:val="en-US" w:eastAsia="zh-CN"/>
+          <w14:textFill>
+            <w14:solidFill>
+              <w14:schemeClr w14:val="accent5"/>
+            </w14:solidFill>
+          </w14:textFill>
+        </w:rPr>
+        <w:t>～</w:t>
+      </w:r>
+      <w:r>
+        <w:rPr>
+          <w:rFonts w:hint="eastAsia" w:ascii="黑体" w:hAnsi="黑体" w:eastAsia="黑体" w:cs="黑体"/>
+          <w:b/>
+          <w:bCs/>
+          <w:color w:val="0000FF"/>
+          <w:sz w:val="18"/>
+          <w:szCs w:val="18"/>
+        </w:rPr>
+        <w:t>代</w:t>
+      </w:r>
+      <w:r>
+        <w:rPr>
+          <w:rFonts w:hint="eastAsia" w:ascii="黑体" w:hAnsi="黑体" w:eastAsia="黑体" w:cs="黑体"/>
+          <w:b/>
+          <w:bCs/>
+          <w:color w:val="0000FF"/>
+          <w:sz w:val="18"/>
+          <w:szCs w:val="18"/>
+          <w:lang w:val="en-US" w:eastAsia="zh-CN"/>
+        </w:rPr>
+        <w:t xml:space="preserve"> </w:t>
+      </w:r>
+      <w:r>
+        <w:rPr>
+          <w:rFonts w:hint="eastAsia" w:ascii="黑体" w:hAnsi="黑体" w:eastAsia="黑体" w:cs="黑体"/>
+          <w:b/>
+          <w:bCs/>
+          <w:color w:val="0000FF"/>
+          <w:sz w:val="18"/>
+          <w:szCs w:val="18"/>
+        </w:rPr>
+        <w:t>新绿</w:t>
       </w:r>
     </w:p>
     <w:p>
@@ -1517,16 +3214,62 @@
           <w:sz w:val="18"/>
           <w:szCs w:val="18"/>
         </w:rPr>
-        <w:t>全体：</w:t>
-      </w:r>
-      <w:r>
-        <w:rPr>
-          <w:rFonts w:hint="eastAsia" w:ascii="黑体" w:hAnsi="黑体" w:eastAsia="黑体" w:cs="黑体"/>
-          <w:color w:val="0000FF"/>
-          <w:sz w:val="18"/>
-          <w:szCs w:val="18"/>
-        </w:rPr>
-        <w:t>灿若繁星的高科技 让未来触手可及</w:t>
+        <w:t>诗语：</w:t>
+      </w:r>
+      <w:r>
+        <w:rPr>
+          <w:rFonts w:hint="eastAsia" w:ascii="黑体" w:hAnsi="黑体" w:eastAsia="黑体" w:cs="黑体"/>
+          <w:sz w:val="18"/>
+          <w:szCs w:val="18"/>
+        </w:rPr>
+        <w:t>我想带您走进新科技园区</w:t>
+      </w:r>
+    </w:p>
+    <w:p>
+      <w:pPr>
+        <w:keepNext w:val="0"/>
+        <w:keepLines w:val="0"/>
+        <w:pageBreakBefore w:val="0"/>
+        <w:widowControl w:val="0"/>
+        <w:kinsoku/>
+        <w:wordWrap/>
+        <w:overflowPunct/>
+        <w:topLinePunct w:val="0"/>
+        <w:autoSpaceDE/>
+        <w:autoSpaceDN/>
+        <w:bidi w:val="0"/>
+        <w:adjustRightInd/>
+        <w:snapToGrid/>
+        <w:spacing w:line="140" w:lineRule="exact"/>
+        <w:ind w:firstLine="390" w:firstLineChars="300"/>
+        <w:textAlignment w:val="auto"/>
+        <w:rPr>
+          <w:rFonts w:hint="eastAsia" w:ascii="黑体" w:hAnsi="黑体" w:eastAsia="黑体" w:cs="黑体"/>
+          <w:sz w:val="18"/>
+          <w:szCs w:val="18"/>
+        </w:rPr>
+      </w:pPr>
+      <w:r>
+        <w:rPr>
+          <w:rFonts w:hint="eastAsia" w:ascii="黑体" w:hAnsi="黑体" w:eastAsia="黑体" w:cs="黑体"/>
+          <w:color w:val="851321" w:themeColor="accent6" w:themeShade="80"/>
+          <w:kern w:val="0"/>
+          <w:sz w:val="13"/>
+          <w:szCs w:val="13"/>
+          <w:lang w:eastAsia="zh-CN"/>
+        </w:rPr>
+        <w:t>（</w:t>
+      </w:r>
+      <w:r>
+        <w:rPr>
+          <w:rFonts w:hint="eastAsia" w:ascii="黑体" w:hAnsi="黑体" w:eastAsia="黑体" w:cs="黑体"/>
+          <w:color w:val="851321" w:themeColor="accent6" w:themeShade="80"/>
+          <w:kern w:val="0"/>
+          <w:sz w:val="13"/>
+          <w:szCs w:val="13"/>
+          <w:lang w:val="en-US" w:eastAsia="zh-CN"/>
+        </w:rPr>
+        <w:t>往左/右前方走）</w:t>
       </w:r>
     </w:p>
     <w:p>
@@ -1559,15 +3302,234 @@
           <w:sz w:val="18"/>
           <w:szCs w:val="18"/>
         </w:rPr>
-        <w:t>浩宇：</w:t>
-      </w:r>
-      <w:r>
-        <w:rPr>
-          <w:rFonts w:hint="eastAsia" w:ascii="黑体" w:hAnsi="黑体" w:eastAsia="黑体" w:cs="黑体"/>
-          <w:sz w:val="18"/>
-          <w:szCs w:val="18"/>
-        </w:rPr>
-        <w:t>我还想带您去祖国各地 看锦绣河山 春光万里</w:t>
+        <w:t>全体：</w:t>
+      </w:r>
+      <w:r>
+        <w:rPr>
+          <w:rFonts w:hint="eastAsia" w:ascii="黑体" w:hAnsi="黑体" w:eastAsia="黑体" w:cs="黑体"/>
+          <w:color w:val="0000FF"/>
+          <w:sz w:val="18"/>
+          <w:szCs w:val="18"/>
+        </w:rPr>
+        <w:t>灿若繁星的</w:t>
+      </w:r>
+      <w:r>
+        <w:rPr>
+          <w:rFonts w:hint="eastAsia" w:ascii="黑体" w:hAnsi="黑体" w:eastAsia="黑体" w:cs="黑体"/>
+          <w:color w:val="30C0B4" w:themeColor="accent5"/>
+          <w:sz w:val="18"/>
+          <w:szCs w:val="18"/>
+          <w:lang w:val="en-US" w:eastAsia="zh-CN"/>
+          <w14:textFill>
+            <w14:solidFill>
+              <w14:schemeClr w14:val="accent5"/>
+            </w14:solidFill>
+          </w14:textFill>
+        </w:rPr>
+        <w:t>～</w:t>
+      </w:r>
+      <w:r>
+        <w:rPr>
+          <w:rFonts w:hint="eastAsia" w:ascii="黑体" w:hAnsi="黑体" w:eastAsia="黑体" w:cs="黑体"/>
+          <w:color w:val="0000FF"/>
+          <w:sz w:val="18"/>
+          <w:szCs w:val="18"/>
+          <w:lang w:val="en-US" w:eastAsia="zh-CN"/>
+        </w:rPr>
+        <w:t xml:space="preserve"> </w:t>
+      </w:r>
+      <w:r>
+        <w:rPr>
+          <w:rFonts w:hint="eastAsia" w:ascii="黑体" w:hAnsi="黑体" w:eastAsia="黑体" w:cs="黑体"/>
+          <w:color w:val="0000FF"/>
+          <w:sz w:val="18"/>
+          <w:szCs w:val="18"/>
+        </w:rPr>
+        <w:t>高</w:t>
+      </w:r>
+      <w:r>
+        <w:rPr>
+          <w:rFonts w:hint="eastAsia" w:ascii="黑体" w:hAnsi="黑体" w:eastAsia="黑体" w:cs="黑体"/>
+          <w:color w:val="30C0B4" w:themeColor="accent5"/>
+          <w:sz w:val="18"/>
+          <w:szCs w:val="18"/>
+          <w:lang w:val="en-US" w:eastAsia="zh-CN"/>
+          <w14:textFill>
+            <w14:solidFill>
+              <w14:schemeClr w14:val="accent5"/>
+            </w14:solidFill>
+          </w14:textFill>
+        </w:rPr>
+        <w:t>～</w:t>
+      </w:r>
+      <w:r>
+        <w:rPr>
+          <w:rFonts w:hint="eastAsia" w:ascii="黑体" w:hAnsi="黑体" w:eastAsia="黑体" w:cs="黑体"/>
+          <w:color w:val="0000FF"/>
+          <w:sz w:val="18"/>
+          <w:szCs w:val="18"/>
+        </w:rPr>
+        <w:t xml:space="preserve">科技 </w:t>
+      </w:r>
+      <w:r>
+        <w:rPr>
+          <w:rFonts w:hint="eastAsia" w:ascii="黑体" w:hAnsi="黑体" w:eastAsia="黑体" w:cs="黑体"/>
+          <w:color w:val="0000FF"/>
+          <w:sz w:val="18"/>
+          <w:szCs w:val="18"/>
+          <w:lang w:val="en-US" w:eastAsia="zh-CN"/>
+        </w:rPr>
+        <w:t xml:space="preserve"> </w:t>
+      </w:r>
+      <w:r>
+        <w:rPr>
+          <w:rFonts w:hint="eastAsia" w:ascii="黑体" w:hAnsi="黑体" w:eastAsia="黑体" w:cs="黑体"/>
+          <w:color w:val="0000FF"/>
+          <w:sz w:val="18"/>
+          <w:szCs w:val="18"/>
+        </w:rPr>
+        <w:t>让未来</w:t>
+      </w:r>
+      <w:r>
+        <w:rPr>
+          <w:rFonts w:hint="eastAsia" w:ascii="黑体" w:hAnsi="黑体" w:eastAsia="黑体" w:cs="黑体"/>
+          <w:color w:val="30C0B4" w:themeColor="accent5"/>
+          <w:sz w:val="18"/>
+          <w:szCs w:val="18"/>
+          <w:lang w:val="en-US" w:eastAsia="zh-CN"/>
+          <w14:textFill>
+            <w14:solidFill>
+              <w14:schemeClr w14:val="accent5"/>
+            </w14:solidFill>
+          </w14:textFill>
+        </w:rPr>
+        <w:t>～</w:t>
+      </w:r>
+      <w:r>
+        <w:rPr>
+          <w:rFonts w:hint="eastAsia" w:ascii="黑体" w:hAnsi="黑体" w:eastAsia="黑体" w:cs="黑体"/>
+          <w:color w:val="0000FF"/>
+          <w:sz w:val="18"/>
+          <w:szCs w:val="18"/>
+          <w:lang w:val="en-US" w:eastAsia="zh-CN"/>
+        </w:rPr>
+        <w:t xml:space="preserve"> </w:t>
+      </w:r>
+      <w:r>
+        <w:rPr>
+          <w:rFonts w:hint="eastAsia" w:ascii="黑体" w:hAnsi="黑体" w:eastAsia="黑体" w:cs="黑体"/>
+          <w:b/>
+          <w:bCs/>
+          <w:color w:val="0000FF"/>
+          <w:sz w:val="18"/>
+          <w:szCs w:val="18"/>
+        </w:rPr>
+        <w:t>触</w:t>
+      </w:r>
+      <w:r>
+        <w:rPr>
+          <w:rFonts w:hint="eastAsia" w:ascii="黑体" w:hAnsi="黑体" w:eastAsia="黑体" w:cs="黑体"/>
+          <w:color w:val="30C0B4" w:themeColor="accent5"/>
+          <w:sz w:val="18"/>
+          <w:szCs w:val="18"/>
+          <w:lang w:val="en-US" w:eastAsia="zh-CN"/>
+          <w14:textFill>
+            <w14:solidFill>
+              <w14:schemeClr w14:val="accent5"/>
+            </w14:solidFill>
+          </w14:textFill>
+        </w:rPr>
+        <w:t>～</w:t>
+      </w:r>
+      <w:r>
+        <w:rPr>
+          <w:rFonts w:hint="eastAsia" w:ascii="黑体" w:hAnsi="黑体" w:eastAsia="黑体" w:cs="黑体"/>
+          <w:b/>
+          <w:bCs/>
+          <w:color w:val="0000FF"/>
+          <w:sz w:val="18"/>
+          <w:szCs w:val="18"/>
+        </w:rPr>
+        <w:t>手</w:t>
+      </w:r>
+      <w:r>
+        <w:rPr>
+          <w:rFonts w:hint="eastAsia" w:ascii="黑体" w:hAnsi="黑体" w:eastAsia="黑体" w:cs="黑体"/>
+          <w:color w:val="30C0B4" w:themeColor="accent5"/>
+          <w:sz w:val="18"/>
+          <w:szCs w:val="18"/>
+          <w:lang w:val="en-US" w:eastAsia="zh-CN"/>
+          <w14:textFill>
+            <w14:solidFill>
+              <w14:schemeClr w14:val="accent5"/>
+            </w14:solidFill>
+          </w14:textFill>
+        </w:rPr>
+        <w:t>～</w:t>
+      </w:r>
+      <w:r>
+        <w:rPr>
+          <w:rFonts w:hint="eastAsia" w:ascii="黑体" w:hAnsi="黑体" w:eastAsia="黑体" w:cs="黑体"/>
+          <w:b/>
+          <w:bCs/>
+          <w:color w:val="0000FF"/>
+          <w:sz w:val="18"/>
+          <w:szCs w:val="18"/>
+          <w:lang w:val="en-US" w:eastAsia="zh-CN"/>
+        </w:rPr>
+        <w:t xml:space="preserve"> </w:t>
+      </w:r>
+      <w:r>
+        <w:rPr>
+          <w:rFonts w:hint="eastAsia" w:ascii="黑体" w:hAnsi="黑体" w:eastAsia="黑体" w:cs="黑体"/>
+          <w:b/>
+          <w:bCs/>
+          <w:color w:val="0000FF"/>
+          <w:sz w:val="18"/>
+          <w:szCs w:val="18"/>
+        </w:rPr>
+        <w:t>可</w:t>
+      </w:r>
+      <w:r>
+        <w:rPr>
+          <w:rFonts w:hint="eastAsia" w:ascii="黑体" w:hAnsi="黑体" w:eastAsia="黑体" w:cs="黑体"/>
+          <w:color w:val="30C0B4" w:themeColor="accent5"/>
+          <w:sz w:val="18"/>
+          <w:szCs w:val="18"/>
+          <w:lang w:val="en-US" w:eastAsia="zh-CN"/>
+          <w14:textFill>
+            <w14:solidFill>
+              <w14:schemeClr w14:val="accent5"/>
+            </w14:solidFill>
+          </w14:textFill>
+        </w:rPr>
+        <w:t>～</w:t>
+      </w:r>
+      <w:r>
+        <w:rPr>
+          <w:rFonts w:hint="eastAsia" w:ascii="黑体" w:hAnsi="黑体" w:eastAsia="黑体" w:cs="黑体"/>
+          <w:b/>
+          <w:bCs/>
+          <w:color w:val="0000FF"/>
+          <w:sz w:val="18"/>
+          <w:szCs w:val="18"/>
+        </w:rPr>
+        <w:t>及</w:t>
+      </w:r>
+      <w:r>
+        <w:rPr>
+          <w:rFonts w:hint="eastAsia" w:ascii="黑体" w:hAnsi="黑体" w:eastAsia="黑体" w:cs="黑体"/>
+          <w:color w:val="30C0B4" w:themeColor="accent5"/>
+          <w:sz w:val="18"/>
+          <w:szCs w:val="18"/>
+          <w:lang w:val="en-US" w:eastAsia="zh-CN"/>
+          <w14:textFill>
+            <w14:solidFill>
+              <w14:schemeClr w14:val="accent5"/>
+            </w14:solidFill>
+          </w14:textFill>
+        </w:rPr>
+        <w:t>～</w:t>
       </w:r>
     </w:p>
     <w:p>
@@ -1600,16 +3562,62 @@
           <w:sz w:val="18"/>
           <w:szCs w:val="18"/>
         </w:rPr>
-        <w:t>全体：</w:t>
-      </w:r>
-      <w:r>
-        <w:rPr>
-          <w:rFonts w:hint="eastAsia" w:ascii="黑体" w:hAnsi="黑体" w:eastAsia="黑体" w:cs="黑体"/>
-          <w:color w:val="0000FF"/>
-          <w:sz w:val="18"/>
-          <w:szCs w:val="18"/>
-        </w:rPr>
-        <w:t>看万山红遍 层临尽染 漫江碧透 百舸争流；看同学少年 风华正茂 书生意气 挥斥方遒</w:t>
+        <w:t>浩宇：</w:t>
+      </w:r>
+      <w:r>
+        <w:rPr>
+          <w:rFonts w:hint="eastAsia" w:ascii="黑体" w:hAnsi="黑体" w:eastAsia="黑体" w:cs="黑体"/>
+          <w:sz w:val="18"/>
+          <w:szCs w:val="18"/>
+        </w:rPr>
+        <w:t>我还想带您去祖国各地 看锦绣河山 春光万里</w:t>
+      </w:r>
+    </w:p>
+    <w:p>
+      <w:pPr>
+        <w:keepNext w:val="0"/>
+        <w:keepLines w:val="0"/>
+        <w:pageBreakBefore w:val="0"/>
+        <w:widowControl w:val="0"/>
+        <w:kinsoku/>
+        <w:wordWrap/>
+        <w:overflowPunct/>
+        <w:topLinePunct w:val="0"/>
+        <w:autoSpaceDE/>
+        <w:autoSpaceDN/>
+        <w:bidi w:val="0"/>
+        <w:adjustRightInd/>
+        <w:snapToGrid/>
+        <w:spacing w:line="140" w:lineRule="exact"/>
+        <w:ind w:firstLine="390" w:firstLineChars="300"/>
+        <w:textAlignment w:val="auto"/>
+        <w:rPr>
+          <w:rFonts w:hint="eastAsia" w:ascii="黑体" w:hAnsi="黑体" w:eastAsia="黑体" w:cs="黑体"/>
+          <w:sz w:val="18"/>
+          <w:szCs w:val="18"/>
+        </w:rPr>
+      </w:pPr>
+      <w:r>
+        <w:rPr>
+          <w:rFonts w:hint="eastAsia" w:ascii="黑体" w:hAnsi="黑体" w:eastAsia="黑体" w:cs="黑体"/>
+          <w:color w:val="851321" w:themeColor="accent6" w:themeShade="80"/>
+          <w:kern w:val="0"/>
+          <w:sz w:val="13"/>
+          <w:szCs w:val="13"/>
+          <w:lang w:eastAsia="zh-CN"/>
+        </w:rPr>
+        <w:t>（</w:t>
+      </w:r>
+      <w:r>
+        <w:rPr>
+          <w:rFonts w:hint="eastAsia" w:ascii="黑体" w:hAnsi="黑体" w:eastAsia="黑体" w:cs="黑体"/>
+          <w:color w:val="851321" w:themeColor="accent6" w:themeShade="80"/>
+          <w:kern w:val="0"/>
+          <w:sz w:val="13"/>
+          <w:szCs w:val="13"/>
+          <w:lang w:val="en-US" w:eastAsia="zh-CN"/>
+        </w:rPr>
+        <w:t>往左/右前方走）</w:t>
       </w:r>
     </w:p>
     <w:p>
@@ -1631,6 +3639,7 @@
         <w:textAlignment w:val="auto"/>
         <w:rPr>
           <w:rFonts w:hint="eastAsia" w:ascii="黑体" w:hAnsi="黑体" w:eastAsia="黑体" w:cs="黑体"/>
+          <w:color w:val="0000FF"/>
           <w:sz w:val="18"/>
           <w:szCs w:val="18"/>
         </w:rPr>
@@ -1641,16 +3650,215 @@
           <w:color w:val="808080" w:themeColor="background1" w:themeShade="80"/>
           <w:sz w:val="18"/>
           <w:szCs w:val="18"/>
-        </w:rPr>
-        <w:t>祥懿&amp;诗语：</w:t>
-      </w:r>
-      <w:r>
-        <w:rPr>
-          <w:rFonts w:hint="eastAsia" w:ascii="黑体" w:hAnsi="黑体" w:eastAsia="黑体" w:cs="黑体"/>
-          <w:sz w:val="18"/>
-          <w:szCs w:val="18"/>
-        </w:rPr>
-        <w:t>七十五年斗转星移 七十五年大江东去</w:t>
+          <w:lang w:val="en-US" w:eastAsia="zh-CN"/>
+        </w:rPr>
+        <w:t>左半</w:t>
+      </w:r>
+      <w:r>
+        <w:rPr>
+          <w:rFonts w:hint="eastAsia" w:ascii="黑体" w:hAnsi="黑体" w:eastAsia="黑体" w:cs="黑体"/>
+          <w:color w:val="808080" w:themeColor="background1" w:themeShade="80"/>
+          <w:sz w:val="18"/>
+          <w:szCs w:val="18"/>
+        </w:rPr>
+        <w:t>：</w:t>
+      </w:r>
+      <w:r>
+        <w:rPr>
+          <w:rFonts w:hint="eastAsia" w:ascii="黑体" w:hAnsi="黑体" w:eastAsia="黑体" w:cs="黑体"/>
+          <w:color w:val="0000FF"/>
+          <w:sz w:val="18"/>
+          <w:szCs w:val="18"/>
+        </w:rPr>
+        <w:t>看</w:t>
+      </w:r>
+      <w:r>
+        <w:rPr>
+          <w:rFonts w:hint="eastAsia" w:ascii="黑体" w:hAnsi="黑体" w:eastAsia="黑体" w:cs="黑体"/>
+          <w:color w:val="30C0B4" w:themeColor="accent5"/>
+          <w:sz w:val="18"/>
+          <w:szCs w:val="18"/>
+          <w:lang w:val="en-US" w:eastAsia="zh-CN"/>
+          <w14:textFill>
+            <w14:solidFill>
+              <w14:schemeClr w14:val="accent5"/>
+            </w14:solidFill>
+          </w14:textFill>
+        </w:rPr>
+        <w:t>～</w:t>
+      </w:r>
+      <w:r>
+        <w:rPr>
+          <w:rFonts w:hint="eastAsia" w:ascii="黑体" w:hAnsi="黑体" w:eastAsia="黑体" w:cs="黑体"/>
+          <w:color w:val="0000FF"/>
+          <w:sz w:val="18"/>
+          <w:szCs w:val="18"/>
+        </w:rPr>
+        <w:t xml:space="preserve">万山红遍 </w:t>
+      </w:r>
+      <w:r>
+        <w:rPr>
+          <w:rFonts w:hint="eastAsia" w:ascii="黑体" w:hAnsi="黑体" w:eastAsia="黑体" w:cs="黑体"/>
+          <w:color w:val="0000FF"/>
+          <w:sz w:val="18"/>
+          <w:szCs w:val="18"/>
+          <w:lang w:val="en-US" w:eastAsia="zh-CN"/>
+        </w:rPr>
+        <w:t xml:space="preserve"> </w:t>
+      </w:r>
+      <w:r>
+        <w:rPr>
+          <w:rFonts w:hint="eastAsia" w:ascii="黑体" w:hAnsi="黑体" w:eastAsia="黑体" w:cs="黑体"/>
+          <w:color w:val="0000FF"/>
+          <w:sz w:val="18"/>
+          <w:szCs w:val="18"/>
+        </w:rPr>
+        <w:t xml:space="preserve">层临尽染 </w:t>
+      </w:r>
+      <w:r>
+        <w:rPr>
+          <w:rFonts w:hint="eastAsia" w:ascii="黑体" w:hAnsi="黑体" w:eastAsia="黑体" w:cs="黑体"/>
+          <w:color w:val="0000FF"/>
+          <w:sz w:val="18"/>
+          <w:szCs w:val="18"/>
+          <w:lang w:val="en-US" w:eastAsia="zh-CN"/>
+        </w:rPr>
+        <w:t xml:space="preserve"> </w:t>
+      </w:r>
+      <w:r>
+        <w:rPr>
+          <w:rFonts w:hint="eastAsia" w:ascii="黑体" w:hAnsi="黑体" w:eastAsia="黑体" w:cs="黑体"/>
+          <w:color w:val="0000FF"/>
+          <w:sz w:val="18"/>
+          <w:szCs w:val="18"/>
+        </w:rPr>
+        <w:t xml:space="preserve">漫江碧透 </w:t>
+      </w:r>
+      <w:r>
+        <w:rPr>
+          <w:rFonts w:hint="eastAsia" w:ascii="黑体" w:hAnsi="黑体" w:eastAsia="黑体" w:cs="黑体"/>
+          <w:color w:val="0000FF"/>
+          <w:sz w:val="18"/>
+          <w:szCs w:val="18"/>
+          <w:lang w:val="en-US" w:eastAsia="zh-CN"/>
+        </w:rPr>
+        <w:t xml:space="preserve"> </w:t>
+      </w:r>
+      <w:r>
+        <w:rPr>
+          <w:rFonts w:hint="eastAsia" w:ascii="黑体" w:hAnsi="黑体" w:eastAsia="黑体" w:cs="黑体"/>
+          <w:b/>
+          <w:bCs/>
+          <w:color w:val="0000FF"/>
+          <w:sz w:val="18"/>
+          <w:szCs w:val="18"/>
+        </w:rPr>
+        <w:t>百</w:t>
+      </w:r>
+      <w:r>
+        <w:rPr>
+          <w:rFonts w:hint="eastAsia" w:ascii="黑体" w:hAnsi="黑体" w:eastAsia="黑体" w:cs="黑体"/>
+          <w:color w:val="30C0B4" w:themeColor="accent5"/>
+          <w:sz w:val="18"/>
+          <w:szCs w:val="18"/>
+          <w:lang w:val="en-US" w:eastAsia="zh-CN"/>
+          <w14:textFill>
+            <w14:solidFill>
+              <w14:schemeClr w14:val="accent5"/>
+            </w14:solidFill>
+          </w14:textFill>
+        </w:rPr>
+        <w:t>～</w:t>
+      </w:r>
+      <w:r>
+        <w:rPr>
+          <w:rFonts w:hint="eastAsia" w:ascii="黑体" w:hAnsi="黑体" w:eastAsia="黑体" w:cs="黑体"/>
+          <w:b/>
+          <w:bCs/>
+          <w:color w:val="0000FF"/>
+          <w:sz w:val="18"/>
+          <w:szCs w:val="18"/>
+        </w:rPr>
+        <w:t>舸</w:t>
+      </w:r>
+      <w:r>
+        <w:rPr>
+          <w:rFonts w:hint="eastAsia" w:ascii="黑体" w:hAnsi="黑体" w:eastAsia="黑体" w:cs="黑体"/>
+          <w:color w:val="30C0B4" w:themeColor="accent5"/>
+          <w:sz w:val="18"/>
+          <w:szCs w:val="18"/>
+          <w:lang w:val="en-US" w:eastAsia="zh-CN"/>
+          <w14:textFill>
+            <w14:solidFill>
+              <w14:schemeClr w14:val="accent5"/>
+            </w14:solidFill>
+          </w14:textFill>
+        </w:rPr>
+        <w:t>～</w:t>
+      </w:r>
+      <w:r>
+        <w:rPr>
+          <w:rFonts w:hint="eastAsia" w:ascii="黑体" w:hAnsi="黑体" w:eastAsia="黑体" w:cs="黑体"/>
+          <w:b/>
+          <w:bCs/>
+          <w:color w:val="0000FF"/>
+          <w:sz w:val="18"/>
+          <w:szCs w:val="18"/>
+          <w:lang w:val="en-US" w:eastAsia="zh-CN"/>
+        </w:rPr>
+        <w:t xml:space="preserve"> </w:t>
+      </w:r>
+      <w:r>
+        <w:rPr>
+          <w:rFonts w:hint="eastAsia" w:ascii="黑体" w:hAnsi="黑体" w:eastAsia="黑体" w:cs="黑体"/>
+          <w:b/>
+          <w:bCs/>
+          <w:color w:val="0000FF"/>
+          <w:sz w:val="18"/>
+          <w:szCs w:val="18"/>
+        </w:rPr>
+        <w:t>争</w:t>
+      </w:r>
+      <w:r>
+        <w:rPr>
+          <w:rFonts w:hint="eastAsia" w:ascii="黑体" w:hAnsi="黑体" w:eastAsia="黑体" w:cs="黑体"/>
+          <w:color w:val="30C0B4" w:themeColor="accent5"/>
+          <w:sz w:val="18"/>
+          <w:szCs w:val="18"/>
+          <w:lang w:val="en-US" w:eastAsia="zh-CN"/>
+          <w14:textFill>
+            <w14:solidFill>
+              <w14:schemeClr w14:val="accent5"/>
+            </w14:solidFill>
+          </w14:textFill>
+        </w:rPr>
+        <w:t>～</w:t>
+      </w:r>
+      <w:r>
+        <w:rPr>
+          <w:rFonts w:hint="eastAsia" w:ascii="黑体" w:hAnsi="黑体" w:eastAsia="黑体" w:cs="黑体"/>
+          <w:b/>
+          <w:bCs/>
+          <w:color w:val="0000FF"/>
+          <w:sz w:val="18"/>
+          <w:szCs w:val="18"/>
+        </w:rPr>
+        <w:t>流</w:t>
+      </w:r>
+      <w:r>
+        <w:rPr>
+          <w:rFonts w:hint="eastAsia" w:ascii="黑体" w:hAnsi="黑体" w:eastAsia="黑体" w:cs="黑体"/>
+          <w:color w:val="30C0B4" w:themeColor="accent5"/>
+          <w:sz w:val="18"/>
+          <w:szCs w:val="18"/>
+          <w:lang w:val="en-US" w:eastAsia="zh-CN"/>
+          <w14:textFill>
+            <w14:solidFill>
+              <w14:schemeClr w14:val="accent5"/>
+            </w14:solidFill>
+          </w14:textFill>
+        </w:rPr>
+        <w:t>～</w:t>
       </w:r>
     </w:p>
     <w:p>
@@ -1682,17 +3890,263 @@
           <w:color w:val="808080" w:themeColor="background1" w:themeShade="80"/>
           <w:sz w:val="18"/>
           <w:szCs w:val="18"/>
-        </w:rPr>
-        <w:t>全体：</w:t>
-      </w:r>
-      <w:r>
-        <w:rPr>
-          <w:rFonts w:hint="eastAsia" w:ascii="黑体" w:hAnsi="黑体" w:eastAsia="黑体" w:cs="黑体"/>
-          <w:color w:val="0000FF"/>
-          <w:sz w:val="18"/>
-          <w:szCs w:val="18"/>
-        </w:rPr>
-        <w:t>盛世中国 告诉您一个地球的惊喜；盛世中国 告诉您一个东方的奇迹</w:t>
+          <w:lang w:val="en-US" w:eastAsia="zh-CN"/>
+        </w:rPr>
+        <w:t>右半</w:t>
+      </w:r>
+      <w:r>
+        <w:rPr>
+          <w:rFonts w:hint="eastAsia" w:ascii="黑体" w:hAnsi="黑体" w:eastAsia="黑体" w:cs="黑体"/>
+          <w:color w:val="808080" w:themeColor="background1" w:themeShade="80"/>
+          <w:sz w:val="18"/>
+          <w:szCs w:val="18"/>
+        </w:rPr>
+        <w:t>：</w:t>
+      </w:r>
+      <w:r>
+        <w:rPr>
+          <w:rFonts w:hint="eastAsia" w:ascii="黑体" w:hAnsi="黑体" w:eastAsia="黑体" w:cs="黑体"/>
+          <w:color w:val="0000FF"/>
+          <w:sz w:val="18"/>
+          <w:szCs w:val="18"/>
+        </w:rPr>
+        <w:t>看</w:t>
+      </w:r>
+      <w:r>
+        <w:rPr>
+          <w:rFonts w:hint="eastAsia" w:ascii="黑体" w:hAnsi="黑体" w:eastAsia="黑体" w:cs="黑体"/>
+          <w:color w:val="30C0B4" w:themeColor="accent5"/>
+          <w:sz w:val="18"/>
+          <w:szCs w:val="18"/>
+          <w:lang w:val="en-US" w:eastAsia="zh-CN"/>
+          <w14:textFill>
+            <w14:solidFill>
+              <w14:schemeClr w14:val="accent5"/>
+            </w14:solidFill>
+          </w14:textFill>
+        </w:rPr>
+        <w:t>～</w:t>
+      </w:r>
+      <w:r>
+        <w:rPr>
+          <w:rFonts w:hint="eastAsia" w:ascii="黑体" w:hAnsi="黑体" w:eastAsia="黑体" w:cs="黑体"/>
+          <w:color w:val="0000FF"/>
+          <w:sz w:val="18"/>
+          <w:szCs w:val="18"/>
+        </w:rPr>
+        <w:t>同学少年</w:t>
+      </w:r>
+      <w:r>
+        <w:rPr>
+          <w:rFonts w:hint="eastAsia" w:ascii="黑体" w:hAnsi="黑体" w:eastAsia="黑体" w:cs="黑体"/>
+          <w:color w:val="0000FF"/>
+          <w:sz w:val="18"/>
+          <w:szCs w:val="18"/>
+          <w:lang w:val="en-US" w:eastAsia="zh-CN"/>
+        </w:rPr>
+        <w:t xml:space="preserve"> </w:t>
+      </w:r>
+      <w:r>
+        <w:rPr>
+          <w:rFonts w:hint="eastAsia" w:ascii="黑体" w:hAnsi="黑体" w:eastAsia="黑体" w:cs="黑体"/>
+          <w:color w:val="0000FF"/>
+          <w:sz w:val="18"/>
+          <w:szCs w:val="18"/>
+        </w:rPr>
+        <w:t xml:space="preserve"> 风华正茂 </w:t>
+      </w:r>
+      <w:r>
+        <w:rPr>
+          <w:rFonts w:hint="eastAsia" w:ascii="黑体" w:hAnsi="黑体" w:eastAsia="黑体" w:cs="黑体"/>
+          <w:color w:val="0000FF"/>
+          <w:sz w:val="18"/>
+          <w:szCs w:val="18"/>
+          <w:lang w:val="en-US" w:eastAsia="zh-CN"/>
+        </w:rPr>
+        <w:t xml:space="preserve"> </w:t>
+      </w:r>
+      <w:r>
+        <w:rPr>
+          <w:rFonts w:hint="eastAsia" w:ascii="黑体" w:hAnsi="黑体" w:eastAsia="黑体" w:cs="黑体"/>
+          <w:color w:val="0000FF"/>
+          <w:sz w:val="18"/>
+          <w:szCs w:val="18"/>
+        </w:rPr>
+        <w:t xml:space="preserve">书生意气 </w:t>
+      </w:r>
+      <w:r>
+        <w:rPr>
+          <w:rFonts w:hint="eastAsia" w:ascii="黑体" w:hAnsi="黑体" w:eastAsia="黑体" w:cs="黑体"/>
+          <w:color w:val="0000FF"/>
+          <w:sz w:val="18"/>
+          <w:szCs w:val="18"/>
+          <w:lang w:val="en-US" w:eastAsia="zh-CN"/>
+        </w:rPr>
+        <w:t xml:space="preserve"> </w:t>
+      </w:r>
+      <w:r>
+        <w:rPr>
+          <w:rFonts w:hint="eastAsia" w:ascii="黑体" w:hAnsi="黑体" w:eastAsia="黑体" w:cs="黑体"/>
+          <w:b/>
+          <w:bCs/>
+          <w:color w:val="0000FF"/>
+          <w:sz w:val="18"/>
+          <w:szCs w:val="18"/>
+        </w:rPr>
+        <w:t>挥</w:t>
+      </w:r>
+      <w:r>
+        <w:rPr>
+          <w:rFonts w:hint="eastAsia" w:ascii="黑体" w:hAnsi="黑体" w:eastAsia="黑体" w:cs="黑体"/>
+          <w:color w:val="30C0B4" w:themeColor="accent5"/>
+          <w:sz w:val="18"/>
+          <w:szCs w:val="18"/>
+          <w:lang w:val="en-US" w:eastAsia="zh-CN"/>
+          <w14:textFill>
+            <w14:solidFill>
+              <w14:schemeClr w14:val="accent5"/>
+            </w14:solidFill>
+          </w14:textFill>
+        </w:rPr>
+        <w:t>～</w:t>
+      </w:r>
+      <w:r>
+        <w:rPr>
+          <w:rFonts w:hint="eastAsia" w:ascii="黑体" w:hAnsi="黑体" w:eastAsia="黑体" w:cs="黑体"/>
+          <w:b/>
+          <w:bCs/>
+          <w:color w:val="0000FF"/>
+          <w:sz w:val="18"/>
+          <w:szCs w:val="18"/>
+        </w:rPr>
+        <w:t>斥</w:t>
+      </w:r>
+      <w:r>
+        <w:rPr>
+          <w:rFonts w:hint="eastAsia" w:ascii="黑体" w:hAnsi="黑体" w:eastAsia="黑体" w:cs="黑体"/>
+          <w:color w:val="30C0B4" w:themeColor="accent5"/>
+          <w:sz w:val="18"/>
+          <w:szCs w:val="18"/>
+          <w:lang w:val="en-US" w:eastAsia="zh-CN"/>
+          <w14:textFill>
+            <w14:solidFill>
+              <w14:schemeClr w14:val="accent5"/>
+            </w14:solidFill>
+          </w14:textFill>
+        </w:rPr>
+        <w:t>～</w:t>
+      </w:r>
+      <w:r>
+        <w:rPr>
+          <w:rFonts w:hint="eastAsia" w:ascii="黑体" w:hAnsi="黑体" w:eastAsia="黑体" w:cs="黑体"/>
+          <w:b/>
+          <w:bCs/>
+          <w:color w:val="0000FF"/>
+          <w:sz w:val="18"/>
+          <w:szCs w:val="18"/>
+          <w:lang w:val="en-US" w:eastAsia="zh-CN"/>
+        </w:rPr>
+        <w:t xml:space="preserve"> </w:t>
+      </w:r>
+      <w:r>
+        <w:rPr>
+          <w:rFonts w:hint="eastAsia" w:ascii="黑体" w:hAnsi="黑体" w:eastAsia="黑体" w:cs="黑体"/>
+          <w:b/>
+          <w:bCs/>
+          <w:color w:val="0000FF"/>
+          <w:sz w:val="18"/>
+          <w:szCs w:val="18"/>
+        </w:rPr>
+        <w:t>方</w:t>
+      </w:r>
+      <w:r>
+        <w:rPr>
+          <w:rFonts w:hint="eastAsia" w:ascii="黑体" w:hAnsi="黑体" w:eastAsia="黑体" w:cs="黑体"/>
+          <w:color w:val="30C0B4" w:themeColor="accent5"/>
+          <w:sz w:val="18"/>
+          <w:szCs w:val="18"/>
+          <w:lang w:val="en-US" w:eastAsia="zh-CN"/>
+          <w14:textFill>
+            <w14:solidFill>
+              <w14:schemeClr w14:val="accent5"/>
+            </w14:solidFill>
+          </w14:textFill>
+        </w:rPr>
+        <w:t>～</w:t>
+      </w:r>
+      <w:r>
+        <w:rPr>
+          <w:rFonts w:hint="eastAsia" w:ascii="黑体" w:hAnsi="黑体" w:eastAsia="黑体" w:cs="黑体"/>
+          <w:b/>
+          <w:bCs/>
+          <w:color w:val="0000FF"/>
+          <w:sz w:val="18"/>
+          <w:szCs w:val="18"/>
+        </w:rPr>
+        <w:t>遒</w:t>
+      </w:r>
+      <w:r>
+        <w:rPr>
+          <w:rFonts w:hint="eastAsia" w:ascii="黑体" w:hAnsi="黑体" w:eastAsia="黑体" w:cs="黑体"/>
+          <w:color w:val="30C0B4" w:themeColor="accent5"/>
+          <w:sz w:val="18"/>
+          <w:szCs w:val="18"/>
+          <w:lang w:val="en-US" w:eastAsia="zh-CN"/>
+          <w14:textFill>
+            <w14:solidFill>
+              <w14:schemeClr w14:val="accent5"/>
+            </w14:solidFill>
+          </w14:textFill>
+        </w:rPr>
+        <w:t>～</w:t>
+      </w:r>
+    </w:p>
+    <w:p>
+      <w:pPr>
+        <w:keepNext w:val="0"/>
+        <w:keepLines w:val="0"/>
+        <w:pageBreakBefore w:val="0"/>
+        <w:widowControl w:val="0"/>
+        <w:kinsoku/>
+        <w:wordWrap/>
+        <w:overflowPunct/>
+        <w:topLinePunct w:val="0"/>
+        <w:autoSpaceDE/>
+        <w:autoSpaceDN/>
+        <w:bidi w:val="0"/>
+        <w:adjustRightInd/>
+        <w:snapToGrid/>
+        <w:spacing w:line="140" w:lineRule="exact"/>
+        <w:ind w:firstLine="4290" w:firstLineChars="3300"/>
+        <w:textAlignment w:val="auto"/>
+        <w:rPr>
+          <w:rFonts w:hint="eastAsia" w:ascii="黑体" w:hAnsi="黑体" w:eastAsia="黑体" w:cs="黑体"/>
+          <w:color w:val="0000FF"/>
+          <w:sz w:val="18"/>
+          <w:szCs w:val="18"/>
+        </w:rPr>
+      </w:pPr>
+      <w:r>
+        <w:rPr>
+          <w:rFonts w:hint="eastAsia" w:ascii="黑体" w:hAnsi="黑体" w:eastAsia="黑体" w:cs="黑体"/>
+          <w:color w:val="FF0000"/>
+          <w:kern w:val="0"/>
+          <w:sz w:val="13"/>
+          <w:szCs w:val="13"/>
+          <w:lang w:eastAsia="zh-CN"/>
+        </w:rPr>
+        <w:t>（</w:t>
+      </w:r>
+      <w:r>
+        <w:rPr>
+          <w:rFonts w:hint="eastAsia" w:ascii="黑体" w:hAnsi="黑体" w:eastAsia="黑体" w:cs="黑体"/>
+          <w:color w:val="FF0000"/>
+          <w:kern w:val="0"/>
+          <w:sz w:val="13"/>
+          <w:szCs w:val="13"/>
+          <w:lang w:val="en-US" w:eastAsia="zh-CN"/>
+        </w:rPr>
+        <w:t>右手右前身侧握拳，后缓慢放下）</w:t>
       </w:r>
     </w:p>
     <w:p>
@@ -1714,440 +4168,7 @@
         <w:textAlignment w:val="auto"/>
         <w:rPr>
           <w:rFonts w:hint="eastAsia" w:ascii="黑体" w:hAnsi="黑体" w:eastAsia="黑体" w:cs="黑体"/>
-          <w:sz w:val="18"/>
-          <w:szCs w:val="18"/>
-        </w:rPr>
-      </w:pPr>
-      <w:r>
-        <w:rPr>
-          <w:rFonts w:hint="eastAsia" w:ascii="黑体" w:hAnsi="黑体" w:eastAsia="黑体" w:cs="黑体"/>
-          <w:color w:val="808080" w:themeColor="background1" w:themeShade="80"/>
-          <w:sz w:val="18"/>
-          <w:szCs w:val="18"/>
-        </w:rPr>
-        <w:t>王淮&amp;浩宇：</w:t>
-      </w:r>
-      <w:r>
-        <w:rPr>
-          <w:rFonts w:hint="eastAsia" w:ascii="黑体" w:hAnsi="黑体" w:eastAsia="黑体" w:cs="黑体"/>
-          <w:sz w:val="18"/>
-          <w:szCs w:val="18"/>
-        </w:rPr>
-        <w:t>七十五年春华秋实 七十五年日新月异</w:t>
-      </w:r>
-    </w:p>
-    <w:p>
-      <w:pPr>
-        <w:keepNext w:val="0"/>
-        <w:keepLines w:val="0"/>
-        <w:pageBreakBefore w:val="0"/>
-        <w:widowControl w:val="0"/>
-        <w:kinsoku/>
-        <w:wordWrap/>
-        <w:overflowPunct/>
-        <w:topLinePunct w:val="0"/>
-        <w:autoSpaceDE/>
-        <w:autoSpaceDN/>
-        <w:bidi w:val="0"/>
-        <w:adjustRightInd/>
-        <w:snapToGrid/>
-        <w:spacing w:line="260" w:lineRule="exact"/>
-        <w:textAlignment w:val="auto"/>
-        <w:rPr>
-          <w:rFonts w:hint="eastAsia" w:ascii="黑体" w:hAnsi="黑体" w:eastAsia="黑体" w:cs="黑体"/>
-          <w:color w:val="0000FF"/>
-          <w:sz w:val="18"/>
-          <w:szCs w:val="18"/>
-        </w:rPr>
-      </w:pPr>
-      <w:r>
-        <w:rPr>
-          <w:rFonts w:hint="eastAsia" w:ascii="黑体" w:hAnsi="黑体" w:eastAsia="黑体" w:cs="黑体"/>
-          <w:color w:val="808080" w:themeColor="background1" w:themeShade="80"/>
-          <w:sz w:val="18"/>
-          <w:szCs w:val="18"/>
-        </w:rPr>
-        <w:t>全体：</w:t>
-      </w:r>
-      <w:r>
-        <w:rPr>
-          <w:rFonts w:hint="eastAsia" w:ascii="黑体" w:hAnsi="黑体" w:eastAsia="黑体" w:cs="黑体"/>
-          <w:color w:val="0000FF"/>
-          <w:sz w:val="18"/>
-          <w:szCs w:val="18"/>
-        </w:rPr>
-        <w:t>盛世中国 告诉您一个人间的传奇；盛世中国 告诉您一个时代的瑰丽</w:t>
-      </w:r>
-    </w:p>
-    <w:p>
-      <w:pPr>
-        <w:keepNext w:val="0"/>
-        <w:keepLines w:val="0"/>
-        <w:pageBreakBefore w:val="0"/>
-        <w:widowControl w:val="0"/>
-        <w:kinsoku/>
-        <w:wordWrap/>
-        <w:overflowPunct/>
-        <w:topLinePunct w:val="0"/>
-        <w:autoSpaceDE/>
-        <w:autoSpaceDN/>
-        <w:bidi w:val="0"/>
-        <w:adjustRightInd/>
-        <w:snapToGrid/>
-        <w:spacing w:line="260" w:lineRule="exact"/>
-        <w:textAlignment w:val="auto"/>
-        <w:rPr>
-          <w:rFonts w:hint="eastAsia" w:ascii="黑体" w:hAnsi="黑体" w:eastAsia="黑体" w:cs="黑体"/>
-          <w:sz w:val="18"/>
-          <w:szCs w:val="18"/>
-        </w:rPr>
-      </w:pPr>
-      <w:r>
-        <w:rPr>
-          <w:rFonts w:hint="eastAsia" w:ascii="黑体" w:hAnsi="黑体" w:eastAsia="黑体" w:cs="黑体"/>
-          <w:color w:val="808080" w:themeColor="background1" w:themeShade="80"/>
-          <w:sz w:val="18"/>
-          <w:szCs w:val="18"/>
-        </w:rPr>
-        <w:t>祥懿&amp;诗语&amp;王淮&amp;浩宇：</w:t>
-      </w:r>
-      <w:r>
-        <w:rPr>
-          <w:rFonts w:hint="eastAsia" w:ascii="黑体" w:hAnsi="黑体" w:eastAsia="黑体" w:cs="黑体"/>
-          <w:sz w:val="18"/>
-          <w:szCs w:val="18"/>
-        </w:rPr>
-        <w:t>七十五年波涛之上 七十五年征帆万里</w:t>
-      </w:r>
-    </w:p>
-    <w:p>
-      <w:pPr>
-        <w:keepNext w:val="0"/>
-        <w:keepLines w:val="0"/>
-        <w:pageBreakBefore w:val="0"/>
-        <w:widowControl w:val="0"/>
-        <w:kinsoku/>
-        <w:wordWrap/>
-        <w:overflowPunct/>
-        <w:topLinePunct w:val="0"/>
-        <w:autoSpaceDE/>
-        <w:autoSpaceDN/>
-        <w:bidi w:val="0"/>
-        <w:adjustRightInd/>
-        <w:snapToGrid/>
-        <w:spacing w:line="260" w:lineRule="exact"/>
-        <w:textAlignment w:val="auto"/>
-        <w:rPr>
-          <w:rFonts w:hint="eastAsia" w:ascii="黑体" w:hAnsi="黑体" w:eastAsia="黑体" w:cs="黑体"/>
-          <w:sz w:val="18"/>
-          <w:szCs w:val="18"/>
-        </w:rPr>
-      </w:pPr>
-      <w:r>
-        <w:rPr>
-          <w:rFonts w:hint="eastAsia" w:ascii="黑体" w:hAnsi="黑体" w:eastAsia="黑体" w:cs="黑体"/>
-          <w:color w:val="808080" w:themeColor="background1" w:themeShade="80"/>
-          <w:sz w:val="18"/>
-          <w:szCs w:val="18"/>
-        </w:rPr>
-        <w:t>全体：</w:t>
-      </w:r>
-      <w:r>
-        <w:rPr>
-          <w:rFonts w:hint="eastAsia" w:ascii="黑体" w:hAnsi="黑体" w:eastAsia="黑体" w:cs="黑体"/>
-          <w:color w:val="0000FF"/>
-          <w:sz w:val="18"/>
-          <w:szCs w:val="18"/>
-        </w:rPr>
-        <w:t>盛世中国 告诉您一个公开的秘密；盛世中国 告诉您一个永恒的真理</w:t>
-      </w:r>
-      <w:r>
-        <w:rPr>
-          <w:rFonts w:hint="eastAsia" w:ascii="黑体" w:hAnsi="黑体" w:eastAsia="黑体" w:cs="黑体"/>
-          <w:color w:val="0000FF"/>
-          <w:sz w:val="18"/>
-          <w:szCs w:val="18"/>
-          <w:lang w:eastAsia="zh-CN"/>
-        </w:rPr>
-        <w:t>：</w:t>
-      </w:r>
-      <w:r>
-        <w:rPr>
-          <w:rFonts w:hint="eastAsia" w:ascii="黑体" w:hAnsi="黑体" w:eastAsia="黑体" w:cs="黑体"/>
-          <w:color w:val="0000FF"/>
-          <w:sz w:val="18"/>
-          <w:szCs w:val="18"/>
-        </w:rPr>
-        <w:t>解放思想 实事求是 发展才是硬道理</w:t>
-      </w:r>
-    </w:p>
-    <w:p>
-      <w:pPr>
-        <w:keepNext w:val="0"/>
-        <w:keepLines w:val="0"/>
-        <w:pageBreakBefore w:val="0"/>
-        <w:widowControl w:val="0"/>
-        <w:kinsoku/>
-        <w:wordWrap/>
-        <w:overflowPunct/>
-        <w:topLinePunct w:val="0"/>
-        <w:autoSpaceDE/>
-        <w:autoSpaceDN/>
-        <w:bidi w:val="0"/>
-        <w:adjustRightInd/>
-        <w:snapToGrid/>
-        <w:spacing w:line="260" w:lineRule="exact"/>
-        <w:textAlignment w:val="auto"/>
-        <w:rPr>
-          <w:rFonts w:hint="eastAsia" w:ascii="黑体" w:hAnsi="黑体" w:eastAsia="黑体" w:cs="黑体"/>
-          <w:sz w:val="18"/>
-          <w:szCs w:val="18"/>
-        </w:rPr>
-      </w:pPr>
-      <w:r>
-        <w:rPr>
-          <w:rFonts w:hint="eastAsia" w:ascii="黑体" w:hAnsi="黑体" w:eastAsia="黑体" w:cs="黑体"/>
-          <w:color w:val="808080" w:themeColor="background1" w:themeShade="80"/>
-          <w:sz w:val="18"/>
-          <w:szCs w:val="18"/>
-        </w:rPr>
-        <w:t>祥懿：</w:t>
-      </w:r>
-      <w:r>
-        <w:rPr>
-          <w:rFonts w:hint="eastAsia" w:ascii="黑体" w:hAnsi="黑体" w:eastAsia="黑体" w:cs="黑体"/>
-          <w:sz w:val="18"/>
-          <w:szCs w:val="18"/>
-        </w:rPr>
-        <w:t>捧起地球村崭新的履历 盛世中国 一步跨进未来的行列里</w:t>
-      </w:r>
-    </w:p>
-    <w:p>
-      <w:pPr>
-        <w:keepNext w:val="0"/>
-        <w:keepLines w:val="0"/>
-        <w:pageBreakBefore w:val="0"/>
-        <w:widowControl w:val="0"/>
-        <w:kinsoku/>
-        <w:wordWrap/>
-        <w:overflowPunct/>
-        <w:topLinePunct w:val="0"/>
-        <w:autoSpaceDE/>
-        <w:autoSpaceDN/>
-        <w:bidi w:val="0"/>
-        <w:adjustRightInd/>
-        <w:snapToGrid/>
-        <w:spacing w:line="260" w:lineRule="exact"/>
-        <w:textAlignment w:val="auto"/>
-        <w:rPr>
-          <w:rFonts w:hint="eastAsia" w:ascii="黑体" w:hAnsi="黑体" w:eastAsia="黑体" w:cs="黑体"/>
-          <w:sz w:val="18"/>
-          <w:szCs w:val="18"/>
-        </w:rPr>
-      </w:pPr>
-      <w:r>
-        <w:rPr>
-          <w:rFonts w:hint="eastAsia" w:ascii="黑体" w:hAnsi="黑体" w:eastAsia="黑体" w:cs="黑体"/>
-          <w:color w:val="808080" w:themeColor="background1" w:themeShade="80"/>
-          <w:sz w:val="18"/>
-          <w:szCs w:val="18"/>
-        </w:rPr>
-        <w:t>王淮：</w:t>
-      </w:r>
-      <w:r>
-        <w:rPr>
-          <w:rFonts w:hint="eastAsia" w:ascii="黑体" w:hAnsi="黑体" w:eastAsia="黑体" w:cs="黑体"/>
-          <w:sz w:val="18"/>
-          <w:szCs w:val="18"/>
-        </w:rPr>
-        <w:t>这是十四亿颗心跳 迸发出的幸福奇迹；这是十四亿双脚步 追逐梦想的火炬接力</w:t>
-      </w:r>
-    </w:p>
-    <w:p>
-      <w:pPr>
-        <w:keepNext w:val="0"/>
-        <w:keepLines w:val="0"/>
-        <w:pageBreakBefore w:val="0"/>
-        <w:widowControl w:val="0"/>
-        <w:kinsoku/>
-        <w:wordWrap/>
-        <w:overflowPunct/>
-        <w:topLinePunct w:val="0"/>
-        <w:autoSpaceDE/>
-        <w:autoSpaceDN/>
-        <w:bidi w:val="0"/>
-        <w:adjustRightInd/>
-        <w:snapToGrid/>
-        <w:spacing w:line="260" w:lineRule="exact"/>
-        <w:textAlignment w:val="auto"/>
-        <w:rPr>
-          <w:rFonts w:hint="eastAsia" w:ascii="黑体" w:hAnsi="黑体" w:eastAsia="黑体" w:cs="黑体"/>
-          <w:sz w:val="18"/>
-          <w:szCs w:val="18"/>
-        </w:rPr>
-      </w:pPr>
-      <w:r>
-        <w:rPr>
-          <w:rFonts w:hint="eastAsia" w:ascii="黑体" w:hAnsi="黑体" w:eastAsia="黑体" w:cs="黑体"/>
-          <w:color w:val="808080" w:themeColor="background1" w:themeShade="80"/>
-          <w:sz w:val="18"/>
-          <w:szCs w:val="18"/>
-        </w:rPr>
-        <w:t>祥懿&amp;诗语：</w:t>
-      </w:r>
-      <w:r>
-        <w:rPr>
-          <w:rFonts w:hint="eastAsia" w:ascii="黑体" w:hAnsi="黑体" w:eastAsia="黑体" w:cs="黑体"/>
-          <w:sz w:val="18"/>
-          <w:szCs w:val="18"/>
-        </w:rPr>
-        <w:t>赞美你呀 辉煌七十五年</w:t>
-      </w:r>
-    </w:p>
-    <w:p>
-      <w:pPr>
-        <w:keepNext w:val="0"/>
-        <w:keepLines w:val="0"/>
-        <w:pageBreakBefore w:val="0"/>
-        <w:widowControl w:val="0"/>
-        <w:kinsoku/>
-        <w:wordWrap/>
-        <w:overflowPunct/>
-        <w:topLinePunct w:val="0"/>
-        <w:autoSpaceDE/>
-        <w:autoSpaceDN/>
-        <w:bidi w:val="0"/>
-        <w:adjustRightInd/>
-        <w:snapToGrid/>
-        <w:spacing w:line="260" w:lineRule="exact"/>
-        <w:textAlignment w:val="auto"/>
-        <w:rPr>
-          <w:rFonts w:hint="eastAsia" w:ascii="黑体" w:hAnsi="黑体" w:eastAsia="黑体" w:cs="黑体"/>
-          <w:sz w:val="18"/>
-          <w:szCs w:val="18"/>
-        </w:rPr>
-      </w:pPr>
-      <w:r>
-        <w:rPr>
-          <w:rFonts w:hint="eastAsia" w:ascii="黑体" w:hAnsi="黑体" w:eastAsia="黑体" w:cs="黑体"/>
-          <w:color w:val="808080" w:themeColor="background1" w:themeShade="80"/>
-          <w:sz w:val="18"/>
-          <w:szCs w:val="18"/>
-        </w:rPr>
-        <w:t>全体：</w:t>
-      </w:r>
-      <w:r>
-        <w:rPr>
-          <w:rFonts w:hint="eastAsia" w:ascii="黑体" w:hAnsi="黑体" w:eastAsia="黑体" w:cs="黑体"/>
-          <w:color w:val="0000FF"/>
-          <w:sz w:val="18"/>
-          <w:szCs w:val="18"/>
-        </w:rPr>
-        <w:t>盛世中国 蓬勃日出</w:t>
-      </w:r>
-    </w:p>
-    <w:p>
-      <w:pPr>
-        <w:keepNext w:val="0"/>
-        <w:keepLines w:val="0"/>
-        <w:pageBreakBefore w:val="0"/>
-        <w:widowControl w:val="0"/>
-        <w:kinsoku/>
-        <w:wordWrap/>
-        <w:overflowPunct/>
-        <w:topLinePunct w:val="0"/>
-        <w:autoSpaceDE/>
-        <w:autoSpaceDN/>
-        <w:bidi w:val="0"/>
-        <w:adjustRightInd/>
-        <w:snapToGrid/>
-        <w:spacing w:line="260" w:lineRule="exact"/>
-        <w:textAlignment w:val="auto"/>
-        <w:rPr>
-          <w:rFonts w:hint="eastAsia" w:ascii="黑体" w:hAnsi="黑体" w:eastAsia="黑体" w:cs="黑体"/>
-          <w:sz w:val="18"/>
-          <w:szCs w:val="18"/>
-        </w:rPr>
-      </w:pPr>
-      <w:r>
-        <w:rPr>
-          <w:rFonts w:hint="eastAsia" w:ascii="黑体" w:hAnsi="黑体" w:eastAsia="黑体" w:cs="黑体"/>
-          <w:color w:val="808080" w:themeColor="background1" w:themeShade="80"/>
-          <w:sz w:val="18"/>
-          <w:szCs w:val="18"/>
-        </w:rPr>
-        <w:t>王淮&amp;浩宇：</w:t>
-      </w:r>
-      <w:r>
-        <w:rPr>
-          <w:rFonts w:hint="eastAsia" w:ascii="黑体" w:hAnsi="黑体" w:eastAsia="黑体" w:cs="黑体"/>
-          <w:sz w:val="18"/>
-          <w:szCs w:val="18"/>
-        </w:rPr>
-        <w:t>讴歌你呀 奋进七十五年</w:t>
-      </w:r>
-    </w:p>
-    <w:p>
-      <w:pPr>
-        <w:keepNext w:val="0"/>
-        <w:keepLines w:val="0"/>
-        <w:pageBreakBefore w:val="0"/>
-        <w:widowControl w:val="0"/>
-        <w:kinsoku/>
-        <w:wordWrap/>
-        <w:overflowPunct/>
-        <w:topLinePunct w:val="0"/>
-        <w:autoSpaceDE/>
-        <w:autoSpaceDN/>
-        <w:bidi w:val="0"/>
-        <w:adjustRightInd/>
-        <w:snapToGrid/>
-        <w:spacing w:line="260" w:lineRule="exact"/>
-        <w:textAlignment w:val="auto"/>
-        <w:rPr>
-          <w:rFonts w:hint="eastAsia" w:ascii="黑体" w:hAnsi="黑体" w:eastAsia="黑体" w:cs="黑体"/>
-          <w:sz w:val="18"/>
-          <w:szCs w:val="18"/>
-        </w:rPr>
-      </w:pPr>
-      <w:r>
-        <w:rPr>
-          <w:rFonts w:hint="eastAsia" w:ascii="黑体" w:hAnsi="黑体" w:eastAsia="黑体" w:cs="黑体"/>
-          <w:color w:val="808080" w:themeColor="background1" w:themeShade="80"/>
-          <w:sz w:val="18"/>
-          <w:szCs w:val="18"/>
-        </w:rPr>
-        <w:t>全体：</w:t>
-      </w:r>
-      <w:r>
-        <w:rPr>
-          <w:rFonts w:hint="eastAsia" w:ascii="黑体" w:hAnsi="黑体" w:eastAsia="黑体" w:cs="黑体"/>
-          <w:color w:val="0000FF"/>
-          <w:sz w:val="18"/>
-          <w:szCs w:val="18"/>
-        </w:rPr>
-        <w:t>盛世中国 和平崛起</w:t>
-      </w:r>
-    </w:p>
-    <w:p>
-      <w:pPr>
-        <w:keepNext w:val="0"/>
-        <w:keepLines w:val="0"/>
-        <w:pageBreakBefore w:val="0"/>
-        <w:widowControl w:val="0"/>
-        <w:kinsoku/>
-        <w:wordWrap/>
-        <w:overflowPunct/>
-        <w:topLinePunct w:val="0"/>
-        <w:autoSpaceDE/>
-        <w:autoSpaceDN/>
-        <w:bidi w:val="0"/>
-        <w:adjustRightInd/>
-        <w:snapToGrid/>
-        <w:spacing w:line="260" w:lineRule="exact"/>
-        <w:textAlignment w:val="auto"/>
-        <w:rPr>
-          <w:rFonts w:hint="eastAsia" w:ascii="黑体" w:hAnsi="黑体" w:eastAsia="黑体" w:cs="黑体"/>
+          <w:color w:val="0000FF"/>
           <w:sz w:val="18"/>
           <w:szCs w:val="18"/>
         </w:rPr>
@@ -2183,15 +4204,15 @@
           <w:sz w:val="18"/>
           <w:szCs w:val="18"/>
         </w:rPr>
-        <w:t>祥懿：</w:t>
-      </w:r>
-      <w:r>
-        <w:rPr>
-          <w:rFonts w:hint="eastAsia" w:ascii="黑体" w:hAnsi="黑体" w:eastAsia="黑体" w:cs="黑体"/>
-          <w:sz w:val="18"/>
-          <w:szCs w:val="18"/>
-        </w:rPr>
-        <w:t>七十五年沧海桑田 中华民族 正行走在 伟大复兴之路上</w:t>
+        <w:t>祥懿&amp;诗语：</w:t>
+      </w:r>
+      <w:r>
+        <w:rPr>
+          <w:rFonts w:hint="eastAsia" w:ascii="黑体" w:hAnsi="黑体" w:eastAsia="黑体" w:cs="黑体"/>
+          <w:sz w:val="18"/>
+          <w:szCs w:val="18"/>
+        </w:rPr>
+        <w:t>七十五年斗转星移 七十五年大江东去</w:t>
       </w:r>
     </w:p>
     <w:p>
@@ -2223,16 +4244,429 @@
           <w:color w:val="808080" w:themeColor="background1" w:themeShade="80"/>
           <w:sz w:val="18"/>
           <w:szCs w:val="18"/>
-        </w:rPr>
-        <w:t>王淮：</w:t>
-      </w:r>
-      <w:r>
-        <w:rPr>
-          <w:rFonts w:hint="eastAsia" w:ascii="黑体" w:hAnsi="黑体" w:eastAsia="黑体" w:cs="黑体"/>
-          <w:sz w:val="18"/>
-          <w:szCs w:val="18"/>
-        </w:rPr>
-        <w:t>七十五年春潮不息 亿万中华儿女 正信心满怀 扬帆进击</w:t>
+          <w:lang w:val="en-US" w:eastAsia="zh-CN"/>
+        </w:rPr>
+        <w:t>右半</w:t>
+      </w:r>
+      <w:r>
+        <w:rPr>
+          <w:rFonts w:hint="eastAsia" w:ascii="黑体" w:hAnsi="黑体" w:eastAsia="黑体" w:cs="黑体"/>
+          <w:color w:val="808080" w:themeColor="background1" w:themeShade="80"/>
+          <w:sz w:val="18"/>
+          <w:szCs w:val="18"/>
+        </w:rPr>
+        <w:t>：</w:t>
+      </w:r>
+      <w:r>
+        <w:rPr>
+          <w:rFonts w:hint="eastAsia" w:ascii="黑体" w:hAnsi="黑体" w:eastAsia="黑体" w:cs="黑体"/>
+          <w:color w:val="0000FF"/>
+          <w:sz w:val="18"/>
+          <w:szCs w:val="18"/>
+        </w:rPr>
+        <w:t>盛世中国</w:t>
+      </w:r>
+      <w:r>
+        <w:rPr>
+          <w:rFonts w:hint="eastAsia" w:ascii="黑体" w:hAnsi="黑体" w:eastAsia="黑体" w:cs="黑体"/>
+          <w:color w:val="30C0B4" w:themeColor="accent5"/>
+          <w:sz w:val="18"/>
+          <w:szCs w:val="18"/>
+          <w:lang w:val="en-US" w:eastAsia="zh-CN"/>
+          <w14:textFill>
+            <w14:solidFill>
+              <w14:schemeClr w14:val="accent5"/>
+            </w14:solidFill>
+          </w14:textFill>
+        </w:rPr>
+        <w:t>～</w:t>
+      </w:r>
+      <w:r>
+        <w:rPr>
+          <w:rFonts w:hint="eastAsia" w:ascii="黑体" w:hAnsi="黑体" w:eastAsia="黑体" w:cs="黑体"/>
+          <w:color w:val="0000FF"/>
+          <w:sz w:val="18"/>
+          <w:szCs w:val="18"/>
+        </w:rPr>
+        <w:t xml:space="preserve"> </w:t>
+      </w:r>
+      <w:r>
+        <w:rPr>
+          <w:rFonts w:hint="eastAsia" w:ascii="黑体" w:hAnsi="黑体" w:eastAsia="黑体" w:cs="黑体"/>
+          <w:color w:val="0000FF"/>
+          <w:sz w:val="18"/>
+          <w:szCs w:val="18"/>
+          <w:lang w:val="en-US" w:eastAsia="zh-CN"/>
+        </w:rPr>
+        <w:t xml:space="preserve"> </w:t>
+      </w:r>
+      <w:r>
+        <w:rPr>
+          <w:rFonts w:hint="eastAsia" w:ascii="黑体" w:hAnsi="黑体" w:eastAsia="黑体" w:cs="黑体"/>
+          <w:color w:val="0000FF"/>
+          <w:sz w:val="18"/>
+          <w:szCs w:val="18"/>
+        </w:rPr>
+        <w:t>告诉您一个</w:t>
+      </w:r>
+      <w:r>
+        <w:rPr>
+          <w:rFonts w:hint="eastAsia" w:ascii="黑体" w:hAnsi="黑体" w:eastAsia="黑体" w:cs="黑体"/>
+          <w:color w:val="30C0B4" w:themeColor="accent5"/>
+          <w:sz w:val="18"/>
+          <w:szCs w:val="18"/>
+          <w:lang w:val="en-US" w:eastAsia="zh-CN"/>
+          <w14:textFill>
+            <w14:solidFill>
+              <w14:schemeClr w14:val="accent5"/>
+            </w14:solidFill>
+          </w14:textFill>
+        </w:rPr>
+        <w:t>～</w:t>
+      </w:r>
+      <w:r>
+        <w:rPr>
+          <w:rFonts w:hint="eastAsia" w:ascii="黑体" w:hAnsi="黑体" w:eastAsia="黑体" w:cs="黑体"/>
+          <w:color w:val="0000FF"/>
+          <w:sz w:val="18"/>
+          <w:szCs w:val="18"/>
+          <w:lang w:val="en-US" w:eastAsia="zh-CN"/>
+        </w:rPr>
+        <w:t xml:space="preserve"> </w:t>
+      </w:r>
+      <w:r>
+        <w:rPr>
+          <w:rFonts w:hint="eastAsia" w:ascii="黑体" w:hAnsi="黑体" w:eastAsia="黑体" w:cs="黑体"/>
+          <w:color w:val="0000FF"/>
+          <w:sz w:val="18"/>
+          <w:szCs w:val="18"/>
+        </w:rPr>
+        <w:t>地</w:t>
+      </w:r>
+      <w:r>
+        <w:rPr>
+          <w:rFonts w:hint="eastAsia" w:ascii="黑体" w:hAnsi="黑体" w:eastAsia="黑体" w:cs="黑体"/>
+          <w:color w:val="30C0B4" w:themeColor="accent5"/>
+          <w:sz w:val="18"/>
+          <w:szCs w:val="18"/>
+          <w:lang w:val="en-US" w:eastAsia="zh-CN"/>
+          <w14:textFill>
+            <w14:solidFill>
+              <w14:schemeClr w14:val="accent5"/>
+            </w14:solidFill>
+          </w14:textFill>
+        </w:rPr>
+        <w:t>～</w:t>
+      </w:r>
+      <w:r>
+        <w:rPr>
+          <w:rFonts w:hint="eastAsia" w:ascii="黑体" w:hAnsi="黑体" w:eastAsia="黑体" w:cs="黑体"/>
+          <w:color w:val="0000FF"/>
+          <w:sz w:val="18"/>
+          <w:szCs w:val="18"/>
+        </w:rPr>
+        <w:t>球的</w:t>
+      </w:r>
+      <w:r>
+        <w:rPr>
+          <w:rFonts w:hint="eastAsia" w:ascii="黑体" w:hAnsi="黑体" w:eastAsia="黑体" w:cs="黑体"/>
+          <w:color w:val="30C0B4" w:themeColor="accent5"/>
+          <w:sz w:val="18"/>
+          <w:szCs w:val="18"/>
+          <w:lang w:val="en-US" w:eastAsia="zh-CN"/>
+          <w14:textFill>
+            <w14:solidFill>
+              <w14:schemeClr w14:val="accent5"/>
+            </w14:solidFill>
+          </w14:textFill>
+        </w:rPr>
+        <w:t>～</w:t>
+      </w:r>
+      <w:r>
+        <w:rPr>
+          <w:rFonts w:hint="eastAsia" w:ascii="黑体" w:hAnsi="黑体" w:eastAsia="黑体" w:cs="黑体"/>
+          <w:color w:val="0000FF"/>
+          <w:sz w:val="18"/>
+          <w:szCs w:val="18"/>
+          <w:lang w:val="en-US" w:eastAsia="zh-CN"/>
+        </w:rPr>
+        <w:t xml:space="preserve"> </w:t>
+      </w:r>
+      <w:r>
+        <w:rPr>
+          <w:rFonts w:hint="eastAsia" w:ascii="黑体" w:hAnsi="黑体" w:eastAsia="黑体" w:cs="黑体"/>
+          <w:b/>
+          <w:bCs/>
+          <w:color w:val="0000FF"/>
+          <w:sz w:val="18"/>
+          <w:szCs w:val="18"/>
+        </w:rPr>
+        <w:t>惊</w:t>
+      </w:r>
+      <w:r>
+        <w:rPr>
+          <w:rFonts w:hint="eastAsia" w:ascii="黑体" w:hAnsi="黑体" w:eastAsia="黑体" w:cs="黑体"/>
+          <w:color w:val="30C0B4" w:themeColor="accent5"/>
+          <w:sz w:val="18"/>
+          <w:szCs w:val="18"/>
+          <w:lang w:val="en-US" w:eastAsia="zh-CN"/>
+          <w14:textFill>
+            <w14:solidFill>
+              <w14:schemeClr w14:val="accent5"/>
+            </w14:solidFill>
+          </w14:textFill>
+        </w:rPr>
+        <w:t>～</w:t>
+      </w:r>
+      <w:r>
+        <w:rPr>
+          <w:rFonts w:hint="eastAsia" w:ascii="黑体" w:hAnsi="黑体" w:eastAsia="黑体" w:cs="黑体"/>
+          <w:b/>
+          <w:bCs/>
+          <w:color w:val="0000FF"/>
+          <w:sz w:val="18"/>
+          <w:szCs w:val="18"/>
+        </w:rPr>
+        <w:t>喜</w:t>
+      </w:r>
+      <w:r>
+        <w:rPr>
+          <w:rFonts w:hint="eastAsia" w:ascii="黑体" w:hAnsi="黑体" w:eastAsia="黑体" w:cs="黑体"/>
+          <w:color w:val="0000FF"/>
+          <w:sz w:val="18"/>
+          <w:szCs w:val="18"/>
+        </w:rPr>
+        <w:t>；</w:t>
+      </w:r>
+      <w:r>
+        <w:rPr>
+          <w:rFonts w:hint="eastAsia" w:ascii="黑体" w:hAnsi="黑体" w:eastAsia="黑体" w:cs="黑体"/>
+          <w:color w:val="0000FF"/>
+          <w:sz w:val="18"/>
+          <w:szCs w:val="18"/>
+          <w:lang w:val="en-US" w:eastAsia="zh-CN"/>
+        </w:rPr>
+        <w:t xml:space="preserve"> </w:t>
+      </w:r>
+      <w:r>
+        <w:rPr>
+          <w:rFonts w:hint="eastAsia" w:ascii="黑体" w:hAnsi="黑体" w:eastAsia="黑体" w:cs="黑体"/>
+          <w:color w:val="0000FF"/>
+          <w:sz w:val="18"/>
+          <w:szCs w:val="18"/>
+        </w:rPr>
+        <w:t>盛世中国</w:t>
+      </w:r>
+      <w:r>
+        <w:rPr>
+          <w:rFonts w:hint="eastAsia" w:ascii="黑体" w:hAnsi="黑体" w:eastAsia="黑体" w:cs="黑体"/>
+          <w:color w:val="30C0B4" w:themeColor="accent5"/>
+          <w:sz w:val="18"/>
+          <w:szCs w:val="18"/>
+          <w:lang w:val="en-US" w:eastAsia="zh-CN"/>
+          <w14:textFill>
+            <w14:solidFill>
+              <w14:schemeClr w14:val="accent5"/>
+            </w14:solidFill>
+          </w14:textFill>
+        </w:rPr>
+        <w:t>～</w:t>
+      </w:r>
+      <w:r>
+        <w:rPr>
+          <w:rFonts w:hint="eastAsia" w:ascii="黑体" w:hAnsi="黑体" w:eastAsia="黑体" w:cs="黑体"/>
+          <w:color w:val="0000FF"/>
+          <w:sz w:val="18"/>
+          <w:szCs w:val="18"/>
+        </w:rPr>
+        <w:t xml:space="preserve"> 告诉您一个</w:t>
+      </w:r>
+      <w:r>
+        <w:rPr>
+          <w:rFonts w:hint="eastAsia" w:ascii="黑体" w:hAnsi="黑体" w:eastAsia="黑体" w:cs="黑体"/>
+          <w:color w:val="30C0B4" w:themeColor="accent5"/>
+          <w:sz w:val="18"/>
+          <w:szCs w:val="18"/>
+          <w:lang w:val="en-US" w:eastAsia="zh-CN"/>
+          <w14:textFill>
+            <w14:solidFill>
+              <w14:schemeClr w14:val="accent5"/>
+            </w14:solidFill>
+          </w14:textFill>
+        </w:rPr>
+        <w:t>～</w:t>
+      </w:r>
+      <w:r>
+        <w:rPr>
+          <w:rFonts w:hint="eastAsia" w:ascii="黑体" w:hAnsi="黑体" w:eastAsia="黑体" w:cs="黑体"/>
+          <w:color w:val="0000FF"/>
+          <w:sz w:val="18"/>
+          <w:szCs w:val="18"/>
+          <w:lang w:val="en-US" w:eastAsia="zh-CN"/>
+        </w:rPr>
+        <w:t xml:space="preserve"> </w:t>
+      </w:r>
+      <w:r>
+        <w:rPr>
+          <w:rFonts w:hint="eastAsia" w:ascii="黑体" w:hAnsi="黑体" w:eastAsia="黑体" w:cs="黑体"/>
+          <w:color w:val="0000FF"/>
+          <w:sz w:val="18"/>
+          <w:szCs w:val="18"/>
+        </w:rPr>
+        <w:t>东</w:t>
+      </w:r>
+      <w:r>
+        <w:rPr>
+          <w:rFonts w:hint="eastAsia" w:ascii="黑体" w:hAnsi="黑体" w:eastAsia="黑体" w:cs="黑体"/>
+          <w:color w:val="30C0B4" w:themeColor="accent5"/>
+          <w:sz w:val="18"/>
+          <w:szCs w:val="18"/>
+          <w:lang w:val="en-US" w:eastAsia="zh-CN"/>
+          <w14:textFill>
+            <w14:solidFill>
+              <w14:schemeClr w14:val="accent5"/>
+            </w14:solidFill>
+          </w14:textFill>
+        </w:rPr>
+        <w:t>～</w:t>
+      </w:r>
+      <w:r>
+        <w:rPr>
+          <w:rFonts w:hint="eastAsia" w:ascii="黑体" w:hAnsi="黑体" w:eastAsia="黑体" w:cs="黑体"/>
+          <w:color w:val="0000FF"/>
+          <w:sz w:val="18"/>
+          <w:szCs w:val="18"/>
+        </w:rPr>
+        <w:t>方的</w:t>
+      </w:r>
+      <w:r>
+        <w:rPr>
+          <w:rFonts w:hint="eastAsia" w:ascii="黑体" w:hAnsi="黑体" w:eastAsia="黑体" w:cs="黑体"/>
+          <w:color w:val="30C0B4" w:themeColor="accent5"/>
+          <w:sz w:val="18"/>
+          <w:szCs w:val="18"/>
+          <w:lang w:val="en-US" w:eastAsia="zh-CN"/>
+          <w14:textFill>
+            <w14:solidFill>
+              <w14:schemeClr w14:val="accent5"/>
+            </w14:solidFill>
+          </w14:textFill>
+        </w:rPr>
+        <w:t>～</w:t>
+      </w:r>
+      <w:r>
+        <w:rPr>
+          <w:rFonts w:hint="eastAsia" w:ascii="黑体" w:hAnsi="黑体" w:eastAsia="黑体" w:cs="黑体"/>
+          <w:color w:val="0000FF"/>
+          <w:sz w:val="18"/>
+          <w:szCs w:val="18"/>
+          <w:lang w:val="en-US" w:eastAsia="zh-CN"/>
+        </w:rPr>
+        <w:t xml:space="preserve"> </w:t>
+      </w:r>
+      <w:r>
+        <w:rPr>
+          <w:rFonts w:hint="eastAsia" w:ascii="黑体" w:hAnsi="黑体" w:eastAsia="黑体" w:cs="黑体"/>
+          <w:b/>
+          <w:bCs/>
+          <w:color w:val="0000FF"/>
+          <w:sz w:val="18"/>
+          <w:szCs w:val="18"/>
+        </w:rPr>
+        <w:t>奇</w:t>
+      </w:r>
+      <w:r>
+        <w:rPr>
+          <w:rFonts w:hint="eastAsia" w:ascii="黑体" w:hAnsi="黑体" w:eastAsia="黑体" w:cs="黑体"/>
+          <w:color w:val="30C0B4" w:themeColor="accent5"/>
+          <w:sz w:val="18"/>
+          <w:szCs w:val="18"/>
+          <w:lang w:val="en-US" w:eastAsia="zh-CN"/>
+          <w14:textFill>
+            <w14:solidFill>
+              <w14:schemeClr w14:val="accent5"/>
+            </w14:solidFill>
+          </w14:textFill>
+        </w:rPr>
+        <w:t>～</w:t>
+      </w:r>
+      <w:r>
+        <w:rPr>
+          <w:rFonts w:hint="eastAsia" w:ascii="黑体" w:hAnsi="黑体" w:eastAsia="黑体" w:cs="黑体"/>
+          <w:b/>
+          <w:bCs/>
+          <w:color w:val="0000FF"/>
+          <w:sz w:val="18"/>
+          <w:szCs w:val="18"/>
+        </w:rPr>
+        <w:t>迹</w:t>
+      </w:r>
+    </w:p>
+    <w:p>
+      <w:pPr>
+        <w:keepNext w:val="0"/>
+        <w:keepLines w:val="0"/>
+        <w:pageBreakBefore w:val="0"/>
+        <w:widowControl w:val="0"/>
+        <w:kinsoku/>
+        <w:wordWrap/>
+        <w:overflowPunct/>
+        <w:topLinePunct w:val="0"/>
+        <w:autoSpaceDE/>
+        <w:autoSpaceDN/>
+        <w:bidi w:val="0"/>
+        <w:adjustRightInd/>
+        <w:snapToGrid/>
+        <w:spacing w:line="140" w:lineRule="exact"/>
+        <w:ind w:firstLine="7656" w:firstLineChars="8700"/>
+        <w:textAlignment w:val="auto"/>
+        <w:rPr>
+          <w:rFonts w:hint="eastAsia" w:ascii="黑体" w:hAnsi="黑体" w:eastAsia="黑体" w:cs="黑体"/>
+          <w:sz w:val="18"/>
+          <w:szCs w:val="18"/>
+        </w:rPr>
+      </w:pPr>
+      <w:r>
+        <w:rPr>
+          <w:rFonts w:hint="eastAsia" w:ascii="黑体" w:hAnsi="黑体" w:eastAsia="黑体" w:cs="黑体"/>
+          <w:color w:val="FF0000"/>
+          <w:spacing w:val="0"/>
+          <w:w w:val="68"/>
+          <w:kern w:val="0"/>
+          <w:sz w:val="13"/>
+          <w:szCs w:val="13"/>
+          <w:fitText w:val="2223" w:id="118162874"/>
+          <w:lang w:eastAsia="zh-CN"/>
+        </w:rPr>
+        <w:t>（</w:t>
+      </w:r>
+      <w:r>
+        <w:rPr>
+          <w:rFonts w:hint="eastAsia" w:ascii="黑体" w:hAnsi="黑体" w:eastAsia="黑体" w:cs="黑体"/>
+          <w:color w:val="FF0000"/>
+          <w:spacing w:val="0"/>
+          <w:w w:val="68"/>
+          <w:kern w:val="0"/>
+          <w:sz w:val="13"/>
+          <w:szCs w:val="13"/>
+          <w:fitText w:val="2223" w:id="118162874"/>
+          <w:lang w:val="en-US" w:eastAsia="zh-CN"/>
+        </w:rPr>
+        <w:t>右手迅速有力向右斜前方举高，同时头迅速看向右手</w:t>
+      </w:r>
+      <w:r>
+        <w:rPr>
+          <w:rFonts w:hint="eastAsia" w:ascii="黑体" w:hAnsi="黑体" w:eastAsia="黑体" w:cs="黑体"/>
+          <w:color w:val="FF0000"/>
+          <w:spacing w:val="7"/>
+          <w:w w:val="68"/>
+          <w:kern w:val="0"/>
+          <w:sz w:val="13"/>
+          <w:szCs w:val="13"/>
+          <w:fitText w:val="2223" w:id="118162874"/>
+          <w:lang w:val="en-US" w:eastAsia="zh-CN"/>
+        </w:rPr>
+        <w:t>）</w:t>
       </w:r>
     </w:p>
     <w:p>
@@ -2265,15 +4699,15 @@
           <w:sz w:val="18"/>
           <w:szCs w:val="18"/>
         </w:rPr>
-        <w:t>祥懿&amp;诗语&amp;王淮&amp;浩宇：</w:t>
-      </w:r>
-      <w:r>
-        <w:rPr>
-          <w:rFonts w:hint="eastAsia" w:ascii="黑体" w:hAnsi="黑体" w:eastAsia="黑体" w:cs="黑体"/>
-          <w:sz w:val="18"/>
-          <w:szCs w:val="18"/>
-        </w:rPr>
-        <w:t>高歌迈向</w:t>
+        <w:t>王淮&amp;浩宇：</w:t>
+      </w:r>
+      <w:r>
+        <w:rPr>
+          <w:rFonts w:hint="eastAsia" w:ascii="黑体" w:hAnsi="黑体" w:eastAsia="黑体" w:cs="黑体"/>
+          <w:sz w:val="18"/>
+          <w:szCs w:val="18"/>
+        </w:rPr>
+        <w:t>七十五年春华秋实 七十五年日新月异</w:t>
       </w:r>
     </w:p>
     <w:p>
@@ -2306,17 +4740,362 @@
           <w:color w:val="808080" w:themeColor="background1" w:themeShade="80"/>
           <w:sz w:val="18"/>
           <w:szCs w:val="18"/>
-        </w:rPr>
-        <w:t>全体：</w:t>
-      </w:r>
-      <w:r>
-        <w:rPr>
-          <w:rFonts w:hint="eastAsia" w:ascii="黑体" w:hAnsi="黑体" w:eastAsia="黑体" w:cs="黑体"/>
-          <w:color w:val="0000FF"/>
-          <w:sz w:val="18"/>
-          <w:szCs w:val="18"/>
-        </w:rPr>
-        <w:t>高歌迈向</w:t>
+          <w:lang w:val="en-US" w:eastAsia="zh-CN"/>
+        </w:rPr>
+        <w:t>左半</w:t>
+      </w:r>
+      <w:r>
+        <w:rPr>
+          <w:rFonts w:hint="eastAsia" w:ascii="黑体" w:hAnsi="黑体" w:eastAsia="黑体" w:cs="黑体"/>
+          <w:color w:val="808080" w:themeColor="background1" w:themeShade="80"/>
+          <w:sz w:val="18"/>
+          <w:szCs w:val="18"/>
+        </w:rPr>
+        <w:t>：</w:t>
+      </w:r>
+      <w:r>
+        <w:rPr>
+          <w:rFonts w:hint="eastAsia" w:ascii="黑体" w:hAnsi="黑体" w:eastAsia="黑体" w:cs="黑体"/>
+          <w:color w:val="0000FF"/>
+          <w:sz w:val="18"/>
+          <w:szCs w:val="18"/>
+        </w:rPr>
+        <w:t>盛世中国</w:t>
+      </w:r>
+      <w:r>
+        <w:rPr>
+          <w:rFonts w:hint="eastAsia" w:ascii="黑体" w:hAnsi="黑体" w:eastAsia="黑体" w:cs="黑体"/>
+          <w:color w:val="30C0B4" w:themeColor="accent5"/>
+          <w:sz w:val="18"/>
+          <w:szCs w:val="18"/>
+          <w:lang w:val="en-US" w:eastAsia="zh-CN"/>
+          <w14:textFill>
+            <w14:solidFill>
+              <w14:schemeClr w14:val="accent5"/>
+            </w14:solidFill>
+          </w14:textFill>
+        </w:rPr>
+        <w:t>～</w:t>
+      </w:r>
+      <w:r>
+        <w:rPr>
+          <w:rFonts w:hint="eastAsia" w:ascii="黑体" w:hAnsi="黑体" w:eastAsia="黑体" w:cs="黑体"/>
+          <w:color w:val="0000FF"/>
+          <w:sz w:val="18"/>
+          <w:szCs w:val="18"/>
+        </w:rPr>
+        <w:t xml:space="preserve"> </w:t>
+      </w:r>
+      <w:r>
+        <w:rPr>
+          <w:rFonts w:hint="eastAsia" w:ascii="黑体" w:hAnsi="黑体" w:eastAsia="黑体" w:cs="黑体"/>
+          <w:color w:val="0000FF"/>
+          <w:sz w:val="18"/>
+          <w:szCs w:val="18"/>
+          <w:lang w:val="en-US" w:eastAsia="zh-CN"/>
+        </w:rPr>
+        <w:t xml:space="preserve"> </w:t>
+      </w:r>
+      <w:r>
+        <w:rPr>
+          <w:rFonts w:hint="eastAsia" w:ascii="黑体" w:hAnsi="黑体" w:eastAsia="黑体" w:cs="黑体"/>
+          <w:color w:val="0000FF"/>
+          <w:sz w:val="18"/>
+          <w:szCs w:val="18"/>
+        </w:rPr>
+        <w:t>告诉您一个</w:t>
+      </w:r>
+      <w:r>
+        <w:rPr>
+          <w:rFonts w:hint="eastAsia" w:ascii="黑体" w:hAnsi="黑体" w:eastAsia="黑体" w:cs="黑体"/>
+          <w:color w:val="30C0B4" w:themeColor="accent5"/>
+          <w:sz w:val="18"/>
+          <w:szCs w:val="18"/>
+          <w:lang w:val="en-US" w:eastAsia="zh-CN"/>
+          <w14:textFill>
+            <w14:solidFill>
+              <w14:schemeClr w14:val="accent5"/>
+            </w14:solidFill>
+          </w14:textFill>
+        </w:rPr>
+        <w:t>～</w:t>
+      </w:r>
+      <w:r>
+        <w:rPr>
+          <w:rFonts w:hint="eastAsia" w:ascii="黑体" w:hAnsi="黑体" w:eastAsia="黑体" w:cs="黑体"/>
+          <w:color w:val="0000FF"/>
+          <w:sz w:val="18"/>
+          <w:szCs w:val="18"/>
+          <w:lang w:val="en-US" w:eastAsia="zh-CN"/>
+        </w:rPr>
+        <w:t xml:space="preserve"> </w:t>
+      </w:r>
+      <w:r>
+        <w:rPr>
+          <w:rFonts w:hint="eastAsia" w:ascii="黑体" w:hAnsi="黑体" w:eastAsia="黑体" w:cs="黑体"/>
+          <w:color w:val="0000FF"/>
+          <w:sz w:val="18"/>
+          <w:szCs w:val="18"/>
+        </w:rPr>
+        <w:t>人</w:t>
+      </w:r>
+      <w:r>
+        <w:rPr>
+          <w:rFonts w:hint="eastAsia" w:ascii="黑体" w:hAnsi="黑体" w:eastAsia="黑体" w:cs="黑体"/>
+          <w:color w:val="30C0B4" w:themeColor="accent5"/>
+          <w:sz w:val="18"/>
+          <w:szCs w:val="18"/>
+          <w:lang w:val="en-US" w:eastAsia="zh-CN"/>
+          <w14:textFill>
+            <w14:solidFill>
+              <w14:schemeClr w14:val="accent5"/>
+            </w14:solidFill>
+          </w14:textFill>
+        </w:rPr>
+        <w:t>～</w:t>
+      </w:r>
+      <w:r>
+        <w:rPr>
+          <w:rFonts w:hint="eastAsia" w:ascii="黑体" w:hAnsi="黑体" w:eastAsia="黑体" w:cs="黑体"/>
+          <w:color w:val="0000FF"/>
+          <w:sz w:val="18"/>
+          <w:szCs w:val="18"/>
+        </w:rPr>
+        <w:t>间的</w:t>
+      </w:r>
+      <w:r>
+        <w:rPr>
+          <w:rFonts w:hint="eastAsia" w:ascii="黑体" w:hAnsi="黑体" w:eastAsia="黑体" w:cs="黑体"/>
+          <w:color w:val="30C0B4" w:themeColor="accent5"/>
+          <w:sz w:val="18"/>
+          <w:szCs w:val="18"/>
+          <w:lang w:val="en-US" w:eastAsia="zh-CN"/>
+          <w14:textFill>
+            <w14:solidFill>
+              <w14:schemeClr w14:val="accent5"/>
+            </w14:solidFill>
+          </w14:textFill>
+        </w:rPr>
+        <w:t>～</w:t>
+      </w:r>
+      <w:r>
+        <w:rPr>
+          <w:rFonts w:hint="eastAsia" w:ascii="黑体" w:hAnsi="黑体" w:eastAsia="黑体" w:cs="黑体"/>
+          <w:color w:val="0000FF"/>
+          <w:sz w:val="18"/>
+          <w:szCs w:val="18"/>
+          <w:lang w:val="en-US" w:eastAsia="zh-CN"/>
+        </w:rPr>
+        <w:t xml:space="preserve"> </w:t>
+      </w:r>
+      <w:r>
+        <w:rPr>
+          <w:rFonts w:hint="eastAsia" w:ascii="黑体" w:hAnsi="黑体" w:eastAsia="黑体" w:cs="黑体"/>
+          <w:b/>
+          <w:bCs/>
+          <w:color w:val="0000FF"/>
+          <w:sz w:val="18"/>
+          <w:szCs w:val="18"/>
+        </w:rPr>
+        <w:t>传</w:t>
+      </w:r>
+      <w:r>
+        <w:rPr>
+          <w:rFonts w:hint="eastAsia" w:ascii="黑体" w:hAnsi="黑体" w:eastAsia="黑体" w:cs="黑体"/>
+          <w:color w:val="30C0B4" w:themeColor="accent5"/>
+          <w:sz w:val="18"/>
+          <w:szCs w:val="18"/>
+          <w:lang w:val="en-US" w:eastAsia="zh-CN"/>
+          <w14:textFill>
+            <w14:solidFill>
+              <w14:schemeClr w14:val="accent5"/>
+            </w14:solidFill>
+          </w14:textFill>
+        </w:rPr>
+        <w:t>～</w:t>
+      </w:r>
+      <w:r>
+        <w:rPr>
+          <w:rFonts w:hint="eastAsia" w:ascii="黑体" w:hAnsi="黑体" w:eastAsia="黑体" w:cs="黑体"/>
+          <w:b/>
+          <w:bCs/>
+          <w:color w:val="0000FF"/>
+          <w:sz w:val="18"/>
+          <w:szCs w:val="18"/>
+        </w:rPr>
+        <w:t>奇</w:t>
+      </w:r>
+      <w:r>
+        <w:rPr>
+          <w:rFonts w:hint="eastAsia" w:ascii="黑体" w:hAnsi="黑体" w:eastAsia="黑体" w:cs="黑体"/>
+          <w:color w:val="0000FF"/>
+          <w:sz w:val="18"/>
+          <w:szCs w:val="18"/>
+        </w:rPr>
+        <w:t>；盛世中国</w:t>
+      </w:r>
+      <w:r>
+        <w:rPr>
+          <w:rFonts w:hint="eastAsia" w:ascii="黑体" w:hAnsi="黑体" w:eastAsia="黑体" w:cs="黑体"/>
+          <w:color w:val="30C0B4" w:themeColor="accent5"/>
+          <w:sz w:val="18"/>
+          <w:szCs w:val="18"/>
+          <w:lang w:val="en-US" w:eastAsia="zh-CN"/>
+          <w14:textFill>
+            <w14:solidFill>
+              <w14:schemeClr w14:val="accent5"/>
+            </w14:solidFill>
+          </w14:textFill>
+        </w:rPr>
+        <w:t>～</w:t>
+      </w:r>
+      <w:r>
+        <w:rPr>
+          <w:rFonts w:hint="eastAsia" w:ascii="黑体" w:hAnsi="黑体" w:eastAsia="黑体" w:cs="黑体"/>
+          <w:color w:val="0000FF"/>
+          <w:sz w:val="18"/>
+          <w:szCs w:val="18"/>
+        </w:rPr>
+        <w:t xml:space="preserve"> </w:t>
+      </w:r>
+      <w:r>
+        <w:rPr>
+          <w:rFonts w:hint="eastAsia" w:ascii="黑体" w:hAnsi="黑体" w:eastAsia="黑体" w:cs="黑体"/>
+          <w:color w:val="0000FF"/>
+          <w:sz w:val="18"/>
+          <w:szCs w:val="18"/>
+          <w:lang w:val="en-US" w:eastAsia="zh-CN"/>
+        </w:rPr>
+        <w:t xml:space="preserve"> </w:t>
+      </w:r>
+      <w:r>
+        <w:rPr>
+          <w:rFonts w:hint="eastAsia" w:ascii="黑体" w:hAnsi="黑体" w:eastAsia="黑体" w:cs="黑体"/>
+          <w:color w:val="0000FF"/>
+          <w:sz w:val="18"/>
+          <w:szCs w:val="18"/>
+        </w:rPr>
+        <w:t>告诉您一个</w:t>
+      </w:r>
+      <w:r>
+        <w:rPr>
+          <w:rFonts w:hint="eastAsia" w:ascii="黑体" w:hAnsi="黑体" w:eastAsia="黑体" w:cs="黑体"/>
+          <w:color w:val="30C0B4" w:themeColor="accent5"/>
+          <w:sz w:val="18"/>
+          <w:szCs w:val="18"/>
+          <w:lang w:val="en-US" w:eastAsia="zh-CN"/>
+          <w14:textFill>
+            <w14:solidFill>
+              <w14:schemeClr w14:val="accent5"/>
+            </w14:solidFill>
+          </w14:textFill>
+        </w:rPr>
+        <w:t>～</w:t>
+      </w:r>
+      <w:r>
+        <w:rPr>
+          <w:rFonts w:hint="eastAsia" w:ascii="黑体" w:hAnsi="黑体" w:eastAsia="黑体" w:cs="黑体"/>
+          <w:color w:val="0000FF"/>
+          <w:sz w:val="18"/>
+          <w:szCs w:val="18"/>
+          <w:lang w:val="en-US" w:eastAsia="zh-CN"/>
+        </w:rPr>
+        <w:t xml:space="preserve"> </w:t>
+      </w:r>
+      <w:r>
+        <w:rPr>
+          <w:rFonts w:hint="eastAsia" w:ascii="黑体" w:hAnsi="黑体" w:eastAsia="黑体" w:cs="黑体"/>
+          <w:color w:val="0000FF"/>
+          <w:sz w:val="18"/>
+          <w:szCs w:val="18"/>
+        </w:rPr>
+        <w:t>时</w:t>
+      </w:r>
+      <w:r>
+        <w:rPr>
+          <w:rFonts w:hint="eastAsia" w:ascii="黑体" w:hAnsi="黑体" w:eastAsia="黑体" w:cs="黑体"/>
+          <w:color w:val="30C0B4" w:themeColor="accent5"/>
+          <w:sz w:val="18"/>
+          <w:szCs w:val="18"/>
+          <w:lang w:val="en-US" w:eastAsia="zh-CN"/>
+          <w14:textFill>
+            <w14:solidFill>
+              <w14:schemeClr w14:val="accent5"/>
+            </w14:solidFill>
+          </w14:textFill>
+        </w:rPr>
+        <w:t>～</w:t>
+      </w:r>
+      <w:r>
+        <w:rPr>
+          <w:rFonts w:hint="eastAsia" w:ascii="黑体" w:hAnsi="黑体" w:eastAsia="黑体" w:cs="黑体"/>
+          <w:color w:val="0000FF"/>
+          <w:sz w:val="18"/>
+          <w:szCs w:val="18"/>
+        </w:rPr>
+        <w:t>代的</w:t>
+      </w:r>
+      <w:r>
+        <w:rPr>
+          <w:rFonts w:hint="eastAsia" w:ascii="黑体" w:hAnsi="黑体" w:eastAsia="黑体" w:cs="黑体"/>
+          <w:color w:val="30C0B4" w:themeColor="accent5"/>
+          <w:sz w:val="18"/>
+          <w:szCs w:val="18"/>
+          <w:lang w:val="en-US" w:eastAsia="zh-CN"/>
+          <w14:textFill>
+            <w14:solidFill>
+              <w14:schemeClr w14:val="accent5"/>
+            </w14:solidFill>
+          </w14:textFill>
+        </w:rPr>
+        <w:t>～</w:t>
+      </w:r>
+      <w:r>
+        <w:rPr>
+          <w:rFonts w:hint="eastAsia" w:ascii="黑体" w:hAnsi="黑体" w:eastAsia="黑体" w:cs="黑体"/>
+          <w:color w:val="0000FF"/>
+          <w:sz w:val="18"/>
+          <w:szCs w:val="18"/>
+          <w:lang w:val="en-US" w:eastAsia="zh-CN"/>
+        </w:rPr>
+        <w:t xml:space="preserve"> </w:t>
+      </w:r>
+      <w:r>
+        <w:rPr>
+          <w:rFonts w:hint="eastAsia" w:ascii="黑体" w:hAnsi="黑体" w:eastAsia="黑体" w:cs="黑体"/>
+          <w:b/>
+          <w:bCs/>
+          <w:color w:val="0000FF"/>
+          <w:sz w:val="18"/>
+          <w:szCs w:val="18"/>
+        </w:rPr>
+        <w:t>瑰</w:t>
+      </w:r>
+      <w:r>
+        <w:rPr>
+          <w:rFonts w:hint="eastAsia" w:ascii="黑体" w:hAnsi="黑体" w:eastAsia="黑体" w:cs="黑体"/>
+          <w:color w:val="30C0B4" w:themeColor="accent5"/>
+          <w:sz w:val="18"/>
+          <w:szCs w:val="18"/>
+          <w:lang w:val="en-US" w:eastAsia="zh-CN"/>
+          <w14:textFill>
+            <w14:solidFill>
+              <w14:schemeClr w14:val="accent5"/>
+            </w14:solidFill>
+          </w14:textFill>
+        </w:rPr>
+        <w:t>～</w:t>
+      </w:r>
+      <w:r>
+        <w:rPr>
+          <w:rFonts w:hint="eastAsia" w:ascii="黑体" w:hAnsi="黑体" w:eastAsia="黑体" w:cs="黑体"/>
+          <w:b/>
+          <w:bCs/>
+          <w:color w:val="0000FF"/>
+          <w:sz w:val="18"/>
+          <w:szCs w:val="18"/>
+        </w:rPr>
+        <w:t>丽</w:t>
       </w:r>
     </w:p>
     <w:p>
@@ -2338,6 +5117,8 @@
         <w:textAlignment w:val="auto"/>
         <w:rPr>
           <w:rFonts w:hint="eastAsia" w:ascii="黑体" w:hAnsi="黑体" w:eastAsia="黑体" w:cs="黑体"/>
+          <w:sz w:val="18"/>
+          <w:szCs w:val="18"/>
         </w:rPr>
       </w:pPr>
       <w:r>
@@ -2347,6 +5128,51 @@
           <w:sz w:val="18"/>
           <w:szCs w:val="18"/>
         </w:rPr>
+        <w:t>祥懿&amp;诗语&amp;王淮&amp;浩宇：</w:t>
+      </w:r>
+      <w:r>
+        <w:rPr>
+          <w:rFonts w:hint="eastAsia" w:ascii="黑体" w:hAnsi="黑体" w:eastAsia="黑体" w:cs="黑体"/>
+          <w:sz w:val="18"/>
+          <w:szCs w:val="18"/>
+        </w:rPr>
+        <w:t>七十五年波涛之上 七十五年征帆万里</w:t>
+      </w:r>
+    </w:p>
+    <w:p>
+      <w:pPr>
+        <w:keepNext w:val="0"/>
+        <w:keepLines w:val="0"/>
+        <w:pageBreakBefore w:val="0"/>
+        <w:widowControl w:val="0"/>
+        <w:kinsoku/>
+        <w:wordWrap/>
+        <w:overflowPunct/>
+        <w:topLinePunct w:val="0"/>
+        <w:autoSpaceDE/>
+        <w:autoSpaceDN/>
+        <w:bidi w:val="0"/>
+        <w:adjustRightInd/>
+        <w:snapToGrid/>
+        <w:spacing w:line="260" w:lineRule="exact"/>
+        <w:textAlignment w:val="auto"/>
+        <w:rPr>
+          <w:rFonts w:hint="eastAsia" w:ascii="黑体" w:hAnsi="黑体" w:eastAsia="黑体" w:cs="黑体"/>
+          <w:b/>
+          <w:bCs/>
+          <w:color w:val="0000FF"/>
+          <w:sz w:val="18"/>
+          <w:szCs w:val="18"/>
+          <w:lang w:eastAsia="zh-CN"/>
+        </w:rPr>
+      </w:pPr>
+      <w:r>
+        <w:rPr>
+          <w:rFonts w:hint="eastAsia" w:ascii="黑体" w:hAnsi="黑体" w:eastAsia="黑体" w:cs="黑体"/>
+          <w:color w:val="808080" w:themeColor="background1" w:themeShade="80"/>
+          <w:sz w:val="18"/>
+          <w:szCs w:val="18"/>
+        </w:rPr>
         <w:t>全体：</w:t>
       </w:r>
       <w:r>
@@ -2356,13 +5182,2102 @@
           <w:sz w:val="18"/>
           <w:szCs w:val="18"/>
         </w:rPr>
-        <w:t>高歌迈向 新的胜利</w:t>
-      </w:r>
+        <w:t>盛世中国</w:t>
+      </w:r>
+      <w:r>
+        <w:rPr>
+          <w:rFonts w:hint="eastAsia" w:ascii="黑体" w:hAnsi="黑体" w:eastAsia="黑体" w:cs="黑体"/>
+          <w:color w:val="30C0B4" w:themeColor="accent5"/>
+          <w:sz w:val="18"/>
+          <w:szCs w:val="18"/>
+          <w:lang w:val="en-US" w:eastAsia="zh-CN"/>
+          <w14:textFill>
+            <w14:solidFill>
+              <w14:schemeClr w14:val="accent5"/>
+            </w14:solidFill>
+          </w14:textFill>
+        </w:rPr>
+        <w:t>～</w:t>
+      </w:r>
+      <w:r>
+        <w:rPr>
+          <w:rFonts w:hint="eastAsia" w:ascii="黑体" w:hAnsi="黑体" w:eastAsia="黑体" w:cs="黑体"/>
+          <w:color w:val="0000FF"/>
+          <w:sz w:val="18"/>
+          <w:szCs w:val="18"/>
+        </w:rPr>
+        <w:t xml:space="preserve"> </w:t>
+      </w:r>
+      <w:r>
+        <w:rPr>
+          <w:rFonts w:hint="eastAsia" w:ascii="黑体" w:hAnsi="黑体" w:eastAsia="黑体" w:cs="黑体"/>
+          <w:color w:val="0000FF"/>
+          <w:sz w:val="18"/>
+          <w:szCs w:val="18"/>
+          <w:lang w:val="en-US" w:eastAsia="zh-CN"/>
+        </w:rPr>
+        <w:t xml:space="preserve"> </w:t>
+      </w:r>
+      <w:r>
+        <w:rPr>
+          <w:rFonts w:hint="eastAsia" w:ascii="黑体" w:hAnsi="黑体" w:eastAsia="黑体" w:cs="黑体"/>
+          <w:color w:val="0000FF"/>
+          <w:sz w:val="18"/>
+          <w:szCs w:val="18"/>
+        </w:rPr>
+        <w:t>告诉您一个</w:t>
+      </w:r>
+      <w:r>
+        <w:rPr>
+          <w:rFonts w:hint="eastAsia" w:ascii="黑体" w:hAnsi="黑体" w:eastAsia="黑体" w:cs="黑体"/>
+          <w:color w:val="30C0B4" w:themeColor="accent5"/>
+          <w:sz w:val="18"/>
+          <w:szCs w:val="18"/>
+          <w:lang w:val="en-US" w:eastAsia="zh-CN"/>
+          <w14:textFill>
+            <w14:solidFill>
+              <w14:schemeClr w14:val="accent5"/>
+            </w14:solidFill>
+          </w14:textFill>
+        </w:rPr>
+        <w:t xml:space="preserve">～ </w:t>
+      </w:r>
+      <w:r>
+        <w:rPr>
+          <w:rFonts w:hint="eastAsia" w:ascii="黑体" w:hAnsi="黑体" w:eastAsia="黑体" w:cs="黑体"/>
+          <w:color w:val="0000FF"/>
+          <w:sz w:val="18"/>
+          <w:szCs w:val="18"/>
+        </w:rPr>
+        <w:t>公</w:t>
+      </w:r>
+      <w:r>
+        <w:rPr>
+          <w:rFonts w:hint="eastAsia" w:ascii="黑体" w:hAnsi="黑体" w:eastAsia="黑体" w:cs="黑体"/>
+          <w:color w:val="30C0B4" w:themeColor="accent5"/>
+          <w:sz w:val="18"/>
+          <w:szCs w:val="18"/>
+          <w:lang w:val="en-US" w:eastAsia="zh-CN"/>
+          <w14:textFill>
+            <w14:solidFill>
+              <w14:schemeClr w14:val="accent5"/>
+            </w14:solidFill>
+          </w14:textFill>
+        </w:rPr>
+        <w:t>～</w:t>
+      </w:r>
+      <w:r>
+        <w:rPr>
+          <w:rFonts w:hint="eastAsia" w:ascii="黑体" w:hAnsi="黑体" w:eastAsia="黑体" w:cs="黑体"/>
+          <w:color w:val="0000FF"/>
+          <w:sz w:val="18"/>
+          <w:szCs w:val="18"/>
+        </w:rPr>
+        <w:t>开的</w:t>
+      </w:r>
+      <w:r>
+        <w:rPr>
+          <w:rFonts w:hint="eastAsia" w:ascii="黑体" w:hAnsi="黑体" w:eastAsia="黑体" w:cs="黑体"/>
+          <w:color w:val="30C0B4" w:themeColor="accent5"/>
+          <w:sz w:val="18"/>
+          <w:szCs w:val="18"/>
+          <w:lang w:val="en-US" w:eastAsia="zh-CN"/>
+          <w14:textFill>
+            <w14:solidFill>
+              <w14:schemeClr w14:val="accent5"/>
+            </w14:solidFill>
+          </w14:textFill>
+        </w:rPr>
+        <w:t>～</w:t>
+      </w:r>
+      <w:r>
+        <w:rPr>
+          <w:rFonts w:hint="eastAsia" w:ascii="黑体" w:hAnsi="黑体" w:eastAsia="黑体" w:cs="黑体"/>
+          <w:color w:val="0000FF"/>
+          <w:sz w:val="18"/>
+          <w:szCs w:val="18"/>
+          <w:lang w:val="en-US" w:eastAsia="zh-CN"/>
+        </w:rPr>
+        <w:t xml:space="preserve"> </w:t>
+      </w:r>
+      <w:r>
+        <w:rPr>
+          <w:rFonts w:hint="eastAsia" w:ascii="黑体" w:hAnsi="黑体" w:eastAsia="黑体" w:cs="黑体"/>
+          <w:b/>
+          <w:bCs/>
+          <w:color w:val="0000FF"/>
+          <w:sz w:val="18"/>
+          <w:szCs w:val="18"/>
+        </w:rPr>
+        <w:t>秘</w:t>
+      </w:r>
+      <w:r>
+        <w:rPr>
+          <w:rFonts w:hint="eastAsia" w:ascii="黑体" w:hAnsi="黑体" w:eastAsia="黑体" w:cs="黑体"/>
+          <w:color w:val="30C0B4" w:themeColor="accent5"/>
+          <w:sz w:val="18"/>
+          <w:szCs w:val="18"/>
+          <w:lang w:val="en-US" w:eastAsia="zh-CN"/>
+          <w14:textFill>
+            <w14:solidFill>
+              <w14:schemeClr w14:val="accent5"/>
+            </w14:solidFill>
+          </w14:textFill>
+        </w:rPr>
+        <w:t>～</w:t>
+      </w:r>
+      <w:r>
+        <w:rPr>
+          <w:rFonts w:hint="eastAsia" w:ascii="黑体" w:hAnsi="黑体" w:eastAsia="黑体" w:cs="黑体"/>
+          <w:b/>
+          <w:bCs/>
+          <w:color w:val="0000FF"/>
+          <w:sz w:val="18"/>
+          <w:szCs w:val="18"/>
+        </w:rPr>
+        <w:t>密</w:t>
+      </w:r>
+      <w:r>
+        <w:rPr>
+          <w:rFonts w:hint="eastAsia" w:ascii="黑体" w:hAnsi="黑体" w:eastAsia="黑体" w:cs="黑体"/>
+          <w:color w:val="0000FF"/>
+          <w:sz w:val="18"/>
+          <w:szCs w:val="18"/>
+        </w:rPr>
+        <w:t>；盛世中国</w:t>
+      </w:r>
+      <w:r>
+        <w:rPr>
+          <w:rFonts w:hint="eastAsia" w:ascii="黑体" w:hAnsi="黑体" w:eastAsia="黑体" w:cs="黑体"/>
+          <w:color w:val="30C0B4" w:themeColor="accent5"/>
+          <w:sz w:val="18"/>
+          <w:szCs w:val="18"/>
+          <w:lang w:val="en-US" w:eastAsia="zh-CN"/>
+          <w14:textFill>
+            <w14:solidFill>
+              <w14:schemeClr w14:val="accent5"/>
+            </w14:solidFill>
+          </w14:textFill>
+        </w:rPr>
+        <w:t>～</w:t>
+      </w:r>
+      <w:r>
+        <w:rPr>
+          <w:rFonts w:hint="eastAsia" w:ascii="黑体" w:hAnsi="黑体" w:eastAsia="黑体" w:cs="黑体"/>
+          <w:color w:val="0000FF"/>
+          <w:sz w:val="18"/>
+          <w:szCs w:val="18"/>
+        </w:rPr>
+        <w:t xml:space="preserve"> </w:t>
+      </w:r>
+      <w:r>
+        <w:rPr>
+          <w:rFonts w:hint="eastAsia" w:ascii="黑体" w:hAnsi="黑体" w:eastAsia="黑体" w:cs="黑体"/>
+          <w:color w:val="0000FF"/>
+          <w:sz w:val="18"/>
+          <w:szCs w:val="18"/>
+          <w:lang w:val="en-US" w:eastAsia="zh-CN"/>
+        </w:rPr>
+        <w:t xml:space="preserve"> </w:t>
+      </w:r>
+      <w:r>
+        <w:rPr>
+          <w:rFonts w:hint="eastAsia" w:ascii="黑体" w:hAnsi="黑体" w:eastAsia="黑体" w:cs="黑体"/>
+          <w:color w:val="0000FF"/>
+          <w:sz w:val="18"/>
+          <w:szCs w:val="18"/>
+        </w:rPr>
+        <w:t>告诉您一个</w:t>
+      </w:r>
+      <w:r>
+        <w:rPr>
+          <w:rFonts w:hint="eastAsia" w:ascii="黑体" w:hAnsi="黑体" w:eastAsia="黑体" w:cs="黑体"/>
+          <w:color w:val="30C0B4" w:themeColor="accent5"/>
+          <w:sz w:val="18"/>
+          <w:szCs w:val="18"/>
+          <w:lang w:val="en-US" w:eastAsia="zh-CN"/>
+          <w14:textFill>
+            <w14:solidFill>
+              <w14:schemeClr w14:val="accent5"/>
+            </w14:solidFill>
+          </w14:textFill>
+        </w:rPr>
+        <w:t>～</w:t>
+      </w:r>
+      <w:r>
+        <w:rPr>
+          <w:rFonts w:hint="eastAsia" w:ascii="黑体" w:hAnsi="黑体" w:eastAsia="黑体" w:cs="黑体"/>
+          <w:color w:val="0000FF"/>
+          <w:sz w:val="18"/>
+          <w:szCs w:val="18"/>
+          <w:lang w:val="en-US" w:eastAsia="zh-CN"/>
+        </w:rPr>
+        <w:t xml:space="preserve"> </w:t>
+      </w:r>
+      <w:r>
+        <w:rPr>
+          <w:rFonts w:hint="eastAsia" w:ascii="黑体" w:hAnsi="黑体" w:eastAsia="黑体" w:cs="黑体"/>
+          <w:color w:val="0000FF"/>
+          <w:sz w:val="18"/>
+          <w:szCs w:val="18"/>
+        </w:rPr>
+        <w:t>永</w:t>
+      </w:r>
+      <w:r>
+        <w:rPr>
+          <w:rFonts w:hint="eastAsia" w:ascii="黑体" w:hAnsi="黑体" w:eastAsia="黑体" w:cs="黑体"/>
+          <w:color w:val="30C0B4" w:themeColor="accent5"/>
+          <w:sz w:val="18"/>
+          <w:szCs w:val="18"/>
+          <w:lang w:val="en-US" w:eastAsia="zh-CN"/>
+          <w14:textFill>
+            <w14:solidFill>
+              <w14:schemeClr w14:val="accent5"/>
+            </w14:solidFill>
+          </w14:textFill>
+        </w:rPr>
+        <w:t>～</w:t>
+      </w:r>
+      <w:r>
+        <w:rPr>
+          <w:rFonts w:hint="eastAsia" w:ascii="黑体" w:hAnsi="黑体" w:eastAsia="黑体" w:cs="黑体"/>
+          <w:color w:val="0000FF"/>
+          <w:sz w:val="18"/>
+          <w:szCs w:val="18"/>
+        </w:rPr>
+        <w:t>恒的</w:t>
+      </w:r>
+      <w:r>
+        <w:rPr>
+          <w:rFonts w:hint="eastAsia" w:ascii="黑体" w:hAnsi="黑体" w:eastAsia="黑体" w:cs="黑体"/>
+          <w:color w:val="30C0B4" w:themeColor="accent5"/>
+          <w:sz w:val="18"/>
+          <w:szCs w:val="18"/>
+          <w:lang w:val="en-US" w:eastAsia="zh-CN"/>
+          <w14:textFill>
+            <w14:solidFill>
+              <w14:schemeClr w14:val="accent5"/>
+            </w14:solidFill>
+          </w14:textFill>
+        </w:rPr>
+        <w:t>～</w:t>
+      </w:r>
+      <w:r>
+        <w:rPr>
+          <w:rFonts w:hint="eastAsia" w:ascii="黑体" w:hAnsi="黑体" w:eastAsia="黑体" w:cs="黑体"/>
+          <w:color w:val="0000FF"/>
+          <w:sz w:val="18"/>
+          <w:szCs w:val="18"/>
+          <w:lang w:val="en-US" w:eastAsia="zh-CN"/>
+        </w:rPr>
+        <w:t xml:space="preserve"> </w:t>
+      </w:r>
+      <w:r>
+        <w:rPr>
+          <w:rFonts w:hint="eastAsia" w:ascii="黑体" w:hAnsi="黑体" w:eastAsia="黑体" w:cs="黑体"/>
+          <w:b/>
+          <w:bCs/>
+          <w:color w:val="0000FF"/>
+          <w:sz w:val="18"/>
+          <w:szCs w:val="18"/>
+        </w:rPr>
+        <w:t>真</w:t>
+      </w:r>
+      <w:r>
+        <w:rPr>
+          <w:rFonts w:hint="eastAsia" w:ascii="黑体" w:hAnsi="黑体" w:eastAsia="黑体" w:cs="黑体"/>
+          <w:color w:val="30C0B4" w:themeColor="accent5"/>
+          <w:sz w:val="18"/>
+          <w:szCs w:val="18"/>
+          <w:lang w:val="en-US" w:eastAsia="zh-CN"/>
+          <w14:textFill>
+            <w14:solidFill>
+              <w14:schemeClr w14:val="accent5"/>
+            </w14:solidFill>
+          </w14:textFill>
+        </w:rPr>
+        <w:t>～</w:t>
+      </w:r>
+      <w:r>
+        <w:rPr>
+          <w:rFonts w:hint="eastAsia" w:ascii="黑体" w:hAnsi="黑体" w:eastAsia="黑体" w:cs="黑体"/>
+          <w:b/>
+          <w:bCs/>
+          <w:color w:val="0000FF"/>
+          <w:sz w:val="18"/>
+          <w:szCs w:val="18"/>
+        </w:rPr>
+        <w:t>理</w:t>
+      </w:r>
+      <w:r>
+        <w:rPr>
+          <w:rFonts w:hint="eastAsia" w:ascii="黑体" w:hAnsi="黑体" w:eastAsia="黑体" w:cs="黑体"/>
+          <w:b/>
+          <w:bCs/>
+          <w:color w:val="0000FF"/>
+          <w:sz w:val="18"/>
+          <w:szCs w:val="18"/>
+          <w:lang w:eastAsia="zh-CN"/>
+        </w:rPr>
+        <w:t>：</w:t>
+      </w:r>
+    </w:p>
+    <w:p>
+      <w:pPr>
+        <w:keepNext w:val="0"/>
+        <w:keepLines w:val="0"/>
+        <w:pageBreakBefore w:val="0"/>
+        <w:widowControl w:val="0"/>
+        <w:kinsoku/>
+        <w:wordWrap/>
+        <w:overflowPunct/>
+        <w:topLinePunct w:val="0"/>
+        <w:autoSpaceDE/>
+        <w:autoSpaceDN/>
+        <w:bidi w:val="0"/>
+        <w:adjustRightInd/>
+        <w:snapToGrid/>
+        <w:spacing w:line="260" w:lineRule="exact"/>
+        <w:ind w:firstLine="540" w:firstLineChars="300"/>
+        <w:textAlignment w:val="auto"/>
+        <w:rPr>
+          <w:rFonts w:hint="eastAsia" w:ascii="黑体" w:hAnsi="黑体" w:eastAsia="黑体" w:cs="黑体"/>
+          <w:sz w:val="18"/>
+          <w:szCs w:val="18"/>
+        </w:rPr>
+      </w:pPr>
+      <w:r>
+        <w:rPr>
+          <w:rFonts w:hint="eastAsia" w:ascii="黑体" w:hAnsi="黑体" w:eastAsia="黑体" w:cs="黑体"/>
+          <w:color w:val="0000FF"/>
+          <w:sz w:val="18"/>
+          <w:szCs w:val="18"/>
+        </w:rPr>
+        <w:t xml:space="preserve">解放思想 </w:t>
+      </w:r>
+      <w:r>
+        <w:rPr>
+          <w:rFonts w:hint="eastAsia" w:ascii="黑体" w:hAnsi="黑体" w:eastAsia="黑体" w:cs="黑体"/>
+          <w:color w:val="0000FF"/>
+          <w:sz w:val="18"/>
+          <w:szCs w:val="18"/>
+          <w:lang w:val="en-US" w:eastAsia="zh-CN"/>
+        </w:rPr>
+        <w:t xml:space="preserve"> </w:t>
+      </w:r>
+      <w:r>
+        <w:rPr>
+          <w:rFonts w:hint="eastAsia" w:ascii="黑体" w:hAnsi="黑体" w:eastAsia="黑体" w:cs="黑体"/>
+          <w:color w:val="0000FF"/>
+          <w:sz w:val="18"/>
+          <w:szCs w:val="18"/>
+        </w:rPr>
+        <w:t xml:space="preserve">实事求是 </w:t>
+      </w:r>
+      <w:r>
+        <w:rPr>
+          <w:rFonts w:hint="eastAsia" w:ascii="黑体" w:hAnsi="黑体" w:eastAsia="黑体" w:cs="黑体"/>
+          <w:color w:val="0000FF"/>
+          <w:sz w:val="18"/>
+          <w:szCs w:val="18"/>
+          <w:lang w:val="en-US" w:eastAsia="zh-CN"/>
+        </w:rPr>
+        <w:t xml:space="preserve"> </w:t>
+      </w:r>
+      <w:r>
+        <w:rPr>
+          <w:rFonts w:hint="eastAsia" w:ascii="黑体" w:hAnsi="黑体" w:eastAsia="黑体" w:cs="黑体"/>
+          <w:color w:val="0000FF"/>
+          <w:sz w:val="18"/>
+          <w:szCs w:val="18"/>
+        </w:rPr>
+        <w:t>发展才是</w:t>
+      </w:r>
+      <w:r>
+        <w:rPr>
+          <w:rFonts w:hint="eastAsia" w:ascii="黑体" w:hAnsi="黑体" w:eastAsia="黑体" w:cs="黑体"/>
+          <w:color w:val="30C0B4" w:themeColor="accent5"/>
+          <w:sz w:val="18"/>
+          <w:szCs w:val="18"/>
+          <w:lang w:val="en-US" w:eastAsia="zh-CN"/>
+          <w14:textFill>
+            <w14:solidFill>
+              <w14:schemeClr w14:val="accent5"/>
+            </w14:solidFill>
+          </w14:textFill>
+        </w:rPr>
+        <w:t xml:space="preserve">～ </w:t>
+      </w:r>
+      <w:r>
+        <w:rPr>
+          <w:rFonts w:hint="eastAsia" w:ascii="黑体" w:hAnsi="黑体" w:eastAsia="黑体" w:cs="黑体"/>
+          <w:b/>
+          <w:bCs/>
+          <w:color w:val="0000FF"/>
+          <w:sz w:val="18"/>
+          <w:szCs w:val="18"/>
+        </w:rPr>
+        <w:t>硬</w:t>
+      </w:r>
+      <w:r>
+        <w:rPr>
+          <w:rFonts w:hint="eastAsia" w:ascii="黑体" w:hAnsi="黑体" w:eastAsia="黑体" w:cs="黑体"/>
+          <w:b/>
+          <w:bCs/>
+          <w:color w:val="0000FF"/>
+          <w:sz w:val="18"/>
+          <w:szCs w:val="18"/>
+          <w:lang w:val="en-US" w:eastAsia="zh-CN"/>
+        </w:rPr>
+        <w:t xml:space="preserve"> </w:t>
+      </w:r>
+      <w:r>
+        <w:rPr>
+          <w:rFonts w:hint="eastAsia" w:ascii="黑体" w:hAnsi="黑体" w:eastAsia="黑体" w:cs="黑体"/>
+          <w:b/>
+          <w:bCs/>
+          <w:color w:val="0000FF"/>
+          <w:sz w:val="18"/>
+          <w:szCs w:val="18"/>
+        </w:rPr>
+        <w:t>道理</w:t>
+      </w:r>
+    </w:p>
+    <w:p>
+      <w:pPr>
+        <w:keepNext w:val="0"/>
+        <w:keepLines w:val="0"/>
+        <w:pageBreakBefore w:val="0"/>
+        <w:widowControl w:val="0"/>
+        <w:kinsoku/>
+        <w:wordWrap/>
+        <w:overflowPunct/>
+        <w:topLinePunct w:val="0"/>
+        <w:autoSpaceDE/>
+        <w:autoSpaceDN/>
+        <w:bidi w:val="0"/>
+        <w:adjustRightInd/>
+        <w:snapToGrid/>
+        <w:spacing w:line="140" w:lineRule="exact"/>
+        <w:ind w:firstLine="3230" w:firstLineChars="3800"/>
+        <w:textAlignment w:val="auto"/>
+        <w:rPr>
+          <w:rFonts w:hint="eastAsia" w:ascii="黑体" w:hAnsi="黑体" w:eastAsia="黑体" w:cs="黑体"/>
+          <w:sz w:val="18"/>
+          <w:szCs w:val="18"/>
+        </w:rPr>
+      </w:pPr>
+      <w:r>
+        <w:rPr>
+          <w:rFonts w:hint="eastAsia" w:ascii="黑体" w:hAnsi="黑体" w:eastAsia="黑体" w:cs="黑体"/>
+          <w:color w:val="FF0000"/>
+          <w:spacing w:val="0"/>
+          <w:w w:val="66"/>
+          <w:kern w:val="0"/>
+          <w:sz w:val="13"/>
+          <w:szCs w:val="13"/>
+          <w:fitText w:val="1378" w:id="588978125"/>
+          <w:lang w:eastAsia="zh-CN"/>
+        </w:rPr>
+        <w:t>（</w:t>
+      </w:r>
+      <w:r>
+        <w:rPr>
+          <w:rFonts w:hint="eastAsia" w:ascii="黑体" w:hAnsi="黑体" w:eastAsia="黑体" w:cs="黑体"/>
+          <w:color w:val="FF0000"/>
+          <w:spacing w:val="0"/>
+          <w:w w:val="66"/>
+          <w:kern w:val="0"/>
+          <w:sz w:val="13"/>
+          <w:szCs w:val="13"/>
+          <w:fitText w:val="1378" w:id="588978125"/>
+          <w:lang w:val="en-US" w:eastAsia="zh-CN"/>
+        </w:rPr>
+        <w:t>右手右前身侧握拳，后缓慢放下</w:t>
+      </w:r>
+      <w:r>
+        <w:rPr>
+          <w:rFonts w:hint="eastAsia" w:ascii="黑体" w:hAnsi="黑体" w:eastAsia="黑体" w:cs="黑体"/>
+          <w:color w:val="FF0000"/>
+          <w:spacing w:val="6"/>
+          <w:w w:val="66"/>
+          <w:kern w:val="0"/>
+          <w:sz w:val="13"/>
+          <w:szCs w:val="13"/>
+          <w:fitText w:val="1378" w:id="588978125"/>
+          <w:lang w:val="en-US" w:eastAsia="zh-CN"/>
+        </w:rPr>
+        <w:t>）</w:t>
+      </w:r>
+    </w:p>
+    <w:p>
+      <w:pPr>
+        <w:keepNext w:val="0"/>
+        <w:keepLines w:val="0"/>
+        <w:pageBreakBefore w:val="0"/>
+        <w:widowControl w:val="0"/>
+        <w:kinsoku/>
+        <w:wordWrap/>
+        <w:overflowPunct/>
+        <w:topLinePunct w:val="0"/>
+        <w:autoSpaceDE/>
+        <w:autoSpaceDN/>
+        <w:bidi w:val="0"/>
+        <w:adjustRightInd/>
+        <w:snapToGrid/>
+        <w:spacing w:line="260" w:lineRule="exact"/>
+        <w:textAlignment w:val="auto"/>
+        <w:rPr>
+          <w:rFonts w:hint="eastAsia" w:ascii="黑体" w:hAnsi="黑体" w:eastAsia="黑体" w:cs="黑体"/>
+          <w:sz w:val="18"/>
+          <w:szCs w:val="18"/>
+        </w:rPr>
+      </w:pPr>
+      <w:r>
+        <w:rPr>
+          <w:rFonts w:hint="eastAsia" w:ascii="黑体" w:hAnsi="黑体" w:eastAsia="黑体" w:cs="黑体"/>
+          <w:color w:val="808080" w:themeColor="background1" w:themeShade="80"/>
+          <w:sz w:val="18"/>
+          <w:szCs w:val="18"/>
+        </w:rPr>
+        <w:t>祥懿：</w:t>
+      </w:r>
+      <w:r>
+        <w:rPr>
+          <w:rFonts w:hint="eastAsia" w:ascii="黑体" w:hAnsi="黑体" w:eastAsia="黑体" w:cs="黑体"/>
+          <w:sz w:val="18"/>
+          <w:szCs w:val="18"/>
+        </w:rPr>
+        <w:t>捧起地球村崭新的履历 盛世中国 一步跨进未来的行列里</w:t>
+      </w:r>
+    </w:p>
+    <w:p>
+      <w:pPr>
+        <w:keepNext w:val="0"/>
+        <w:keepLines w:val="0"/>
+        <w:pageBreakBefore w:val="0"/>
+        <w:widowControl w:val="0"/>
+        <w:kinsoku/>
+        <w:wordWrap/>
+        <w:overflowPunct/>
+        <w:topLinePunct w:val="0"/>
+        <w:autoSpaceDE/>
+        <w:autoSpaceDN/>
+        <w:bidi w:val="0"/>
+        <w:adjustRightInd/>
+        <w:snapToGrid/>
+        <w:spacing w:line="260" w:lineRule="exact"/>
+        <w:textAlignment w:val="auto"/>
+        <w:rPr>
+          <w:rFonts w:hint="eastAsia" w:ascii="黑体" w:hAnsi="黑体" w:eastAsia="黑体" w:cs="黑体"/>
+          <w:sz w:val="18"/>
+          <w:szCs w:val="18"/>
+        </w:rPr>
+      </w:pPr>
+      <w:r>
+        <w:rPr>
+          <w:rFonts w:hint="eastAsia" w:ascii="黑体" w:hAnsi="黑体" w:eastAsia="黑体" w:cs="黑体"/>
+          <w:color w:val="808080" w:themeColor="background1" w:themeShade="80"/>
+          <w:sz w:val="18"/>
+          <w:szCs w:val="18"/>
+        </w:rPr>
+        <w:t>王淮：</w:t>
+      </w:r>
+      <w:r>
+        <w:rPr>
+          <w:rFonts w:hint="eastAsia" w:ascii="黑体" w:hAnsi="黑体" w:eastAsia="黑体" w:cs="黑体"/>
+          <w:sz w:val="18"/>
+          <w:szCs w:val="18"/>
+        </w:rPr>
+        <w:t>这是十四亿颗心跳 迸发出的幸福奇迹；这是十四亿双脚步 追逐梦想的火炬接力</w:t>
+      </w:r>
+    </w:p>
+    <w:p>
+      <w:pPr>
+        <w:keepNext w:val="0"/>
+        <w:keepLines w:val="0"/>
+        <w:pageBreakBefore w:val="0"/>
+        <w:widowControl w:val="0"/>
+        <w:kinsoku/>
+        <w:wordWrap/>
+        <w:overflowPunct/>
+        <w:topLinePunct w:val="0"/>
+        <w:autoSpaceDE/>
+        <w:autoSpaceDN/>
+        <w:bidi w:val="0"/>
+        <w:adjustRightInd/>
+        <w:snapToGrid/>
+        <w:spacing w:line="260" w:lineRule="exact"/>
+        <w:textAlignment w:val="auto"/>
+        <w:rPr>
+          <w:rFonts w:hint="eastAsia" w:ascii="黑体" w:hAnsi="黑体" w:eastAsia="黑体" w:cs="黑体"/>
+          <w:sz w:val="18"/>
+          <w:szCs w:val="18"/>
+        </w:rPr>
+      </w:pPr>
+      <w:r>
+        <w:rPr>
+          <w:rFonts w:hint="eastAsia" w:ascii="黑体" w:hAnsi="黑体" w:eastAsia="黑体" w:cs="黑体"/>
+          <w:color w:val="808080" w:themeColor="background1" w:themeShade="80"/>
+          <w:sz w:val="18"/>
+          <w:szCs w:val="18"/>
+        </w:rPr>
+        <w:t>祥懿&amp;诗语：</w:t>
+      </w:r>
+      <w:r>
+        <w:rPr>
+          <w:rFonts w:hint="eastAsia" w:ascii="黑体" w:hAnsi="黑体" w:eastAsia="黑体" w:cs="黑体"/>
+          <w:sz w:val="18"/>
+          <w:szCs w:val="18"/>
+        </w:rPr>
+        <w:t>赞美你呀 辉煌七十五年</w:t>
+      </w:r>
+    </w:p>
+    <w:p>
+      <w:pPr>
+        <w:keepNext w:val="0"/>
+        <w:keepLines w:val="0"/>
+        <w:pageBreakBefore w:val="0"/>
+        <w:widowControl w:val="0"/>
+        <w:kinsoku/>
+        <w:wordWrap/>
+        <w:overflowPunct/>
+        <w:topLinePunct w:val="0"/>
+        <w:autoSpaceDE/>
+        <w:autoSpaceDN/>
+        <w:bidi w:val="0"/>
+        <w:adjustRightInd/>
+        <w:snapToGrid/>
+        <w:spacing w:line="260" w:lineRule="exact"/>
+        <w:textAlignment w:val="auto"/>
+        <w:rPr>
+          <w:rFonts w:hint="eastAsia" w:ascii="黑体" w:hAnsi="黑体" w:eastAsia="黑体" w:cs="黑体"/>
+          <w:sz w:val="18"/>
+          <w:szCs w:val="18"/>
+        </w:rPr>
+      </w:pPr>
+      <w:r>
+        <w:rPr>
+          <w:rFonts w:hint="eastAsia" w:ascii="黑体" w:hAnsi="黑体" w:eastAsia="黑体" w:cs="黑体"/>
+          <w:color w:val="808080" w:themeColor="background1" w:themeShade="80"/>
+          <w:sz w:val="18"/>
+          <w:szCs w:val="18"/>
+        </w:rPr>
+        <w:t>全体：</w:t>
+      </w:r>
+      <w:r>
+        <w:rPr>
+          <w:rFonts w:hint="eastAsia" w:ascii="黑体" w:hAnsi="黑体" w:eastAsia="黑体" w:cs="黑体"/>
+          <w:color w:val="0000FF"/>
+          <w:sz w:val="18"/>
+          <w:szCs w:val="18"/>
+        </w:rPr>
+        <w:t>盛世中国</w:t>
+      </w:r>
+      <w:r>
+        <w:rPr>
+          <w:rFonts w:hint="eastAsia" w:ascii="黑体" w:hAnsi="黑体" w:eastAsia="黑体" w:cs="黑体"/>
+          <w:color w:val="30C0B4" w:themeColor="accent5"/>
+          <w:sz w:val="18"/>
+          <w:szCs w:val="18"/>
+          <w:lang w:val="en-US" w:eastAsia="zh-CN"/>
+          <w14:textFill>
+            <w14:solidFill>
+              <w14:schemeClr w14:val="accent5"/>
+            </w14:solidFill>
+          </w14:textFill>
+        </w:rPr>
+        <w:t>～</w:t>
+      </w:r>
+      <w:r>
+        <w:rPr>
+          <w:rFonts w:hint="eastAsia" w:ascii="黑体" w:hAnsi="黑体" w:eastAsia="黑体" w:cs="黑体"/>
+          <w:color w:val="0000FF"/>
+          <w:sz w:val="18"/>
+          <w:szCs w:val="18"/>
+        </w:rPr>
+        <w:t xml:space="preserve"> </w:t>
+      </w:r>
+      <w:r>
+        <w:rPr>
+          <w:rFonts w:hint="eastAsia" w:ascii="黑体" w:hAnsi="黑体" w:eastAsia="黑体" w:cs="黑体"/>
+          <w:color w:val="0000FF"/>
+          <w:sz w:val="18"/>
+          <w:szCs w:val="18"/>
+          <w:lang w:val="en-US" w:eastAsia="zh-CN"/>
+        </w:rPr>
+        <w:t xml:space="preserve"> </w:t>
+      </w:r>
+      <w:r>
+        <w:rPr>
+          <w:rFonts w:hint="eastAsia" w:ascii="黑体" w:hAnsi="黑体" w:eastAsia="黑体" w:cs="黑体"/>
+          <w:b/>
+          <w:bCs/>
+          <w:color w:val="0000FF"/>
+          <w:sz w:val="18"/>
+          <w:szCs w:val="18"/>
+        </w:rPr>
+        <w:t>蓬</w:t>
+      </w:r>
+      <w:r>
+        <w:rPr>
+          <w:rFonts w:hint="eastAsia" w:ascii="黑体" w:hAnsi="黑体" w:eastAsia="黑体" w:cs="黑体"/>
+          <w:color w:val="30C0B4" w:themeColor="accent5"/>
+          <w:sz w:val="18"/>
+          <w:szCs w:val="18"/>
+          <w:lang w:val="en-US" w:eastAsia="zh-CN"/>
+          <w14:textFill>
+            <w14:solidFill>
+              <w14:schemeClr w14:val="accent5"/>
+            </w14:solidFill>
+          </w14:textFill>
+        </w:rPr>
+        <w:t>～</w:t>
+      </w:r>
+      <w:r>
+        <w:rPr>
+          <w:rFonts w:hint="eastAsia" w:ascii="黑体" w:hAnsi="黑体" w:eastAsia="黑体" w:cs="黑体"/>
+          <w:b/>
+          <w:bCs/>
+          <w:color w:val="0000FF"/>
+          <w:sz w:val="18"/>
+          <w:szCs w:val="18"/>
+        </w:rPr>
+        <w:t>勃</w:t>
+      </w:r>
+      <w:r>
+        <w:rPr>
+          <w:rFonts w:hint="eastAsia" w:ascii="黑体" w:hAnsi="黑体" w:eastAsia="黑体" w:cs="黑体"/>
+          <w:color w:val="30C0B4" w:themeColor="accent5"/>
+          <w:sz w:val="18"/>
+          <w:szCs w:val="18"/>
+          <w:lang w:val="en-US" w:eastAsia="zh-CN"/>
+          <w14:textFill>
+            <w14:solidFill>
+              <w14:schemeClr w14:val="accent5"/>
+            </w14:solidFill>
+          </w14:textFill>
+        </w:rPr>
+        <w:t xml:space="preserve">～ </w:t>
+      </w:r>
+      <w:r>
+        <w:rPr>
+          <w:rFonts w:hint="eastAsia" w:ascii="黑体" w:hAnsi="黑体" w:eastAsia="黑体" w:cs="黑体"/>
+          <w:b/>
+          <w:bCs/>
+          <w:color w:val="0000FF"/>
+          <w:sz w:val="18"/>
+          <w:szCs w:val="18"/>
+        </w:rPr>
+        <w:t>日</w:t>
+      </w:r>
+      <w:r>
+        <w:rPr>
+          <w:rFonts w:hint="eastAsia" w:ascii="黑体" w:hAnsi="黑体" w:eastAsia="黑体" w:cs="黑体"/>
+          <w:color w:val="30C0B4" w:themeColor="accent5"/>
+          <w:sz w:val="18"/>
+          <w:szCs w:val="18"/>
+          <w:lang w:val="en-US" w:eastAsia="zh-CN"/>
+          <w14:textFill>
+            <w14:solidFill>
+              <w14:schemeClr w14:val="accent5"/>
+            </w14:solidFill>
+          </w14:textFill>
+        </w:rPr>
+        <w:t>～</w:t>
+      </w:r>
+      <w:r>
+        <w:rPr>
+          <w:rFonts w:hint="eastAsia" w:ascii="黑体" w:hAnsi="黑体" w:eastAsia="黑体" w:cs="黑体"/>
+          <w:b/>
+          <w:bCs/>
+          <w:color w:val="0000FF"/>
+          <w:sz w:val="18"/>
+          <w:szCs w:val="18"/>
+        </w:rPr>
+        <w:t>出</w:t>
+      </w:r>
+      <w:r>
+        <w:rPr>
+          <w:rFonts w:hint="eastAsia" w:ascii="黑体" w:hAnsi="黑体" w:eastAsia="黑体" w:cs="黑体"/>
+          <w:color w:val="30C0B4" w:themeColor="accent5"/>
+          <w:sz w:val="18"/>
+          <w:szCs w:val="18"/>
+          <w:lang w:val="en-US" w:eastAsia="zh-CN"/>
+          <w14:textFill>
+            <w14:solidFill>
+              <w14:schemeClr w14:val="accent5"/>
+            </w14:solidFill>
+          </w14:textFill>
+        </w:rPr>
+        <w:t>～</w:t>
+      </w:r>
+    </w:p>
+    <w:p>
+      <w:pPr>
+        <w:keepNext w:val="0"/>
+        <w:keepLines w:val="0"/>
+        <w:pageBreakBefore w:val="0"/>
+        <w:widowControl w:val="0"/>
+        <w:kinsoku/>
+        <w:wordWrap/>
+        <w:overflowPunct/>
+        <w:topLinePunct w:val="0"/>
+        <w:autoSpaceDE/>
+        <w:autoSpaceDN/>
+        <w:bidi w:val="0"/>
+        <w:adjustRightInd/>
+        <w:snapToGrid/>
+        <w:spacing w:line="140" w:lineRule="exact"/>
+        <w:ind w:firstLine="2340" w:firstLineChars="1800"/>
+        <w:textAlignment w:val="auto"/>
+        <w:rPr>
+          <w:rFonts w:hint="eastAsia" w:ascii="黑体" w:hAnsi="黑体" w:eastAsia="黑体" w:cs="黑体"/>
+          <w:sz w:val="18"/>
+          <w:szCs w:val="18"/>
+        </w:rPr>
+      </w:pPr>
+      <w:r>
+        <w:rPr>
+          <w:rFonts w:hint="eastAsia" w:ascii="黑体" w:hAnsi="黑体" w:eastAsia="黑体" w:cs="黑体"/>
+          <w:color w:val="FF0000"/>
+          <w:kern w:val="0"/>
+          <w:sz w:val="13"/>
+          <w:szCs w:val="13"/>
+          <w:lang w:eastAsia="zh-CN"/>
+        </w:rPr>
+        <w:t>（</w:t>
+      </w:r>
+      <w:r>
+        <w:rPr>
+          <w:rFonts w:hint="eastAsia" w:ascii="黑体" w:hAnsi="黑体" w:eastAsia="黑体" w:cs="黑体"/>
+          <w:color w:val="FF0000"/>
+          <w:kern w:val="0"/>
+          <w:sz w:val="13"/>
+          <w:szCs w:val="13"/>
+          <w:lang w:val="en-US" w:eastAsia="zh-CN"/>
+        </w:rPr>
+        <w:t>右手伸向右斜前方，不放下）</w:t>
+      </w:r>
+    </w:p>
+    <w:p>
+      <w:pPr>
+        <w:keepNext w:val="0"/>
+        <w:keepLines w:val="0"/>
+        <w:pageBreakBefore w:val="0"/>
+        <w:widowControl w:val="0"/>
+        <w:kinsoku/>
+        <w:wordWrap/>
+        <w:overflowPunct/>
+        <w:topLinePunct w:val="0"/>
+        <w:autoSpaceDE/>
+        <w:autoSpaceDN/>
+        <w:bidi w:val="0"/>
+        <w:adjustRightInd/>
+        <w:snapToGrid/>
+        <w:spacing w:line="260" w:lineRule="exact"/>
+        <w:textAlignment w:val="auto"/>
+        <w:rPr>
+          <w:rFonts w:hint="eastAsia" w:ascii="黑体" w:hAnsi="黑体" w:eastAsia="黑体" w:cs="黑体"/>
+          <w:sz w:val="18"/>
+          <w:szCs w:val="18"/>
+        </w:rPr>
+      </w:pPr>
+      <w:r>
+        <w:rPr>
+          <w:rFonts w:hint="eastAsia" w:ascii="黑体" w:hAnsi="黑体" w:eastAsia="黑体" w:cs="黑体"/>
+          <w:color w:val="808080" w:themeColor="background1" w:themeShade="80"/>
+          <w:sz w:val="18"/>
+          <w:szCs w:val="18"/>
+        </w:rPr>
+        <w:t>王淮&amp;浩宇：</w:t>
+      </w:r>
+      <w:r>
+        <w:rPr>
+          <w:rFonts w:hint="eastAsia" w:ascii="黑体" w:hAnsi="黑体" w:eastAsia="黑体" w:cs="黑体"/>
+          <w:sz w:val="18"/>
+          <w:szCs w:val="18"/>
+        </w:rPr>
+        <w:t>讴歌你呀 奋进七十五年</w:t>
+      </w:r>
+    </w:p>
+    <w:p>
+      <w:pPr>
+        <w:keepNext w:val="0"/>
+        <w:keepLines w:val="0"/>
+        <w:pageBreakBefore w:val="0"/>
+        <w:widowControl w:val="0"/>
+        <w:kinsoku/>
+        <w:wordWrap/>
+        <w:overflowPunct/>
+        <w:topLinePunct w:val="0"/>
+        <w:autoSpaceDE/>
+        <w:autoSpaceDN/>
+        <w:bidi w:val="0"/>
+        <w:adjustRightInd/>
+        <w:snapToGrid/>
+        <w:spacing w:line="260" w:lineRule="exact"/>
+        <w:textAlignment w:val="auto"/>
+        <w:rPr>
+          <w:rFonts w:hint="eastAsia" w:ascii="黑体" w:hAnsi="黑体" w:eastAsia="黑体" w:cs="黑体"/>
+          <w:sz w:val="18"/>
+          <w:szCs w:val="18"/>
+        </w:rPr>
+      </w:pPr>
+      <w:r>
+        <w:rPr>
+          <w:rFonts w:hint="eastAsia" w:ascii="黑体" w:hAnsi="黑体" w:eastAsia="黑体" w:cs="黑体"/>
+          <w:color w:val="808080" w:themeColor="background1" w:themeShade="80"/>
+          <w:sz w:val="18"/>
+          <w:szCs w:val="18"/>
+        </w:rPr>
+        <w:t>全体：</w:t>
+      </w:r>
+      <w:r>
+        <w:rPr>
+          <w:rFonts w:hint="eastAsia" w:ascii="黑体" w:hAnsi="黑体" w:eastAsia="黑体" w:cs="黑体"/>
+          <w:color w:val="0000FF"/>
+          <w:sz w:val="18"/>
+          <w:szCs w:val="18"/>
+        </w:rPr>
+        <w:t>盛世中国</w:t>
+      </w:r>
+      <w:r>
+        <w:rPr>
+          <w:rFonts w:hint="eastAsia" w:ascii="黑体" w:hAnsi="黑体" w:eastAsia="黑体" w:cs="黑体"/>
+          <w:color w:val="30C0B4" w:themeColor="accent5"/>
+          <w:sz w:val="18"/>
+          <w:szCs w:val="18"/>
+          <w:lang w:val="en-US" w:eastAsia="zh-CN"/>
+          <w14:textFill>
+            <w14:solidFill>
+              <w14:schemeClr w14:val="accent5"/>
+            </w14:solidFill>
+          </w14:textFill>
+        </w:rPr>
+        <w:t>～</w:t>
+      </w:r>
+      <w:r>
+        <w:rPr>
+          <w:rFonts w:hint="eastAsia" w:ascii="黑体" w:hAnsi="黑体" w:eastAsia="黑体" w:cs="黑体"/>
+          <w:color w:val="0000FF"/>
+          <w:sz w:val="18"/>
+          <w:szCs w:val="18"/>
+        </w:rPr>
+        <w:t xml:space="preserve"> </w:t>
+      </w:r>
+      <w:r>
+        <w:rPr>
+          <w:rFonts w:hint="eastAsia" w:ascii="黑体" w:hAnsi="黑体" w:eastAsia="黑体" w:cs="黑体"/>
+          <w:color w:val="0000FF"/>
+          <w:sz w:val="18"/>
+          <w:szCs w:val="18"/>
+          <w:lang w:val="en-US" w:eastAsia="zh-CN"/>
+        </w:rPr>
+        <w:t xml:space="preserve"> </w:t>
+      </w:r>
+      <w:r>
+        <w:rPr>
+          <w:rFonts w:hint="eastAsia" w:ascii="黑体" w:hAnsi="黑体" w:eastAsia="黑体" w:cs="黑体"/>
+          <w:b/>
+          <w:bCs/>
+          <w:color w:val="0000FF"/>
+          <w:sz w:val="18"/>
+          <w:szCs w:val="18"/>
+        </w:rPr>
+        <w:t>和</w:t>
+      </w:r>
+      <w:r>
+        <w:rPr>
+          <w:rFonts w:hint="eastAsia" w:ascii="黑体" w:hAnsi="黑体" w:eastAsia="黑体" w:cs="黑体"/>
+          <w:color w:val="30C0B4" w:themeColor="accent5"/>
+          <w:sz w:val="18"/>
+          <w:szCs w:val="18"/>
+          <w:lang w:val="en-US" w:eastAsia="zh-CN"/>
+          <w14:textFill>
+            <w14:solidFill>
+              <w14:schemeClr w14:val="accent5"/>
+            </w14:solidFill>
+          </w14:textFill>
+        </w:rPr>
+        <w:t>～</w:t>
+      </w:r>
+      <w:r>
+        <w:rPr>
+          <w:rFonts w:hint="eastAsia" w:ascii="黑体" w:hAnsi="黑体" w:eastAsia="黑体" w:cs="黑体"/>
+          <w:b/>
+          <w:bCs/>
+          <w:color w:val="0000FF"/>
+          <w:sz w:val="18"/>
+          <w:szCs w:val="18"/>
+        </w:rPr>
+        <w:t>平</w:t>
+      </w:r>
+      <w:r>
+        <w:rPr>
+          <w:rFonts w:hint="eastAsia" w:ascii="黑体" w:hAnsi="黑体" w:eastAsia="黑体" w:cs="黑体"/>
+          <w:color w:val="30C0B4" w:themeColor="accent5"/>
+          <w:sz w:val="18"/>
+          <w:szCs w:val="18"/>
+          <w:lang w:val="en-US" w:eastAsia="zh-CN"/>
+          <w14:textFill>
+            <w14:solidFill>
+              <w14:schemeClr w14:val="accent5"/>
+            </w14:solidFill>
+          </w14:textFill>
+        </w:rPr>
+        <w:t xml:space="preserve">～ </w:t>
+      </w:r>
+      <w:r>
+        <w:rPr>
+          <w:rFonts w:hint="eastAsia" w:ascii="黑体" w:hAnsi="黑体" w:eastAsia="黑体" w:cs="黑体"/>
+          <w:b/>
+          <w:bCs/>
+          <w:color w:val="0000FF"/>
+          <w:sz w:val="18"/>
+          <w:szCs w:val="18"/>
+        </w:rPr>
+        <w:t>崛</w:t>
+      </w:r>
+      <w:r>
+        <w:rPr>
+          <w:rFonts w:hint="eastAsia" w:ascii="黑体" w:hAnsi="黑体" w:eastAsia="黑体" w:cs="黑体"/>
+          <w:color w:val="30C0B4" w:themeColor="accent5"/>
+          <w:sz w:val="18"/>
+          <w:szCs w:val="18"/>
+          <w:lang w:val="en-US" w:eastAsia="zh-CN"/>
+          <w14:textFill>
+            <w14:solidFill>
+              <w14:schemeClr w14:val="accent5"/>
+            </w14:solidFill>
+          </w14:textFill>
+        </w:rPr>
+        <w:t>～</w:t>
+      </w:r>
+      <w:r>
+        <w:rPr>
+          <w:rFonts w:hint="eastAsia" w:ascii="黑体" w:hAnsi="黑体" w:eastAsia="黑体" w:cs="黑体"/>
+          <w:b/>
+          <w:bCs/>
+          <w:color w:val="0000FF"/>
+          <w:sz w:val="18"/>
+          <w:szCs w:val="18"/>
+        </w:rPr>
+        <w:t>起</w:t>
+      </w:r>
+      <w:r>
+        <w:rPr>
+          <w:rFonts w:hint="eastAsia" w:ascii="黑体" w:hAnsi="黑体" w:eastAsia="黑体" w:cs="黑体"/>
+          <w:color w:val="30C0B4" w:themeColor="accent5"/>
+          <w:sz w:val="18"/>
+          <w:szCs w:val="18"/>
+          <w:lang w:val="en-US" w:eastAsia="zh-CN"/>
+          <w14:textFill>
+            <w14:solidFill>
+              <w14:schemeClr w14:val="accent5"/>
+            </w14:solidFill>
+          </w14:textFill>
+        </w:rPr>
+        <w:t>～</w:t>
+      </w:r>
+    </w:p>
+    <w:p>
+      <w:pPr>
+        <w:keepNext w:val="0"/>
+        <w:keepLines w:val="0"/>
+        <w:pageBreakBefore w:val="0"/>
+        <w:widowControl w:val="0"/>
+        <w:kinsoku/>
+        <w:wordWrap/>
+        <w:overflowPunct/>
+        <w:topLinePunct w:val="0"/>
+        <w:autoSpaceDE/>
+        <w:autoSpaceDN/>
+        <w:bidi w:val="0"/>
+        <w:adjustRightInd/>
+        <w:snapToGrid/>
+        <w:spacing w:line="140" w:lineRule="exact"/>
+        <w:ind w:firstLine="2340" w:firstLineChars="1800"/>
+        <w:textAlignment w:val="auto"/>
+        <w:rPr>
+          <w:rFonts w:hint="eastAsia" w:ascii="黑体" w:hAnsi="黑体" w:eastAsia="黑体" w:cs="黑体"/>
+          <w:sz w:val="18"/>
+          <w:szCs w:val="18"/>
+        </w:rPr>
+      </w:pPr>
+      <w:r>
+        <w:rPr>
+          <w:rFonts w:hint="eastAsia" w:ascii="黑体" w:hAnsi="黑体" w:eastAsia="黑体" w:cs="黑体"/>
+          <w:color w:val="FF0000"/>
+          <w:kern w:val="0"/>
+          <w:sz w:val="13"/>
+          <w:szCs w:val="13"/>
+          <w:lang w:eastAsia="zh-CN"/>
+        </w:rPr>
+        <w:t>（</w:t>
+      </w:r>
+      <w:r>
+        <w:rPr>
+          <w:rFonts w:hint="eastAsia" w:ascii="黑体" w:hAnsi="黑体" w:eastAsia="黑体" w:cs="黑体"/>
+          <w:color w:val="FF0000"/>
+          <w:kern w:val="0"/>
+          <w:sz w:val="13"/>
+          <w:szCs w:val="13"/>
+          <w:lang w:val="en-US" w:eastAsia="zh-CN"/>
+        </w:rPr>
+        <w:t>左手伸向左斜前方，后两手一起缓慢放下）</w:t>
+      </w:r>
+    </w:p>
+    <w:p>
+      <w:pPr>
+        <w:keepNext w:val="0"/>
+        <w:keepLines w:val="0"/>
+        <w:pageBreakBefore w:val="0"/>
+        <w:widowControl w:val="0"/>
+        <w:kinsoku/>
+        <w:wordWrap/>
+        <w:overflowPunct/>
+        <w:topLinePunct w:val="0"/>
+        <w:autoSpaceDE/>
+        <w:autoSpaceDN/>
+        <w:bidi w:val="0"/>
+        <w:adjustRightInd/>
+        <w:snapToGrid/>
+        <w:spacing w:line="260" w:lineRule="exact"/>
+        <w:textAlignment w:val="auto"/>
+        <w:rPr>
+          <w:rFonts w:hint="eastAsia" w:ascii="黑体" w:hAnsi="黑体" w:eastAsia="黑体" w:cs="黑体"/>
+          <w:sz w:val="18"/>
+          <w:szCs w:val="18"/>
+        </w:rPr>
+      </w:pPr>
+    </w:p>
+    <w:p>
+      <w:pPr>
+        <w:keepNext w:val="0"/>
+        <w:keepLines w:val="0"/>
+        <w:pageBreakBefore w:val="0"/>
+        <w:widowControl w:val="0"/>
+        <w:kinsoku/>
+        <w:wordWrap/>
+        <w:overflowPunct/>
+        <w:topLinePunct w:val="0"/>
+        <w:autoSpaceDE/>
+        <w:autoSpaceDN/>
+        <w:bidi w:val="0"/>
+        <w:adjustRightInd/>
+        <w:snapToGrid/>
+        <w:spacing w:line="260" w:lineRule="exact"/>
+        <w:textAlignment w:val="auto"/>
+        <w:rPr>
+          <w:rFonts w:hint="eastAsia" w:ascii="黑体" w:hAnsi="黑体" w:eastAsia="黑体" w:cs="黑体"/>
+          <w:sz w:val="18"/>
+          <w:szCs w:val="18"/>
+        </w:rPr>
+      </w:pPr>
+      <w:r>
+        <w:rPr>
+          <w:rFonts w:hint="eastAsia" w:ascii="黑体" w:hAnsi="黑体" w:eastAsia="黑体" w:cs="黑体"/>
+          <w:color w:val="808080" w:themeColor="background1" w:themeShade="80"/>
+          <w:sz w:val="18"/>
+          <w:szCs w:val="18"/>
+        </w:rPr>
+        <w:t>祥懿：</w:t>
+      </w:r>
+      <w:r>
+        <w:rPr>
+          <w:rFonts w:hint="eastAsia" w:ascii="黑体" w:hAnsi="黑体" w:eastAsia="黑体" w:cs="黑体"/>
+          <w:sz w:val="18"/>
+          <w:szCs w:val="18"/>
+        </w:rPr>
+        <w:t>七十五年沧海桑田 中华民族 正行走在 伟大复兴之路上</w:t>
+      </w:r>
+    </w:p>
+    <w:p>
+      <w:pPr>
+        <w:keepNext w:val="0"/>
+        <w:keepLines w:val="0"/>
+        <w:pageBreakBefore w:val="0"/>
+        <w:widowControl w:val="0"/>
+        <w:kinsoku/>
+        <w:wordWrap/>
+        <w:overflowPunct/>
+        <w:topLinePunct w:val="0"/>
+        <w:autoSpaceDE/>
+        <w:autoSpaceDN/>
+        <w:bidi w:val="0"/>
+        <w:adjustRightInd/>
+        <w:snapToGrid/>
+        <w:spacing w:line="260" w:lineRule="exact"/>
+        <w:textAlignment w:val="auto"/>
+        <w:rPr>
+          <w:rFonts w:hint="eastAsia" w:ascii="黑体" w:hAnsi="黑体" w:eastAsia="黑体" w:cs="黑体"/>
+          <w:sz w:val="18"/>
+          <w:szCs w:val="18"/>
+        </w:rPr>
+      </w:pPr>
+      <w:r>
+        <w:rPr>
+          <w:rFonts w:hint="eastAsia" w:ascii="黑体" w:hAnsi="黑体" w:eastAsia="黑体" w:cs="黑体"/>
+          <w:color w:val="808080" w:themeColor="background1" w:themeShade="80"/>
+          <w:sz w:val="18"/>
+          <w:szCs w:val="18"/>
+        </w:rPr>
+        <w:t>王淮：</w:t>
+      </w:r>
+      <w:r>
+        <w:rPr>
+          <w:rFonts w:hint="eastAsia" w:ascii="黑体" w:hAnsi="黑体" w:eastAsia="黑体" w:cs="黑体"/>
+          <w:sz w:val="18"/>
+          <w:szCs w:val="18"/>
+        </w:rPr>
+        <w:t>七十五年春潮不息 亿万中华儿女 正信心满怀 扬帆进击</w:t>
+      </w:r>
+    </w:p>
+    <w:p>
+      <w:pPr>
+        <w:keepNext w:val="0"/>
+        <w:keepLines w:val="0"/>
+        <w:pageBreakBefore w:val="0"/>
+        <w:widowControl w:val="0"/>
+        <w:kinsoku/>
+        <w:wordWrap/>
+        <w:overflowPunct/>
+        <w:topLinePunct w:val="0"/>
+        <w:autoSpaceDE/>
+        <w:autoSpaceDN/>
+        <w:bidi w:val="0"/>
+        <w:adjustRightInd/>
+        <w:snapToGrid/>
+        <w:spacing w:line="260" w:lineRule="exact"/>
+        <w:textAlignment w:val="auto"/>
+        <w:rPr>
+          <w:rFonts w:hint="eastAsia" w:ascii="黑体" w:hAnsi="黑体" w:eastAsia="黑体" w:cs="黑体"/>
+          <w:sz w:val="18"/>
+          <w:szCs w:val="18"/>
+        </w:rPr>
+      </w:pPr>
+      <w:r>
+        <w:rPr>
+          <w:rFonts w:hint="eastAsia" w:ascii="黑体" w:hAnsi="黑体" w:eastAsia="黑体" w:cs="黑体"/>
+          <w:color w:val="808080" w:themeColor="background1" w:themeShade="80"/>
+          <w:sz w:val="18"/>
+          <w:szCs w:val="18"/>
+        </w:rPr>
+        <w:t>祥懿&amp;诗语&amp;王淮&amp;浩宇：</w:t>
+      </w:r>
+      <w:r>
+        <w:rPr>
+          <w:rFonts w:hint="eastAsia" w:ascii="黑体" w:hAnsi="黑体" w:eastAsia="黑体" w:cs="黑体"/>
+          <w:sz w:val="18"/>
+          <w:szCs w:val="18"/>
+        </w:rPr>
+        <w:t>高歌迈向</w:t>
+      </w:r>
+    </w:p>
+    <w:p>
+      <w:pPr>
+        <w:keepNext w:val="0"/>
+        <w:keepLines w:val="0"/>
+        <w:pageBreakBefore w:val="0"/>
+        <w:widowControl w:val="0"/>
+        <w:kinsoku/>
+        <w:wordWrap/>
+        <w:overflowPunct/>
+        <w:topLinePunct w:val="0"/>
+        <w:autoSpaceDE/>
+        <w:autoSpaceDN/>
+        <w:bidi w:val="0"/>
+        <w:adjustRightInd/>
+        <w:snapToGrid/>
+        <w:spacing w:line="260" w:lineRule="exact"/>
+        <w:textAlignment w:val="auto"/>
+        <w:rPr>
+          <w:rFonts w:hint="eastAsia" w:ascii="黑体" w:hAnsi="黑体" w:eastAsia="黑体" w:cs="黑体"/>
+          <w:color w:val="0000FF"/>
+          <w:sz w:val="18"/>
+          <w:szCs w:val="18"/>
+        </w:rPr>
+      </w:pPr>
+      <w:r>
+        <w:rPr>
+          <w:rFonts w:hint="eastAsia" w:ascii="黑体" w:hAnsi="黑体" w:eastAsia="黑体" w:cs="黑体"/>
+          <w:color w:val="808080" w:themeColor="background1" w:themeShade="80"/>
+          <w:sz w:val="18"/>
+          <w:szCs w:val="18"/>
+        </w:rPr>
+        <w:t>全体：</w:t>
+      </w:r>
+      <w:r>
+        <w:rPr>
+          <w:rFonts w:hint="eastAsia" w:ascii="黑体" w:hAnsi="黑体" w:eastAsia="黑体" w:cs="黑体"/>
+          <w:color w:val="0000FF"/>
+          <w:sz w:val="18"/>
+          <w:szCs w:val="18"/>
+        </w:rPr>
+        <w:t>高歌迈向</w:t>
+      </w:r>
+    </w:p>
+    <w:p>
+      <w:pPr>
+        <w:keepNext w:val="0"/>
+        <w:keepLines w:val="0"/>
+        <w:pageBreakBefore w:val="0"/>
+        <w:widowControl w:val="0"/>
+        <w:kinsoku/>
+        <w:wordWrap/>
+        <w:overflowPunct/>
+        <w:topLinePunct w:val="0"/>
+        <w:autoSpaceDE/>
+        <w:autoSpaceDN/>
+        <w:bidi w:val="0"/>
+        <w:adjustRightInd/>
+        <w:snapToGrid/>
+        <w:spacing w:line="260" w:lineRule="exact"/>
+        <w:textAlignment w:val="auto"/>
+        <w:rPr>
+          <w:rFonts w:hint="eastAsia" w:ascii="黑体" w:hAnsi="黑体" w:eastAsia="黑体" w:cs="黑体"/>
+          <w:sz w:val="18"/>
+          <w:szCs w:val="18"/>
+        </w:rPr>
+      </w:pPr>
+      <w:r>
+        <w:rPr>
+          <w:rFonts w:hint="eastAsia" w:ascii="黑体" w:hAnsi="黑体" w:eastAsia="黑体" w:cs="黑体"/>
+          <w:color w:val="808080" w:themeColor="background1" w:themeShade="80"/>
+          <w:sz w:val="18"/>
+          <w:szCs w:val="18"/>
+        </w:rPr>
+        <w:t>全体：</w:t>
+      </w:r>
+      <w:r>
+        <w:rPr>
+          <w:rFonts w:hint="eastAsia" w:ascii="黑体" w:hAnsi="黑体" w:eastAsia="黑体" w:cs="黑体"/>
+          <w:color w:val="0000FF"/>
+          <w:sz w:val="18"/>
+          <w:szCs w:val="18"/>
+        </w:rPr>
+        <w:t>高歌迈向</w:t>
+      </w:r>
+      <w:r>
+        <w:rPr>
+          <w:rFonts w:hint="eastAsia" w:ascii="黑体" w:hAnsi="黑体" w:eastAsia="黑体" w:cs="黑体"/>
+          <w:color w:val="30C0B4" w:themeColor="accent5"/>
+          <w:sz w:val="18"/>
+          <w:szCs w:val="18"/>
+          <w:lang w:val="en-US" w:eastAsia="zh-CN"/>
+          <w14:textFill>
+            <w14:solidFill>
+              <w14:schemeClr w14:val="accent5"/>
+            </w14:solidFill>
+          </w14:textFill>
+        </w:rPr>
+        <w:t>～</w:t>
+      </w:r>
+      <w:r>
+        <w:rPr>
+          <w:rFonts w:hint="eastAsia" w:ascii="黑体" w:hAnsi="黑体" w:eastAsia="黑体" w:cs="黑体"/>
+          <w:color w:val="0000FF"/>
+          <w:sz w:val="18"/>
+          <w:szCs w:val="18"/>
+        </w:rPr>
+        <w:t xml:space="preserve"> </w:t>
+      </w:r>
+      <w:r>
+        <w:rPr>
+          <w:rFonts w:hint="eastAsia" w:ascii="黑体" w:hAnsi="黑体" w:eastAsia="黑体" w:cs="黑体"/>
+          <w:color w:val="0000FF"/>
+          <w:sz w:val="18"/>
+          <w:szCs w:val="18"/>
+          <w:lang w:val="en-US" w:eastAsia="zh-CN"/>
+        </w:rPr>
+        <w:t xml:space="preserve"> </w:t>
+      </w:r>
+      <w:r>
+        <w:rPr>
+          <w:rFonts w:hint="eastAsia" w:ascii="黑体" w:hAnsi="黑体" w:eastAsia="黑体" w:cs="黑体"/>
+          <w:b/>
+          <w:bCs/>
+          <w:color w:val="0000FF"/>
+          <w:sz w:val="18"/>
+          <w:szCs w:val="18"/>
+        </w:rPr>
+        <w:t>新</w:t>
+      </w:r>
+      <w:r>
+        <w:rPr>
+          <w:rFonts w:hint="eastAsia" w:ascii="黑体" w:hAnsi="黑体" w:eastAsia="黑体" w:cs="黑体"/>
+          <w:color w:val="30C0B4" w:themeColor="accent5"/>
+          <w:sz w:val="18"/>
+          <w:szCs w:val="18"/>
+          <w:lang w:val="en-US" w:eastAsia="zh-CN"/>
+          <w14:textFill>
+            <w14:solidFill>
+              <w14:schemeClr w14:val="accent5"/>
+            </w14:solidFill>
+          </w14:textFill>
+        </w:rPr>
+        <w:t>～</w:t>
+      </w:r>
+      <w:r>
+        <w:rPr>
+          <w:rFonts w:hint="eastAsia" w:ascii="黑体" w:hAnsi="黑体" w:eastAsia="黑体" w:cs="黑体"/>
+          <w:b/>
+          <w:bCs/>
+          <w:color w:val="0000FF"/>
+          <w:sz w:val="18"/>
+          <w:szCs w:val="18"/>
+        </w:rPr>
+        <w:t>的</w:t>
+      </w:r>
+      <w:r>
+        <w:rPr>
+          <w:rFonts w:hint="eastAsia" w:ascii="黑体" w:hAnsi="黑体" w:eastAsia="黑体" w:cs="黑体"/>
+          <w:b/>
+          <w:bCs/>
+          <w:color w:val="0000FF"/>
+          <w:sz w:val="18"/>
+          <w:szCs w:val="18"/>
+          <w:lang w:val="en-US" w:eastAsia="zh-CN"/>
+        </w:rPr>
+        <w:t xml:space="preserve"> </w:t>
+      </w:r>
+      <w:r>
+        <w:rPr>
+          <w:rFonts w:hint="eastAsia" w:ascii="黑体" w:hAnsi="黑体" w:eastAsia="黑体" w:cs="黑体"/>
+          <w:b/>
+          <w:bCs/>
+          <w:color w:val="0000FF"/>
+          <w:sz w:val="18"/>
+          <w:szCs w:val="18"/>
+        </w:rPr>
+        <w:t>胜</w:t>
+      </w:r>
+      <w:r>
+        <w:rPr>
+          <w:rFonts w:hint="eastAsia" w:ascii="黑体" w:hAnsi="黑体" w:eastAsia="黑体" w:cs="黑体"/>
+          <w:color w:val="30C0B4" w:themeColor="accent5"/>
+          <w:sz w:val="18"/>
+          <w:szCs w:val="18"/>
+          <w:lang w:val="en-US" w:eastAsia="zh-CN"/>
+          <w14:textFill>
+            <w14:solidFill>
+              <w14:schemeClr w14:val="accent5"/>
+            </w14:solidFill>
+          </w14:textFill>
+        </w:rPr>
+        <w:t>～</w:t>
+      </w:r>
+      <w:r>
+        <w:rPr>
+          <w:rFonts w:hint="eastAsia" w:ascii="黑体" w:hAnsi="黑体" w:eastAsia="黑体" w:cs="黑体"/>
+          <w:b/>
+          <w:bCs/>
+          <w:color w:val="0000FF"/>
+          <w:sz w:val="18"/>
+          <w:szCs w:val="18"/>
+        </w:rPr>
+        <w:t>利</w:t>
+      </w:r>
+    </w:p>
+    <w:p>
+      <w:pPr>
+        <w:keepNext w:val="0"/>
+        <w:keepLines w:val="0"/>
+        <w:pageBreakBefore w:val="0"/>
+        <w:widowControl w:val="0"/>
+        <w:kinsoku/>
+        <w:wordWrap/>
+        <w:overflowPunct/>
+        <w:topLinePunct w:val="0"/>
+        <w:autoSpaceDE/>
+        <w:autoSpaceDN/>
+        <w:bidi w:val="0"/>
+        <w:adjustRightInd/>
+        <w:snapToGrid/>
+        <w:spacing w:line="140" w:lineRule="exact"/>
+        <w:ind w:firstLine="2210" w:firstLineChars="1700"/>
+        <w:textAlignment w:val="auto"/>
+        <w:rPr>
+          <w:rFonts w:hint="eastAsia" w:ascii="黑体" w:hAnsi="黑体" w:eastAsia="黑体" w:cs="黑体"/>
+          <w:color w:val="FF0000"/>
+          <w:kern w:val="0"/>
+          <w:sz w:val="13"/>
+          <w:szCs w:val="13"/>
+          <w:lang w:val="en-US" w:eastAsia="zh-CN"/>
+        </w:rPr>
+      </w:pPr>
+      <w:r>
+        <w:rPr>
+          <w:rFonts w:hint="eastAsia" w:ascii="黑体" w:hAnsi="黑体" w:eastAsia="黑体" w:cs="黑体"/>
+          <w:color w:val="FF0000"/>
+          <w:kern w:val="0"/>
+          <w:sz w:val="13"/>
+          <w:szCs w:val="13"/>
+          <w:lang w:eastAsia="zh-CN"/>
+        </w:rPr>
+        <w:t>（</w:t>
+      </w:r>
+      <w:r>
+        <w:rPr>
+          <w:rFonts w:hint="eastAsia" w:ascii="黑体" w:hAnsi="黑体" w:eastAsia="黑体" w:cs="黑体"/>
+          <w:color w:val="FF0000"/>
+          <w:kern w:val="0"/>
+          <w:sz w:val="13"/>
+          <w:szCs w:val="13"/>
+          <w:lang w:val="en-US" w:eastAsia="zh-CN"/>
+        </w:rPr>
+        <w:t>右手握拳，伸直举过头顶，后放下）</w:t>
+      </w:r>
+    </w:p>
+    <w:p>
+      <w:pPr>
+        <w:keepNext w:val="0"/>
+        <w:keepLines w:val="0"/>
+        <w:pageBreakBefore w:val="0"/>
+        <w:widowControl w:val="0"/>
+        <w:kinsoku/>
+        <w:wordWrap/>
+        <w:overflowPunct/>
+        <w:topLinePunct w:val="0"/>
+        <w:autoSpaceDE/>
+        <w:autoSpaceDN/>
+        <w:bidi w:val="0"/>
+        <w:adjustRightInd/>
+        <w:snapToGrid/>
+        <w:spacing w:line="260" w:lineRule="exact"/>
+        <w:textAlignment w:val="auto"/>
+        <w:rPr>
+          <w:rFonts w:hint="eastAsia" w:ascii="黑体" w:hAnsi="黑体" w:eastAsia="黑体" w:cs="黑体"/>
+          <w:color w:val="FF0000"/>
+          <w:kern w:val="0"/>
+          <w:sz w:val="18"/>
+          <w:szCs w:val="18"/>
+          <w:lang w:val="en-US" w:eastAsia="zh-CN"/>
+        </w:rPr>
+      </w:pPr>
+    </w:p>
+    <w:p>
+      <w:pPr>
+        <w:keepNext w:val="0"/>
+        <w:keepLines w:val="0"/>
+        <w:pageBreakBefore w:val="0"/>
+        <w:widowControl w:val="0"/>
+        <w:kinsoku/>
+        <w:wordWrap/>
+        <w:overflowPunct/>
+        <w:topLinePunct w:val="0"/>
+        <w:autoSpaceDE/>
+        <w:autoSpaceDN/>
+        <w:bidi w:val="0"/>
+        <w:adjustRightInd/>
+        <w:snapToGrid/>
+        <w:spacing w:line="260" w:lineRule="exact"/>
+        <w:textAlignment w:val="auto"/>
+        <w:rPr>
+          <w:rFonts w:hint="eastAsia" w:ascii="黑体" w:hAnsi="黑体" w:eastAsia="黑体" w:cs="黑体"/>
+          <w:color w:val="auto"/>
+          <w:kern w:val="0"/>
+          <w:sz w:val="18"/>
+          <w:szCs w:val="18"/>
+          <w:lang w:val="en-US" w:eastAsia="zh-CN"/>
+        </w:rPr>
+      </w:pPr>
+      <w:r>
+        <w:rPr>
+          <w:rFonts w:hint="eastAsia" w:ascii="黑体" w:hAnsi="黑体" w:eastAsia="黑体" w:cs="黑体"/>
+          <w:color w:val="808080" w:themeColor="background1" w:themeShade="80"/>
+          <w:kern w:val="0"/>
+          <w:sz w:val="18"/>
+          <w:szCs w:val="18"/>
+          <w:lang w:val="en-US" w:eastAsia="zh-CN"/>
+        </w:rPr>
+        <w:t>阅晨：</w:t>
+      </w:r>
+      <w:r>
+        <w:rPr>
+          <w:rFonts w:hint="eastAsia" w:ascii="黑体" w:hAnsi="黑体" w:eastAsia="黑体" w:cs="黑体"/>
+          <w:color w:val="auto"/>
+          <w:kern w:val="0"/>
+          <w:sz w:val="18"/>
+          <w:szCs w:val="18"/>
+          <w:lang w:val="en-US" w:eastAsia="zh-CN"/>
+        </w:rPr>
+        <w:t xml:space="preserve">姐姐，新中国真好啊                                </w:t>
+      </w:r>
+      <w:r>
+        <w:rPr>
+          <w:rFonts w:hint="eastAsia" w:ascii="黑体" w:hAnsi="黑体" w:eastAsia="黑体" w:cs="黑体"/>
+          <w:color w:val="808080" w:themeColor="background1" w:themeShade="80"/>
+          <w:kern w:val="0"/>
+          <w:sz w:val="18"/>
+          <w:szCs w:val="18"/>
+          <w:lang w:val="en-US" w:eastAsia="zh-CN"/>
+        </w:rPr>
+        <w:t>雨希：</w:t>
+      </w:r>
+      <w:r>
+        <w:rPr>
+          <w:rFonts w:hint="eastAsia" w:ascii="黑体" w:hAnsi="黑体" w:eastAsia="黑体" w:cs="黑体"/>
+          <w:color w:val="auto"/>
+          <w:kern w:val="0"/>
+          <w:sz w:val="18"/>
+          <w:szCs w:val="18"/>
+          <w:lang w:val="en-US" w:eastAsia="zh-CN"/>
+        </w:rPr>
+        <w:t>因为有你们的牺牲 才有我们现在的新中国</w:t>
+      </w:r>
+    </w:p>
+    <w:p>
+      <w:pPr>
+        <w:keepNext w:val="0"/>
+        <w:keepLines w:val="0"/>
+        <w:pageBreakBefore w:val="0"/>
+        <w:widowControl w:val="0"/>
+        <w:kinsoku/>
+        <w:wordWrap/>
+        <w:overflowPunct/>
+        <w:topLinePunct w:val="0"/>
+        <w:autoSpaceDE/>
+        <w:autoSpaceDN/>
+        <w:bidi w:val="0"/>
+        <w:adjustRightInd/>
+        <w:snapToGrid/>
+        <w:spacing w:line="260" w:lineRule="exact"/>
+        <w:textAlignment w:val="auto"/>
+        <w:rPr>
+          <w:rFonts w:hint="eastAsia" w:ascii="黑体" w:hAnsi="黑体" w:eastAsia="黑体" w:cs="黑体"/>
+          <w:color w:val="auto"/>
+          <w:kern w:val="0"/>
+          <w:sz w:val="18"/>
+          <w:szCs w:val="18"/>
+          <w:lang w:val="en-US" w:eastAsia="zh-CN"/>
+        </w:rPr>
+      </w:pPr>
+      <w:r>
+        <w:rPr>
+          <w:rFonts w:hint="eastAsia" w:ascii="黑体" w:hAnsi="黑体" w:eastAsia="黑体" w:cs="黑体"/>
+          <w:color w:val="808080" w:themeColor="background1" w:themeShade="80"/>
+          <w:kern w:val="0"/>
+          <w:sz w:val="18"/>
+          <w:szCs w:val="18"/>
+          <w:lang w:val="en-US" w:eastAsia="zh-CN"/>
+        </w:rPr>
+        <w:t>阅晨：</w:t>
+      </w:r>
+      <w:r>
+        <w:rPr>
+          <w:rFonts w:hint="eastAsia" w:ascii="黑体" w:hAnsi="黑体" w:eastAsia="黑体" w:cs="黑体"/>
+          <w:color w:val="auto"/>
+          <w:kern w:val="0"/>
+          <w:sz w:val="18"/>
+          <w:szCs w:val="18"/>
+          <w:lang w:val="en-US" w:eastAsia="zh-CN"/>
+        </w:rPr>
+        <w:t xml:space="preserve">不，不止我，还有很多很多人                        </w:t>
+      </w:r>
+      <w:r>
+        <w:rPr>
+          <w:rFonts w:hint="eastAsia" w:ascii="黑体" w:hAnsi="黑体" w:eastAsia="黑体" w:cs="黑体"/>
+          <w:color w:val="808080" w:themeColor="background1" w:themeShade="80"/>
+          <w:kern w:val="0"/>
+          <w:sz w:val="18"/>
+          <w:szCs w:val="18"/>
+          <w:lang w:val="en-US" w:eastAsia="zh-CN"/>
+        </w:rPr>
+        <w:t>雨希：</w:t>
+      </w:r>
+      <w:r>
+        <w:rPr>
+          <w:rFonts w:hint="eastAsia" w:ascii="黑体" w:hAnsi="黑体" w:eastAsia="黑体" w:cs="黑体"/>
+          <w:color w:val="auto"/>
+          <w:kern w:val="0"/>
+          <w:sz w:val="18"/>
+          <w:szCs w:val="18"/>
+          <w:lang w:val="en-US" w:eastAsia="zh-CN"/>
+        </w:rPr>
+        <w:t>我知道 我们不会忘 祖国不会忘</w:t>
+      </w:r>
+    </w:p>
+    <w:p>
+      <w:pPr>
+        <w:keepNext w:val="0"/>
+        <w:keepLines w:val="0"/>
+        <w:pageBreakBefore w:val="0"/>
+        <w:widowControl w:val="0"/>
+        <w:kinsoku/>
+        <w:wordWrap/>
+        <w:overflowPunct/>
+        <w:topLinePunct w:val="0"/>
+        <w:autoSpaceDE/>
+        <w:autoSpaceDN/>
+        <w:bidi w:val="0"/>
+        <w:adjustRightInd/>
+        <w:snapToGrid/>
+        <w:spacing w:line="260" w:lineRule="exact"/>
+        <w:textAlignment w:val="auto"/>
+        <w:rPr>
+          <w:rFonts w:hint="eastAsia" w:ascii="黑体" w:hAnsi="黑体" w:eastAsia="黑体" w:cs="黑体"/>
+          <w:color w:val="FF0000"/>
+          <w:kern w:val="0"/>
+          <w:sz w:val="18"/>
+          <w:szCs w:val="18"/>
+          <w:lang w:val="en-US" w:eastAsia="zh-CN"/>
+        </w:rPr>
+      </w:pPr>
+      <w:r>
+        <w:rPr>
+          <w:rFonts w:hint="eastAsia" w:ascii="黑体" w:hAnsi="黑体" w:eastAsia="黑体" w:cs="黑体"/>
+          <w:color w:val="808080" w:themeColor="background1" w:themeShade="80"/>
+          <w:kern w:val="0"/>
+          <w:sz w:val="18"/>
+          <w:szCs w:val="18"/>
+          <w:lang w:val="en-US" w:eastAsia="zh-CN"/>
+        </w:rPr>
+        <w:t>全体：</w:t>
+      </w:r>
+      <w:r>
+        <w:rPr>
+          <w:rFonts w:hint="eastAsia" w:ascii="黑体" w:hAnsi="黑体" w:eastAsia="黑体" w:cs="黑体"/>
+          <w:color w:val="0000FF"/>
+          <w:sz w:val="18"/>
+          <w:szCs w:val="18"/>
+          <w:lang w:val="en-US" w:eastAsia="zh-CN"/>
+        </w:rPr>
+        <w:t>我们 不</w:t>
+      </w:r>
+      <w:r>
+        <w:rPr>
+          <w:rFonts w:hint="eastAsia" w:ascii="黑体" w:hAnsi="黑体" w:eastAsia="黑体" w:cs="黑体"/>
+          <w:color w:val="30C0B4" w:themeColor="accent5"/>
+          <w:sz w:val="18"/>
+          <w:szCs w:val="18"/>
+          <w:lang w:val="en-US" w:eastAsia="zh-CN"/>
+          <w14:textFill>
+            <w14:solidFill>
+              <w14:schemeClr w14:val="accent5"/>
+            </w14:solidFill>
+          </w14:textFill>
+        </w:rPr>
+        <w:t>～</w:t>
+      </w:r>
+      <w:r>
+        <w:rPr>
+          <w:rFonts w:hint="eastAsia" w:ascii="黑体" w:hAnsi="黑体" w:eastAsia="黑体" w:cs="黑体"/>
+          <w:color w:val="0000FF"/>
+          <w:sz w:val="18"/>
+          <w:szCs w:val="18"/>
+          <w:lang w:val="en-US" w:eastAsia="zh-CN"/>
+        </w:rPr>
+        <w:t>会忘  祖国</w:t>
+      </w:r>
+      <w:r>
+        <w:rPr>
+          <w:rFonts w:hint="eastAsia" w:ascii="黑体" w:hAnsi="黑体" w:eastAsia="黑体" w:cs="黑体"/>
+          <w:color w:val="30C0B4" w:themeColor="accent5"/>
+          <w:sz w:val="18"/>
+          <w:szCs w:val="18"/>
+          <w:lang w:val="en-US" w:eastAsia="zh-CN"/>
+          <w14:textFill>
+            <w14:solidFill>
+              <w14:schemeClr w14:val="accent5"/>
+            </w14:solidFill>
+          </w14:textFill>
+        </w:rPr>
+        <w:t xml:space="preserve">～ </w:t>
+      </w:r>
+      <w:r>
+        <w:rPr>
+          <w:rFonts w:hint="eastAsia" w:ascii="黑体" w:hAnsi="黑体" w:eastAsia="黑体" w:cs="黑体"/>
+          <w:color w:val="0000FF"/>
+          <w:sz w:val="18"/>
+          <w:szCs w:val="18"/>
+          <w:lang w:val="en-US" w:eastAsia="zh-CN"/>
+        </w:rPr>
+        <w:t>不</w:t>
+      </w:r>
+      <w:r>
+        <w:rPr>
+          <w:rFonts w:hint="eastAsia" w:ascii="黑体" w:hAnsi="黑体" w:eastAsia="黑体" w:cs="黑体"/>
+          <w:color w:val="30C0B4" w:themeColor="accent5"/>
+          <w:sz w:val="18"/>
+          <w:szCs w:val="18"/>
+          <w:lang w:val="en-US" w:eastAsia="zh-CN"/>
+          <w14:textFill>
+            <w14:solidFill>
+              <w14:schemeClr w14:val="accent5"/>
+            </w14:solidFill>
+          </w14:textFill>
+        </w:rPr>
+        <w:t>～</w:t>
+      </w:r>
+      <w:r>
+        <w:rPr>
+          <w:rFonts w:hint="eastAsia" w:ascii="黑体" w:hAnsi="黑体" w:eastAsia="黑体" w:cs="黑体"/>
+          <w:color w:val="0000FF"/>
+          <w:sz w:val="18"/>
+          <w:szCs w:val="18"/>
+          <w:lang w:val="en-US" w:eastAsia="zh-CN"/>
+        </w:rPr>
+        <w:t>会忘</w:t>
+      </w:r>
+    </w:p>
+    <w:p>
+      <w:pPr>
+        <w:keepNext w:val="0"/>
+        <w:keepLines w:val="0"/>
+        <w:pageBreakBefore w:val="0"/>
+        <w:widowControl w:val="0"/>
+        <w:kinsoku/>
+        <w:wordWrap/>
+        <w:overflowPunct/>
+        <w:topLinePunct w:val="0"/>
+        <w:autoSpaceDE/>
+        <w:autoSpaceDN/>
+        <w:bidi w:val="0"/>
+        <w:adjustRightInd/>
+        <w:snapToGrid/>
+        <w:spacing w:line="260" w:lineRule="exact"/>
+        <w:textAlignment w:val="auto"/>
+        <w:rPr>
+          <w:rFonts w:hint="eastAsia" w:ascii="黑体" w:hAnsi="黑体" w:eastAsia="黑体" w:cs="黑体"/>
+          <w:color w:val="auto"/>
+          <w:kern w:val="0"/>
+          <w:sz w:val="18"/>
+          <w:szCs w:val="18"/>
+          <w:lang w:val="en-US" w:eastAsia="zh-CN"/>
+        </w:rPr>
+      </w:pPr>
+      <w:r>
+        <w:rPr>
+          <w:rFonts w:hint="eastAsia" w:ascii="黑体" w:hAnsi="黑体" w:eastAsia="黑体" w:cs="黑体"/>
+          <w:color w:val="808080" w:themeColor="background1" w:themeShade="80"/>
+          <w:kern w:val="0"/>
+          <w:sz w:val="18"/>
+          <w:szCs w:val="18"/>
+          <w:lang w:val="en-US" w:eastAsia="zh-CN"/>
+        </w:rPr>
+        <w:t>阅晨：</w:t>
+      </w:r>
+      <w:r>
+        <w:rPr>
+          <w:rFonts w:hint="eastAsia" w:ascii="黑体" w:hAnsi="黑体" w:eastAsia="黑体" w:cs="黑体"/>
+          <w:color w:val="auto"/>
+          <w:kern w:val="0"/>
+          <w:sz w:val="18"/>
+          <w:szCs w:val="18"/>
+          <w:lang w:val="en-US" w:eastAsia="zh-CN"/>
+        </w:rPr>
+        <w:t xml:space="preserve">真好啊 新中国的未来 就交给你们了                  </w:t>
+      </w:r>
+      <w:r>
+        <w:rPr>
+          <w:rFonts w:hint="eastAsia" w:ascii="黑体" w:hAnsi="黑体" w:eastAsia="黑体" w:cs="黑体"/>
+          <w:color w:val="808080" w:themeColor="background1" w:themeShade="80"/>
+          <w:kern w:val="0"/>
+          <w:sz w:val="18"/>
+          <w:szCs w:val="18"/>
+          <w:lang w:val="en-US" w:eastAsia="zh-CN"/>
+        </w:rPr>
+        <w:t>雨希：</w:t>
+      </w:r>
+      <w:r>
+        <w:rPr>
+          <w:rFonts w:hint="eastAsia" w:ascii="黑体" w:hAnsi="黑体" w:eastAsia="黑体" w:cs="黑体"/>
+          <w:color w:val="auto"/>
+          <w:kern w:val="0"/>
+          <w:sz w:val="18"/>
+          <w:szCs w:val="18"/>
+          <w:lang w:val="en-US" w:eastAsia="zh-CN"/>
+        </w:rPr>
+        <w:t>请您放心 山河已无恙 吾辈当自强</w:t>
+      </w:r>
+    </w:p>
+    <w:p>
+      <w:pPr>
+        <w:keepNext w:val="0"/>
+        <w:keepLines w:val="0"/>
+        <w:pageBreakBefore w:val="0"/>
+        <w:widowControl w:val="0"/>
+        <w:kinsoku/>
+        <w:wordWrap/>
+        <w:overflowPunct/>
+        <w:topLinePunct w:val="0"/>
+        <w:autoSpaceDE/>
+        <w:autoSpaceDN/>
+        <w:bidi w:val="0"/>
+        <w:adjustRightInd/>
+        <w:snapToGrid/>
+        <w:spacing w:line="260" w:lineRule="exact"/>
+        <w:textAlignment w:val="auto"/>
+        <w:rPr>
+          <w:rFonts w:hint="eastAsia" w:ascii="黑体" w:hAnsi="黑体" w:eastAsia="黑体" w:cs="黑体"/>
+          <w:sz w:val="18"/>
+          <w:szCs w:val="18"/>
+        </w:rPr>
+      </w:pPr>
+      <w:r>
+        <w:rPr>
+          <w:rFonts w:hint="eastAsia" w:ascii="黑体" w:hAnsi="黑体" w:eastAsia="黑体" w:cs="黑体"/>
+          <w:color w:val="808080" w:themeColor="background1" w:themeShade="80"/>
+          <w:kern w:val="0"/>
+          <w:sz w:val="18"/>
+          <w:szCs w:val="18"/>
+          <w:lang w:val="en-US" w:eastAsia="zh-CN"/>
+        </w:rPr>
+        <w:t>全体：</w:t>
+      </w:r>
+      <w:r>
+        <w:rPr>
+          <w:rFonts w:hint="eastAsia" w:ascii="黑体" w:hAnsi="黑体" w:eastAsia="黑体" w:cs="黑体"/>
+          <w:color w:val="0000FF"/>
+          <w:sz w:val="18"/>
+          <w:szCs w:val="18"/>
+          <w:lang w:val="en-US" w:eastAsia="zh-CN"/>
+        </w:rPr>
+        <w:t>请您放心  山河</w:t>
+      </w:r>
+      <w:r>
+        <w:rPr>
+          <w:rFonts w:hint="eastAsia" w:ascii="黑体" w:hAnsi="黑体" w:eastAsia="黑体" w:cs="黑体"/>
+          <w:color w:val="30C0B4" w:themeColor="accent5"/>
+          <w:sz w:val="18"/>
+          <w:szCs w:val="18"/>
+          <w:lang w:val="en-US" w:eastAsia="zh-CN"/>
+          <w14:textFill>
+            <w14:solidFill>
+              <w14:schemeClr w14:val="accent5"/>
+            </w14:solidFill>
+          </w14:textFill>
+        </w:rPr>
+        <w:t>～</w:t>
+      </w:r>
+      <w:r>
+        <w:rPr>
+          <w:rFonts w:hint="eastAsia" w:ascii="黑体" w:hAnsi="黑体" w:eastAsia="黑体" w:cs="黑体"/>
+          <w:color w:val="0000FF"/>
+          <w:sz w:val="18"/>
+          <w:szCs w:val="18"/>
+          <w:lang w:val="en-US" w:eastAsia="zh-CN"/>
+        </w:rPr>
+        <w:t>已无恙  吾</w:t>
+      </w:r>
+      <w:r>
+        <w:rPr>
+          <w:rFonts w:hint="eastAsia" w:ascii="黑体" w:hAnsi="黑体" w:eastAsia="黑体" w:cs="黑体"/>
+          <w:color w:val="30C0B4" w:themeColor="accent5"/>
+          <w:sz w:val="18"/>
+          <w:szCs w:val="18"/>
+          <w:lang w:val="en-US" w:eastAsia="zh-CN"/>
+          <w14:textFill>
+            <w14:solidFill>
+              <w14:schemeClr w14:val="accent5"/>
+            </w14:solidFill>
+          </w14:textFill>
+        </w:rPr>
+        <w:t>～</w:t>
+      </w:r>
+      <w:r>
+        <w:rPr>
+          <w:rFonts w:hint="eastAsia" w:ascii="黑体" w:hAnsi="黑体" w:eastAsia="黑体" w:cs="黑体"/>
+          <w:color w:val="0000FF"/>
+          <w:sz w:val="18"/>
+          <w:szCs w:val="18"/>
+          <w:lang w:val="en-US" w:eastAsia="zh-CN"/>
+        </w:rPr>
+        <w:t xml:space="preserve">辈 当自强  </w:t>
+      </w:r>
+      <w:r>
+        <w:rPr>
+          <w:rFonts w:hint="eastAsia" w:ascii="黑体" w:hAnsi="黑体" w:eastAsia="黑体" w:cs="黑体"/>
+          <w:b/>
+          <w:bCs/>
+          <w:color w:val="0000FF"/>
+          <w:sz w:val="18"/>
+          <w:szCs w:val="18"/>
+          <w:lang w:val="en-US" w:eastAsia="zh-CN"/>
+        </w:rPr>
+        <w:t>当 自 强</w:t>
+      </w:r>
+    </w:p>
+    <w:p>
+      <w:pPr>
+        <w:keepNext w:val="0"/>
+        <w:keepLines w:val="0"/>
+        <w:pageBreakBefore w:val="0"/>
+        <w:widowControl w:val="0"/>
+        <w:kinsoku/>
+        <w:wordWrap/>
+        <w:overflowPunct/>
+        <w:topLinePunct w:val="0"/>
+        <w:autoSpaceDE/>
+        <w:autoSpaceDN/>
+        <w:bidi w:val="0"/>
+        <w:adjustRightInd/>
+        <w:snapToGrid/>
+        <w:spacing w:line="140" w:lineRule="exact"/>
+        <w:ind w:firstLine="4550" w:firstLineChars="3500"/>
+        <w:textAlignment w:val="auto"/>
+        <w:rPr>
+          <w:rFonts w:hint="eastAsia" w:ascii="黑体" w:hAnsi="黑体" w:eastAsia="黑体" w:cs="黑体"/>
+          <w:color w:val="0000FF"/>
+          <w:sz w:val="18"/>
+          <w:szCs w:val="18"/>
+        </w:rPr>
+      </w:pPr>
+      <w:r>
+        <w:rPr>
+          <w:rFonts w:hint="eastAsia" w:ascii="黑体" w:hAnsi="黑体" w:eastAsia="黑体" w:cs="黑体"/>
+          <w:color w:val="FF0000"/>
+          <w:kern w:val="0"/>
+          <w:sz w:val="13"/>
+          <w:szCs w:val="13"/>
+          <w:lang w:eastAsia="zh-CN"/>
+        </w:rPr>
+        <w:t>（</w:t>
+      </w:r>
+      <w:r>
+        <w:rPr>
+          <w:rFonts w:hint="eastAsia" w:ascii="黑体" w:hAnsi="黑体" w:eastAsia="黑体" w:cs="黑体"/>
+          <w:color w:val="FF0000"/>
+          <w:kern w:val="0"/>
+          <w:sz w:val="13"/>
+          <w:szCs w:val="13"/>
+          <w:lang w:val="en-US" w:eastAsia="zh-CN"/>
+        </w:rPr>
+        <w:t>右手右前身侧握拳，后缓慢放下）</w:t>
+      </w:r>
+    </w:p>
+    <w:p>
+      <w:pPr>
+        <w:keepNext w:val="0"/>
+        <w:keepLines w:val="0"/>
+        <w:pageBreakBefore w:val="0"/>
+        <w:widowControl w:val="0"/>
+        <w:kinsoku/>
+        <w:wordWrap/>
+        <w:overflowPunct/>
+        <w:topLinePunct w:val="0"/>
+        <w:autoSpaceDE/>
+        <w:autoSpaceDN/>
+        <w:bidi w:val="0"/>
+        <w:adjustRightInd/>
+        <w:snapToGrid/>
+        <w:spacing w:line="260" w:lineRule="exact"/>
+        <w:textAlignment w:val="auto"/>
+        <w:rPr>
+          <w:rFonts w:hint="eastAsia" w:ascii="黑体" w:hAnsi="黑体" w:eastAsia="黑体" w:cs="黑体"/>
+        </w:rPr>
+      </w:pPr>
+      <w:bookmarkStart w:id="0" w:name="_GoBack"/>
+      <w:bookmarkEnd w:id="0"/>
     </w:p>
     <w:sectPr>
       <w:pgSz w:w="11906" w:h="16838"/>
-      <w:pgMar w:top="1440" w:right="1800" w:bottom="1440" w:left="1800" w:header="851" w:footer="992" w:gutter="0"/>
-      <w:cols w:space="425" w:num="1"/>
+      <w:pgMar w:top="567" w:right="567" w:bottom="567" w:left="567" w:header="851" w:footer="992" w:gutter="0"/>
+      <w:paperSrc/>
+      <w:cols w:space="0" w:num="1"/>
+      <w:rtlGutter w:val="0"/>
       <w:docGrid w:type="lines" w:linePitch="312" w:charSpace="0"/>
     </w:sectPr>
   </w:body>
@@ -2374,7 +7289,7 @@
   <w:docDefaults>
     <w:rPrDefault>
       <w:rPr>
-        <w:rFonts w:asciiTheme="minorHAnsi" w:hAnsiTheme="minorHAnsi" w:eastAsiaTheme="minorEastAsia" w:cstheme="minorBidi"/>
+        <w:rFonts w:ascii="Times New Roman" w:hAnsi="Times New Roman" w:eastAsia="宋体" w:cs="Times New Roman"/>
       </w:rPr>
     </w:rPrDefault>
     <w:pPrDefault/>

--- a/c/text/s.docx
+++ b/c/text/s.docx
@@ -66,8 +66,18 @@
           <w:color w:val="808080" w:themeColor="background1" w:themeShade="80"/>
           <w:sz w:val="18"/>
           <w:szCs w:val="18"/>
-        </w:rPr>
-        <w:t>阅晨：</w:t>
+          <w:lang w:val="en-US" w:eastAsia="zh-CN"/>
+        </w:rPr>
+        <w:t>奕扬</w:t>
+      </w:r>
+      <w:r>
+        <w:rPr>
+          <w:rFonts w:hint="eastAsia" w:ascii="黑体" w:hAnsi="黑体" w:eastAsia="黑体" w:cs="黑体"/>
+          <w:color w:val="808080" w:themeColor="background1" w:themeShade="80"/>
+          <w:sz w:val="18"/>
+          <w:szCs w:val="18"/>
+        </w:rPr>
+        <w:t>：</w:t>
       </w:r>
       <w:r>
         <w:rPr>
@@ -134,16 +144,49 @@
           <w:color w:val="808080" w:themeColor="background1" w:themeShade="80"/>
           <w:sz w:val="18"/>
           <w:szCs w:val="18"/>
-        </w:rPr>
-        <w:t>阅晨：</w:t>
-      </w:r>
-      <w:r>
-        <w:rPr>
-          <w:rFonts w:hint="eastAsia" w:ascii="黑体" w:hAnsi="黑体" w:eastAsia="黑体" w:cs="黑体"/>
-          <w:sz w:val="18"/>
-          <w:szCs w:val="18"/>
-        </w:rPr>
-        <w:t>那我们胜利了吗</w:t>
+          <w:lang w:val="en-US" w:eastAsia="zh-CN"/>
+        </w:rPr>
+        <w:t>奕扬</w:t>
+      </w:r>
+      <w:r>
+        <w:rPr>
+          <w:rFonts w:hint="eastAsia" w:ascii="黑体" w:hAnsi="黑体" w:eastAsia="黑体" w:cs="黑体"/>
+          <w:color w:val="808080" w:themeColor="background1" w:themeShade="80"/>
+          <w:sz w:val="18"/>
+          <w:szCs w:val="18"/>
+        </w:rPr>
+        <w:t>：</w:t>
+      </w:r>
+      <w:r>
+        <w:rPr>
+          <w:rFonts w:hint="eastAsia" w:ascii="黑体" w:hAnsi="黑体" w:eastAsia="黑体" w:cs="黑体"/>
+          <w:sz w:val="18"/>
+          <w:szCs w:val="18"/>
+        </w:rPr>
+        <w:t>那</w:t>
+      </w:r>
+      <w:r>
+        <w:rPr>
+          <w:rFonts w:hint="eastAsia" w:ascii="黑体" w:hAnsi="黑体" w:eastAsia="黑体" w:cs="黑体"/>
+          <w:color w:val="30C0B4" w:themeColor="accent5"/>
+          <w:sz w:val="18"/>
+          <w:szCs w:val="18"/>
+          <w:lang w:val="en-US" w:eastAsia="zh-CN"/>
+          <w14:textFill>
+            <w14:solidFill>
+              <w14:schemeClr w14:val="accent5"/>
+            </w14:solidFill>
+          </w14:textFill>
+        </w:rPr>
+        <w:t xml:space="preserve">～ </w:t>
+      </w:r>
+      <w:r>
+        <w:rPr>
+          <w:rFonts w:hint="eastAsia" w:ascii="黑体" w:hAnsi="黑体" w:eastAsia="黑体" w:cs="黑体"/>
+          <w:sz w:val="18"/>
+          <w:szCs w:val="18"/>
+        </w:rPr>
+        <w:t>我们胜利了吗</w:t>
       </w:r>
       <w:r>
         <w:rPr>
@@ -191,7 +234,7 @@
           <w:szCs w:val="18"/>
           <w:lang w:val="en-US" w:eastAsia="zh-CN"/>
         </w:rPr>
-        <w:t xml:space="preserve">                          </w:t>
+        <w:t xml:space="preserve">                       </w:t>
       </w:r>
       <w:r>
         <w:rPr>
@@ -271,8 +314,18 @@
           <w:color w:val="808080" w:themeColor="background1" w:themeShade="80"/>
           <w:sz w:val="18"/>
           <w:szCs w:val="18"/>
-        </w:rPr>
-        <w:t>阅晨：</w:t>
+          <w:lang w:val="en-US" w:eastAsia="zh-CN"/>
+        </w:rPr>
+        <w:t>奕扬</w:t>
+      </w:r>
+      <w:r>
+        <w:rPr>
+          <w:rFonts w:hint="eastAsia" w:ascii="黑体" w:hAnsi="黑体" w:eastAsia="黑体" w:cs="黑体"/>
+          <w:color w:val="808080" w:themeColor="background1" w:themeShade="80"/>
+          <w:sz w:val="18"/>
+          <w:szCs w:val="18"/>
+        </w:rPr>
+        <w:t>：</w:t>
       </w:r>
       <w:r>
         <w:rPr>
@@ -4246,7 +4299,7 @@
           <w:szCs w:val="18"/>
           <w:lang w:val="en-US" w:eastAsia="zh-CN"/>
         </w:rPr>
-        <w:t>右半</w:t>
+        <w:t>左半</w:t>
       </w:r>
       <w:r>
         <w:rPr>
@@ -4742,7 +4795,7 @@
           <w:szCs w:val="18"/>
           <w:lang w:val="en-US" w:eastAsia="zh-CN"/>
         </w:rPr>
-        <w:t>左半</w:t>
+        <w:t>右半</w:t>
       </w:r>
       <w:r>
         <w:rPr>
@@ -5659,7 +5712,7 @@
         <w:adjustRightInd/>
         <w:snapToGrid/>
         <w:spacing w:line="140" w:lineRule="exact"/>
-        <w:ind w:firstLine="3230" w:firstLineChars="3800"/>
+        <w:ind w:firstLine="3640" w:firstLineChars="2800"/>
         <w:textAlignment w:val="auto"/>
         <w:rPr>
           <w:rFonts w:hint="eastAsia" w:ascii="黑体" w:hAnsi="黑体" w:eastAsia="黑体" w:cs="黑体"/>
@@ -5671,12 +5724,9 @@
         <w:rPr>
           <w:rFonts w:hint="eastAsia" w:ascii="黑体" w:hAnsi="黑体" w:eastAsia="黑体" w:cs="黑体"/>
           <w:color w:val="FF0000"/>
-          <w:spacing w:val="0"/>
-          <w:w w:val="66"/>
           <w:kern w:val="0"/>
           <w:sz w:val="13"/>
           <w:szCs w:val="13"/>
-          <w:fitText w:val="1378" w:id="588978125"/>
           <w:lang w:eastAsia="zh-CN"/>
         </w:rPr>
         <w:t>（</w:t>
@@ -5685,29 +5735,12 @@
         <w:rPr>
           <w:rFonts w:hint="eastAsia" w:ascii="黑体" w:hAnsi="黑体" w:eastAsia="黑体" w:cs="黑体"/>
           <w:color w:val="FF0000"/>
-          <w:spacing w:val="0"/>
-          <w:w w:val="66"/>
           <w:kern w:val="0"/>
           <w:sz w:val="13"/>
           <w:szCs w:val="13"/>
-          <w:fitText w:val="1378" w:id="588978125"/>
-          <w:lang w:val="en-US" w:eastAsia="zh-CN"/>
-        </w:rPr>
-        <w:t>右手右前身侧握拳，后缓慢放下</w:t>
-      </w:r>
-      <w:r>
-        <w:rPr>
-          <w:rFonts w:hint="eastAsia" w:ascii="黑体" w:hAnsi="黑体" w:eastAsia="黑体" w:cs="黑体"/>
-          <w:color w:val="FF0000"/>
-          <w:spacing w:val="6"/>
-          <w:w w:val="66"/>
-          <w:kern w:val="0"/>
-          <w:sz w:val="13"/>
-          <w:szCs w:val="13"/>
-          <w:fitText w:val="1378" w:id="588978125"/>
-          <w:lang w:val="en-US" w:eastAsia="zh-CN"/>
-        </w:rPr>
-        <w:t>）</w:t>
+          <w:lang w:val="en-US" w:eastAsia="zh-CN"/>
+        </w:rPr>
+        <w:t>右手右前身侧握拳，后缓慢放下）</w:t>
       </w:r>
     </w:p>
     <w:p>
@@ -6059,6 +6092,8 @@
         </w:rPr>
         <w:t>右手伸向右斜前方，不放下）</w:t>
       </w:r>
+      <w:bookmarkStart w:id="0" w:name="_GoBack"/>
+      <w:bookmarkEnd w:id="0"/>
     </w:p>
     <w:p>
       <w:pPr>
@@ -6787,12 +6822,22 @@
         <w:rPr>
           <w:rFonts w:hint="eastAsia" w:ascii="黑体" w:hAnsi="黑体" w:eastAsia="黑体" w:cs="黑体"/>
           <w:color w:val="808080" w:themeColor="background1" w:themeShade="80"/>
+          <w:sz w:val="18"/>
+          <w:szCs w:val="18"/>
+          <w:lang w:val="en-US" w:eastAsia="zh-CN"/>
+        </w:rPr>
+        <w:t>奕扬</w:t>
+      </w:r>
+      <w:r>
+        <w:rPr>
+          <w:rFonts w:hint="eastAsia" w:ascii="黑体" w:hAnsi="黑体" w:eastAsia="黑体" w:cs="黑体"/>
+          <w:color w:val="808080" w:themeColor="background1" w:themeShade="80"/>
           <w:kern w:val="0"/>
           <w:sz w:val="18"/>
           <w:szCs w:val="18"/>
           <w:lang w:val="en-US" w:eastAsia="zh-CN"/>
         </w:rPr>
-        <w:t>阅晨：</w:t>
+        <w:t>：</w:t>
       </w:r>
       <w:r>
         <w:rPr>
@@ -6847,13 +6892,42 @@
         <w:textAlignment w:val="auto"/>
         <w:rPr>
           <w:rFonts w:hint="eastAsia" w:ascii="黑体" w:hAnsi="黑体" w:eastAsia="黑体" w:cs="黑体"/>
+          <w:sz w:val="18"/>
+          <w:szCs w:val="18"/>
+        </w:rPr>
+      </w:pPr>
+      <w:r>
+        <w:rPr>
+          <w:rFonts w:hint="eastAsia" w:ascii="黑体" w:hAnsi="黑体" w:eastAsia="黑体" w:cs="黑体"/>
+          <w:color w:val="808080" w:themeColor="background1" w:themeShade="80"/>
+          <w:sz w:val="18"/>
+          <w:szCs w:val="18"/>
+          <w:lang w:val="en-US" w:eastAsia="zh-CN"/>
+        </w:rPr>
+        <w:t>奕扬</w:t>
+      </w:r>
+      <w:r>
+        <w:rPr>
+          <w:rFonts w:hint="eastAsia" w:ascii="黑体" w:hAnsi="黑体" w:eastAsia="黑体" w:cs="黑体"/>
+          <w:color w:val="808080" w:themeColor="background1" w:themeShade="80"/>
+          <w:kern w:val="0"/>
+          <w:sz w:val="18"/>
+          <w:szCs w:val="18"/>
+          <w:lang w:val="en-US" w:eastAsia="zh-CN"/>
+        </w:rPr>
+        <w:t>：</w:t>
+      </w:r>
+      <w:r>
+        <w:rPr>
+          <w:rFonts w:hint="eastAsia" w:ascii="黑体" w:hAnsi="黑体" w:eastAsia="黑体" w:cs="黑体"/>
           <w:color w:val="auto"/>
           <w:kern w:val="0"/>
           <w:sz w:val="18"/>
           <w:szCs w:val="18"/>
           <w:lang w:val="en-US" w:eastAsia="zh-CN"/>
         </w:rPr>
-      </w:pPr>
+        <w:t xml:space="preserve">不，不止我，还有很多很多人                        </w:t>
+      </w:r>
       <w:r>
         <w:rPr>
           <w:rFonts w:hint="eastAsia" w:ascii="黑体" w:hAnsi="黑体" w:eastAsia="黑体" w:cs="黑体"/>
@@ -6863,7 +6937,7 @@
           <w:szCs w:val="18"/>
           <w:lang w:val="en-US" w:eastAsia="zh-CN"/>
         </w:rPr>
-        <w:t>阅晨：</w:t>
+        <w:t>雨希：</w:t>
       </w:r>
       <w:r>
         <w:rPr>
@@ -6874,20 +6948,27 @@
           <w:szCs w:val="18"/>
           <w:lang w:val="en-US" w:eastAsia="zh-CN"/>
         </w:rPr>
-        <w:t xml:space="preserve">不，不止我，还有很多很多人                        </w:t>
-      </w:r>
-      <w:r>
-        <w:rPr>
-          <w:rFonts w:hint="eastAsia" w:ascii="黑体" w:hAnsi="黑体" w:eastAsia="黑体" w:cs="黑体"/>
-          <w:color w:val="808080" w:themeColor="background1" w:themeShade="80"/>
-          <w:kern w:val="0"/>
-          <w:sz w:val="18"/>
-          <w:szCs w:val="18"/>
-          <w:lang w:val="en-US" w:eastAsia="zh-CN"/>
-        </w:rPr>
-        <w:t>雨希：</w:t>
-      </w:r>
-      <w:r>
+        <w:t>我知道 我们不会忘 祖国不会忘</w:t>
+      </w:r>
+    </w:p>
+    <w:p>
+      <w:pPr>
+        <w:keepNext w:val="0"/>
+        <w:keepLines w:val="0"/>
+        <w:pageBreakBefore w:val="0"/>
+        <w:widowControl w:val="0"/>
+        <w:kinsoku/>
+        <w:wordWrap/>
+        <w:overflowPunct/>
+        <w:topLinePunct w:val="0"/>
+        <w:autoSpaceDE/>
+        <w:autoSpaceDN/>
+        <w:bidi w:val="0"/>
+        <w:adjustRightInd/>
+        <w:snapToGrid/>
+        <w:spacing w:line="140" w:lineRule="exact"/>
+        <w:ind w:firstLine="5460" w:firstLineChars="4200"/>
+        <w:textAlignment w:val="auto"/>
         <w:rPr>
           <w:rFonts w:hint="eastAsia" w:ascii="黑体" w:hAnsi="黑体" w:eastAsia="黑体" w:cs="黑体"/>
           <w:color w:val="auto"/>
@@ -6896,7 +6977,28 @@
           <w:szCs w:val="18"/>
           <w:lang w:val="en-US" w:eastAsia="zh-CN"/>
         </w:rPr>
-        <w:t>我知道 我们不会忘 祖国不会忘</w:t>
+      </w:pPr>
+      <w:r>
+        <w:rPr>
+          <w:rFonts w:hint="eastAsia" w:ascii="黑体" w:hAnsi="黑体" w:eastAsia="黑体" w:cs="黑体"/>
+          <w:color w:val="FF0000"/>
+          <w:kern w:val="0"/>
+          <w:sz w:val="13"/>
+          <w:szCs w:val="13"/>
+          <w:lang w:eastAsia="zh-CN"/>
+        </w:rPr>
+        <w:t>（</w:t>
+      </w:r>
+      <w:r>
+        <w:rPr>
+          <w:rFonts w:hint="eastAsia" w:ascii="黑体" w:hAnsi="黑体" w:eastAsia="黑体" w:cs="黑体"/>
+          <w:color w:val="FF0000"/>
+          <w:kern w:val="0"/>
+          <w:sz w:val="13"/>
+          <w:szCs w:val="13"/>
+          <w:lang w:val="en-US" w:eastAsia="zh-CN"/>
+        </w:rPr>
+        <w:t>右手缓慢往左胸前放）</w:t>
       </w:r>
     </w:p>
     <w:p>
@@ -7052,12 +7154,22 @@
         <w:rPr>
           <w:rFonts w:hint="eastAsia" w:ascii="黑体" w:hAnsi="黑体" w:eastAsia="黑体" w:cs="黑体"/>
           <w:color w:val="808080" w:themeColor="background1" w:themeShade="80"/>
+          <w:sz w:val="18"/>
+          <w:szCs w:val="18"/>
+          <w:lang w:val="en-US" w:eastAsia="zh-CN"/>
+        </w:rPr>
+        <w:t>奕扬</w:t>
+      </w:r>
+      <w:r>
+        <w:rPr>
+          <w:rFonts w:hint="eastAsia" w:ascii="黑体" w:hAnsi="黑体" w:eastAsia="黑体" w:cs="黑体"/>
+          <w:color w:val="808080" w:themeColor="background1" w:themeShade="80"/>
           <w:kern w:val="0"/>
           <w:sz w:val="18"/>
           <w:szCs w:val="18"/>
           <w:lang w:val="en-US" w:eastAsia="zh-CN"/>
         </w:rPr>
-        <w:t>阅晨：</w:t>
+        <w:t>：</w:t>
       </w:r>
       <w:r>
         <w:rPr>
@@ -7269,13 +7381,10 @@
           <w:rFonts w:hint="eastAsia" w:ascii="黑体" w:hAnsi="黑体" w:eastAsia="黑体" w:cs="黑体"/>
         </w:rPr>
       </w:pPr>
-      <w:bookmarkStart w:id="0" w:name="_GoBack"/>
-      <w:bookmarkEnd w:id="0"/>
     </w:p>
     <w:sectPr>
       <w:pgSz w:w="11906" w:h="16838"/>
       <w:pgMar w:top="567" w:right="567" w:bottom="567" w:left="567" w:header="851" w:footer="992" w:gutter="0"/>
-      <w:paperSrc/>
       <w:cols w:space="0" w:num="1"/>
       <w:rtlGutter w:val="0"/>
       <w:docGrid w:type="lines" w:linePitch="312" w:charSpace="0"/>

--- a/c/text/s.docx
+++ b/c/text/s.docx
@@ -1197,7 +1197,7 @@
           <w:sz w:val="18"/>
           <w:szCs w:val="18"/>
         </w:rPr>
-        <w:t>王淮：</w:t>
+        <w:t>诗语：</w:t>
       </w:r>
       <w:r>
         <w:rPr>
@@ -1275,6 +1275,8 @@
         </w:rPr>
         <w:t>世人惊艳</w:t>
       </w:r>
+      <w:bookmarkStart w:id="0" w:name="_GoBack"/>
+      <w:bookmarkEnd w:id="0"/>
     </w:p>
     <w:p>
       <w:pPr>
@@ -1354,7 +1356,7 @@
           <w:sz w:val="18"/>
           <w:szCs w:val="18"/>
         </w:rPr>
-        <w:t>诗语：</w:t>
+        <w:t>王淮：</w:t>
       </w:r>
       <w:r>
         <w:rPr>
@@ -6092,8 +6094,6 @@
         </w:rPr>
         <w:t>右手伸向右斜前方，不放下）</w:t>
       </w:r>
-      <w:bookmarkStart w:id="0" w:name="_GoBack"/>
-      <w:bookmarkEnd w:id="0"/>
     </w:p>
     <w:p>
       <w:pPr>
